--- a/ИУ5Ц-101Б_Васильев_В_М_НИРC.docx
+++ b/ИУ5Ц-101Б_Васильев_В_М_НИРC.docx
@@ -1333,34 +1333,55 @@
           <w:szCs w:val="28"/>
           <w:lang w:val="ru-RU"/>
         </w:rPr>
-        <w:t>____________</w:t>
-      </w:r>
+        <w:t>___________</w:t>
+      </w:r>
+      <w:proofErr w:type="gramStart"/>
       <w:r>
         <w:rPr>
           <w:rFonts w:ascii="Times New Roman" w:eastAsia="Times New Roman" w:hAnsi="Times New Roman" w:cs="Times New Roman"/>
           <w:sz w:val="28"/>
           <w:szCs w:val="28"/>
-        </w:rPr>
-        <w:t> </w:t>
+          <w:lang w:val="ru-RU"/>
+        </w:rPr>
+        <w:t>_</w:t>
       </w:r>
       <w:r>
         <w:rPr>
           <w:rFonts w:ascii="Times New Roman" w:eastAsia="Times New Roman" w:hAnsi="Times New Roman" w:cs="Times New Roman"/>
           <w:sz w:val="28"/>
           <w:szCs w:val="28"/>
-          <w:lang w:val="ru-RU"/>
-        </w:rPr>
-        <w:t xml:space="preserve"> </w:t>
+        </w:rPr>
+        <w:t> </w:t>
       </w:r>
       <w:r>
         <w:rPr>
           <w:rFonts w:ascii="Times New Roman" w:eastAsia="Times New Roman" w:hAnsi="Times New Roman" w:cs="Times New Roman"/>
           <w:sz w:val="28"/>
           <w:szCs w:val="28"/>
+          <w:lang w:val="ru-RU"/>
+        </w:rPr>
+        <w:t xml:space="preserve"> </w:t>
+      </w:r>
+      <w:r>
+        <w:rPr>
+          <w:rFonts w:ascii="Times New Roman" w:eastAsia="Times New Roman" w:hAnsi="Times New Roman" w:cs="Times New Roman"/>
+          <w:sz w:val="28"/>
+          <w:szCs w:val="28"/>
           <w:u w:val="single"/>
           <w:lang w:val="ru-RU"/>
         </w:rPr>
-        <w:t>В.И. Терехов</w:t>
+        <w:t>В.И.</w:t>
+      </w:r>
+      <w:proofErr w:type="gramEnd"/>
+      <w:r>
+        <w:rPr>
+          <w:rFonts w:ascii="Times New Roman" w:eastAsia="Times New Roman" w:hAnsi="Times New Roman" w:cs="Times New Roman"/>
+          <w:sz w:val="28"/>
+          <w:szCs w:val="28"/>
+          <w:u w:val="single"/>
+          <w:lang w:val="ru-RU"/>
+        </w:rPr>
+        <w:t xml:space="preserve"> Терехов</w:t>
       </w:r>
     </w:p>
     <w:p>
@@ -1374,6 +1395,7 @@
           <w:lang w:val="ru-RU"/>
         </w:rPr>
       </w:pPr>
+      <w:proofErr w:type="gramStart"/>
       <w:r>
         <w:rPr>
           <w:rFonts w:ascii="Times New Roman" w:eastAsia="Times New Roman" w:hAnsi="Times New Roman" w:cs="Times New Roman"/>
@@ -1381,7 +1403,17 @@
           <w:szCs w:val="28"/>
           <w:lang w:val="ru-RU"/>
         </w:rPr>
-        <w:t>« ____ » __________ 202</w:t>
+        <w:t>« _</w:t>
+      </w:r>
+      <w:proofErr w:type="gramEnd"/>
+      <w:r>
+        <w:rPr>
+          <w:rFonts w:ascii="Times New Roman" w:eastAsia="Times New Roman" w:hAnsi="Times New Roman" w:cs="Times New Roman"/>
+          <w:sz w:val="28"/>
+          <w:szCs w:val="28"/>
+          <w:lang w:val="ru-RU"/>
+        </w:rPr>
+        <w:t>___ » __________ 202</w:t>
       </w:r>
       <w:r>
         <w:rPr>
@@ -1489,17 +1521,38 @@
           <w:szCs w:val="28"/>
           <w:lang w:val="ru-RU"/>
         </w:rPr>
-        <w:t xml:space="preserve">по теме: </w:t>
-      </w:r>
+        <w:t xml:space="preserve">по </w:t>
+      </w:r>
+      <w:proofErr w:type="gramStart"/>
       <w:r>
         <w:rPr>
           <w:rFonts w:ascii="Times New Roman" w:eastAsia="Times New Roman" w:hAnsi="Times New Roman" w:cs="Times New Roman"/>
           <w:sz w:val="28"/>
           <w:szCs w:val="28"/>
+          <w:lang w:val="ru-RU"/>
+        </w:rPr>
+        <w:t xml:space="preserve">теме: </w:t>
+      </w:r>
+      <w:r>
+        <w:rPr>
+          <w:rFonts w:ascii="Times New Roman" w:eastAsia="Times New Roman" w:hAnsi="Times New Roman" w:cs="Times New Roman"/>
+          <w:sz w:val="28"/>
+          <w:szCs w:val="28"/>
           <w:u w:val="single"/>
           <w:lang w:val="ru-RU"/>
         </w:rPr>
-        <w:t xml:space="preserve">   Автоматизированная система проверки статей на плагиат с визуальным выделением заимствований в тексте</w:t>
+        <w:t xml:space="preserve">  </w:t>
+      </w:r>
+      <w:proofErr w:type="gramEnd"/>
+      <w:r>
+        <w:rPr>
+          <w:rFonts w:ascii="Times New Roman" w:eastAsia="Times New Roman" w:hAnsi="Times New Roman" w:cs="Times New Roman"/>
+          <w:sz w:val="28"/>
+          <w:szCs w:val="28"/>
+          <w:u w:val="single"/>
+          <w:lang w:val="ru-RU"/>
+        </w:rPr>
+        <w:t xml:space="preserve"> Автоматизированная система проверки статей на плагиат с визуальным выделением заимствований в тексте</w:t>
       </w:r>
       <w:r>
         <w:rPr>
@@ -1974,16 +2027,37 @@
           <w:u w:val="single"/>
           <w:lang w:val="ru-RU"/>
         </w:rPr>
-        <w:t>Расчетно-пояснительная записка, минимальный объем 18/ листов формата А4.</w:t>
-      </w:r>
+        <w:t>Расчетно-пояснительная записка, минимальный объем 18/ листов формата А</w:t>
+      </w:r>
+      <w:proofErr w:type="gramStart"/>
       <w:r>
         <w:rPr>
           <w:rFonts w:ascii="Times New Roman" w:eastAsia="Times New Roman" w:hAnsi="Times New Roman" w:cs="Times New Roman"/>
           <w:sz w:val="28"/>
           <w:szCs w:val="28"/>
-          <w:lang w:val="ru-RU"/>
-        </w:rPr>
-        <w:t>_____________</w:t>
+          <w:u w:val="single"/>
+          <w:lang w:val="ru-RU"/>
+        </w:rPr>
+        <w:t>4.</w:t>
+      </w:r>
+      <w:r>
+        <w:rPr>
+          <w:rFonts w:ascii="Times New Roman" w:eastAsia="Times New Roman" w:hAnsi="Times New Roman" w:cs="Times New Roman"/>
+          <w:sz w:val="28"/>
+          <w:szCs w:val="28"/>
+          <w:lang w:val="ru-RU"/>
+        </w:rPr>
+        <w:t>_</w:t>
+      </w:r>
+      <w:proofErr w:type="gramEnd"/>
+      <w:r>
+        <w:rPr>
+          <w:rFonts w:ascii="Times New Roman" w:eastAsia="Times New Roman" w:hAnsi="Times New Roman" w:cs="Times New Roman"/>
+          <w:sz w:val="28"/>
+          <w:szCs w:val="28"/>
+          <w:lang w:val="ru-RU"/>
+        </w:rPr>
+        <w:t>____________</w:t>
       </w:r>
     </w:p>
     <w:p>
@@ -2008,16 +2082,37 @@
           <w:u w:val="single"/>
           <w:lang w:val="ru-RU"/>
         </w:rPr>
-        <w:t>Приложения: графический (иллюстративный) материал (чертежи, схемы, диаграмма и т.п.)</w:t>
-      </w:r>
+        <w:t xml:space="preserve">Приложения: графический (иллюстративный) материал (чертежи, схемы, диаграмма и </w:t>
+      </w:r>
+      <w:proofErr w:type="gramStart"/>
       <w:r>
         <w:rPr>
           <w:rFonts w:ascii="Times New Roman" w:eastAsia="Times New Roman" w:hAnsi="Times New Roman" w:cs="Times New Roman"/>
           <w:sz w:val="28"/>
           <w:szCs w:val="28"/>
-          <w:lang w:val="ru-RU"/>
-        </w:rPr>
-        <w:t>___</w:t>
+          <w:u w:val="single"/>
+          <w:lang w:val="ru-RU"/>
+        </w:rPr>
+        <w:t>т.п.)</w:t>
+      </w:r>
+      <w:r>
+        <w:rPr>
+          <w:rFonts w:ascii="Times New Roman" w:eastAsia="Times New Roman" w:hAnsi="Times New Roman" w:cs="Times New Roman"/>
+          <w:sz w:val="28"/>
+          <w:szCs w:val="28"/>
+          <w:lang w:val="ru-RU"/>
+        </w:rPr>
+        <w:t>_</w:t>
+      </w:r>
+      <w:proofErr w:type="gramEnd"/>
+      <w:r>
+        <w:rPr>
+          <w:rFonts w:ascii="Times New Roman" w:eastAsia="Times New Roman" w:hAnsi="Times New Roman" w:cs="Times New Roman"/>
+          <w:sz w:val="28"/>
+          <w:szCs w:val="28"/>
+          <w:lang w:val="ru-RU"/>
+        </w:rPr>
+        <w:t>__</w:t>
       </w:r>
     </w:p>
     <w:p>
@@ -2931,7 +3026,12 @@
     <w:sdt>
       <w:sdtPr>
         <w:rPr>
-          <w:rFonts w:ascii="Times New Roman" w:hAnsi="Times New Roman" w:cs="Times New Roman"/>
+          <w:rFonts w:ascii="Times New Roman" w:eastAsiaTheme="minorEastAsia" w:hAnsi="Times New Roman" w:cs="Times New Roman"/>
+          <w:b w:val="0"/>
+          <w:bCs w:val="0"/>
+          <w:color w:val="auto"/>
+          <w:sz w:val="22"/>
+          <w:szCs w:val="22"/>
           <w:lang w:val="ru-RU"/>
         </w:rPr>
         <w:id w:val="-1194379289"/>
@@ -2942,8 +3042,6 @@
       </w:sdtPr>
       <w:sdtEndPr>
         <w:rPr>
-          <w:rFonts w:eastAsiaTheme="minorEastAsia"/>
-          <w:color w:val="auto"/>
           <w:lang w:val="en-US"/>
         </w:rPr>
       </w:sdtEndPr>
@@ -5957,6 +6055,7 @@
         </w:rPr>
         <w:t>, открываемый по адресу /</w:t>
       </w:r>
+      <w:proofErr w:type="gramStart"/>
       <w:r>
         <w:rPr>
           <w:rFonts w:cs="Times New Roman"/>
@@ -5970,7 +6069,16 @@
           <w:szCs w:val="28"/>
           <w:lang w:val="ru-RU"/>
         </w:rPr>
-        <w:t xml:space="preserve"> . Данный интерфейс</w:t>
+        <w:t xml:space="preserve"> .</w:t>
+      </w:r>
+      <w:proofErr w:type="gramEnd"/>
+      <w:r>
+        <w:rPr>
+          <w:rFonts w:cs="Times New Roman"/>
+          <w:szCs w:val="28"/>
+          <w:lang w:val="ru-RU"/>
+        </w:rPr>
+        <w:t xml:space="preserve"> Данный интерфейс</w:t>
       </w:r>
       <w:r>
         <w:rPr>
@@ -6535,39 +6643,7 @@
           <w:szCs w:val="28"/>
           <w:lang w:val="ru-RU"/>
         </w:rPr>
-        <w:t>обработке текстов, хранении индексов и построении отчётов. Для учебной</w:t>
-      </w:r>
-      <w:r>
-        <w:rPr>
-          <w:rFonts w:cs="Times New Roman"/>
-          <w:szCs w:val="28"/>
-          <w:lang w:val="ru-RU"/>
-        </w:rPr>
-        <w:t xml:space="preserve"> </w:t>
-      </w:r>
-      <w:r>
-        <w:rPr>
-          <w:rFonts w:cs="Times New Roman"/>
-          <w:szCs w:val="28"/>
-          <w:lang w:val="ru-RU"/>
-        </w:rPr>
-        <w:t>НИР это рационально, поскольку позволяет продемонстрировать именно</w:t>
-      </w:r>
-      <w:r>
-        <w:rPr>
-          <w:rFonts w:cs="Times New Roman"/>
-          <w:szCs w:val="28"/>
-          <w:lang w:val="ru-RU"/>
-        </w:rPr>
-        <w:t xml:space="preserve"> </w:t>
-      </w:r>
-      <w:r>
-        <w:rPr>
-          <w:rFonts w:cs="Times New Roman"/>
-          <w:szCs w:val="28"/>
-          <w:lang w:val="ru-RU"/>
-        </w:rPr>
-        <w:t>инженерную составляющую проекта.</w:t>
+        <w:t>обработке текстов, хранении индексов и построении отчётов.</w:t>
       </w:r>
     </w:p>
     <w:p>
@@ -6800,6 +6876,7 @@
         </w:rPr>
         <w:t xml:space="preserve">модуль </w:t>
       </w:r>
+      <w:proofErr w:type="gramStart"/>
       <w:r>
         <w:rPr>
           <w:rFonts w:cs="Times New Roman"/>
@@ -6830,7 +6907,16 @@
           <w:szCs w:val="28"/>
           <w:lang w:val="ru-RU"/>
         </w:rPr>
-        <w:t xml:space="preserve"> . В нём выполняются </w:t>
+        <w:t xml:space="preserve"> .</w:t>
+      </w:r>
+      <w:proofErr w:type="gramEnd"/>
+      <w:r>
+        <w:rPr>
+          <w:rFonts w:cs="Times New Roman"/>
+          <w:szCs w:val="28"/>
+          <w:lang w:val="ru-RU"/>
+        </w:rPr>
+        <w:t xml:space="preserve"> В нём выполняются </w:t>
       </w:r>
       <w:proofErr w:type="spellStart"/>
       <w:r>
@@ -7076,6 +7162,7 @@
         <w:t xml:space="preserve"> с использованием библиотеки </w:t>
       </w:r>
       <w:proofErr w:type="spellStart"/>
+      <w:proofErr w:type="gramStart"/>
       <w:r>
         <w:rPr>
           <w:rFonts w:cs="Times New Roman"/>
@@ -7090,7 +7177,16 @@
           <w:szCs w:val="28"/>
           <w:lang w:val="ru-RU"/>
         </w:rPr>
-        <w:t xml:space="preserve"> . Система принимает только </w:t>
+        <w:t xml:space="preserve"> .</w:t>
+      </w:r>
+      <w:proofErr w:type="gramEnd"/>
+      <w:r>
+        <w:rPr>
+          <w:rFonts w:cs="Times New Roman"/>
+          <w:szCs w:val="28"/>
+          <w:lang w:val="ru-RU"/>
+        </w:rPr>
+        <w:t xml:space="preserve"> Система принимает только </w:t>
       </w:r>
       <w:r>
         <w:rPr>
@@ -7105,7 +7201,39 @@
           <w:szCs w:val="28"/>
           <w:lang w:val="ru-RU"/>
         </w:rPr>
-        <w:t xml:space="preserve">-файлы; для </w:t>
+        <w:t>-файлы; для файлов</w:t>
+      </w:r>
+      <w:r>
+        <w:rPr>
+          <w:rFonts w:cs="Times New Roman"/>
+          <w:szCs w:val="28"/>
+          <w:lang w:val="ru-RU"/>
+        </w:rPr>
+        <w:t xml:space="preserve"> </w:t>
+      </w:r>
+      <w:r>
+        <w:rPr>
+          <w:rFonts w:cs="Times New Roman"/>
+          <w:szCs w:val="28"/>
+          <w:lang w:val="ru-RU"/>
+        </w:rPr>
+        <w:t>без</w:t>
+      </w:r>
+      <w:r>
+        <w:rPr>
+          <w:rFonts w:cs="Times New Roman"/>
+          <w:szCs w:val="28"/>
+          <w:lang w:val="ru-RU"/>
+        </w:rPr>
+        <w:t xml:space="preserve"> </w:t>
+      </w:r>
+      <w:r>
+        <w:rPr>
+          <w:rFonts w:cs="Times New Roman"/>
+          <w:szCs w:val="28"/>
+          <w:lang w:val="ru-RU"/>
+        </w:rPr>
+        <w:t xml:space="preserve">текстового слоя предусмотрена корректная обработка ошибки с </w:t>
       </w:r>
       <w:r>
         <w:rPr>
@@ -7114,39 +7242,7 @@
           <w:lang w:val="ru-RU"/>
         </w:rPr>
         <w:lastRenderedPageBreak/>
-        <w:t>файлов</w:t>
-      </w:r>
-      <w:r>
-        <w:rPr>
-          <w:rFonts w:cs="Times New Roman"/>
-          <w:szCs w:val="28"/>
-          <w:lang w:val="ru-RU"/>
-        </w:rPr>
-        <w:t xml:space="preserve"> </w:t>
-      </w:r>
-      <w:r>
-        <w:rPr>
-          <w:rFonts w:cs="Times New Roman"/>
-          <w:szCs w:val="28"/>
-          <w:lang w:val="ru-RU"/>
-        </w:rPr>
-        <w:t>без</w:t>
-      </w:r>
-      <w:r>
-        <w:rPr>
-          <w:rFonts w:cs="Times New Roman"/>
-          <w:szCs w:val="28"/>
-          <w:lang w:val="ru-RU"/>
-        </w:rPr>
-        <w:t xml:space="preserve"> </w:t>
-      </w:r>
-      <w:r>
-        <w:rPr>
-          <w:rFonts w:cs="Times New Roman"/>
-          <w:szCs w:val="28"/>
-          <w:lang w:val="ru-RU"/>
-        </w:rPr>
-        <w:t>текстового слоя предусмотрена корректная обработка ошибки с сообщением о</w:t>
+        <w:t>сообщением о</w:t>
       </w:r>
       <w:r>
         <w:rPr>
@@ -7821,58 +7917,66 @@
           <w:szCs w:val="28"/>
           <w:lang w:val="ru-RU"/>
         </w:rPr>
+        <w:t xml:space="preserve">После </w:t>
+      </w:r>
+      <w:proofErr w:type="spellStart"/>
+      <w:r>
+        <w:rPr>
+          <w:rFonts w:cs="Times New Roman"/>
+          <w:szCs w:val="28"/>
+          <w:lang w:val="ru-RU"/>
+        </w:rPr>
+        <w:t>токенизации</w:t>
+      </w:r>
+      <w:proofErr w:type="spellEnd"/>
+      <w:r>
+        <w:rPr>
+          <w:rFonts w:cs="Times New Roman"/>
+          <w:szCs w:val="28"/>
+          <w:lang w:val="ru-RU"/>
+        </w:rPr>
+        <w:t xml:space="preserve"> из последовательности слов строятся 3-граммы, то</w:t>
+      </w:r>
+      <w:r>
+        <w:rPr>
+          <w:rFonts w:cs="Times New Roman"/>
+          <w:szCs w:val="28"/>
+          <w:lang w:val="ru-RU"/>
+        </w:rPr>
+        <w:t xml:space="preserve"> </w:t>
+      </w:r>
+      <w:r>
+        <w:rPr>
+          <w:rFonts w:cs="Times New Roman"/>
+          <w:szCs w:val="28"/>
+          <w:lang w:val="ru-RU"/>
+        </w:rPr>
+        <w:t>есть фрагменты из трёх соседних токенов. Каждая такая группа соединяется</w:t>
+      </w:r>
+      <w:r>
+        <w:rPr>
+          <w:rFonts w:cs="Times New Roman"/>
+          <w:szCs w:val="28"/>
+          <w:lang w:val="ru-RU"/>
+        </w:rPr>
+        <w:t xml:space="preserve"> </w:t>
+      </w:r>
+      <w:r>
+        <w:rPr>
+          <w:rFonts w:cs="Times New Roman"/>
+          <w:szCs w:val="28"/>
+          <w:lang w:val="ru-RU"/>
+        </w:rPr>
+        <w:t xml:space="preserve">в строку </w:t>
+      </w:r>
+      <w:r>
+        <w:rPr>
+          <w:rFonts w:cs="Times New Roman"/>
+          <w:szCs w:val="28"/>
+          <w:lang w:val="ru-RU"/>
+        </w:rPr>
         <w:lastRenderedPageBreak/>
-        <w:t xml:space="preserve">После </w:t>
-      </w:r>
-      <w:proofErr w:type="spellStart"/>
-      <w:r>
-        <w:rPr>
-          <w:rFonts w:cs="Times New Roman"/>
-          <w:szCs w:val="28"/>
-          <w:lang w:val="ru-RU"/>
-        </w:rPr>
-        <w:t>токенизации</w:t>
-      </w:r>
-      <w:proofErr w:type="spellEnd"/>
-      <w:r>
-        <w:rPr>
-          <w:rFonts w:cs="Times New Roman"/>
-          <w:szCs w:val="28"/>
-          <w:lang w:val="ru-RU"/>
-        </w:rPr>
-        <w:t xml:space="preserve"> из последовательности слов строятся 3-граммы, то</w:t>
-      </w:r>
-      <w:r>
-        <w:rPr>
-          <w:rFonts w:cs="Times New Roman"/>
-          <w:szCs w:val="28"/>
-          <w:lang w:val="ru-RU"/>
-        </w:rPr>
-        <w:t xml:space="preserve"> </w:t>
-      </w:r>
-      <w:r>
-        <w:rPr>
-          <w:rFonts w:cs="Times New Roman"/>
-          <w:szCs w:val="28"/>
-          <w:lang w:val="ru-RU"/>
-        </w:rPr>
-        <w:t>есть фрагменты из трёх соседних токенов. Каждая такая группа соединяется</w:t>
-      </w:r>
-      <w:r>
-        <w:rPr>
-          <w:rFonts w:cs="Times New Roman"/>
-          <w:szCs w:val="28"/>
-          <w:lang w:val="ru-RU"/>
-        </w:rPr>
-        <w:t xml:space="preserve"> </w:t>
-      </w:r>
-      <w:r>
-        <w:rPr>
-          <w:rFonts w:cs="Times New Roman"/>
-          <w:szCs w:val="28"/>
-          <w:lang w:val="ru-RU"/>
-        </w:rPr>
-        <w:t xml:space="preserve">в строку и </w:t>
+        <w:t xml:space="preserve">и </w:t>
       </w:r>
       <w:proofErr w:type="spellStart"/>
       <w:r>
@@ -8236,6 +8340,7 @@
         </w:rPr>
         <w:t>_</w:t>
       </w:r>
+      <w:proofErr w:type="gramStart"/>
       <w:r>
         <w:rPr>
           <w:rFonts w:cs="Times New Roman"/>
@@ -8249,7 +8354,16 @@
           <w:szCs w:val="28"/>
           <w:lang w:val="ru-RU"/>
         </w:rPr>
-        <w:t xml:space="preserve"> , а количество токенов,</w:t>
+        <w:t xml:space="preserve"> ,</w:t>
+      </w:r>
+      <w:proofErr w:type="gramEnd"/>
+      <w:r>
+        <w:rPr>
+          <w:rFonts w:cs="Times New Roman"/>
+          <w:szCs w:val="28"/>
+          <w:lang w:val="ru-RU"/>
+        </w:rPr>
+        <w:t xml:space="preserve"> а количество токенов,</w:t>
       </w:r>
       <w:r>
         <w:rPr>
@@ -8545,54 +8659,54 @@
           <w:szCs w:val="28"/>
           <w:lang w:val="ru-RU"/>
         </w:rPr>
+        <w:t xml:space="preserve">Для управления схемой базы данных используются миграции </w:t>
+      </w:r>
+      <w:r>
+        <w:rPr>
+          <w:rFonts w:cs="Times New Roman"/>
+          <w:szCs w:val="28"/>
+        </w:rPr>
+        <w:t>Alembic</w:t>
+      </w:r>
+      <w:r>
+        <w:rPr>
+          <w:rFonts w:cs="Times New Roman"/>
+          <w:szCs w:val="28"/>
+          <w:lang w:val="ru-RU"/>
+        </w:rPr>
+        <w:t>. При</w:t>
+      </w:r>
+      <w:r>
+        <w:rPr>
+          <w:rFonts w:cs="Times New Roman"/>
+          <w:szCs w:val="28"/>
+          <w:lang w:val="ru-RU"/>
+        </w:rPr>
+        <w:t xml:space="preserve"> </w:t>
+      </w:r>
+      <w:r>
+        <w:rPr>
+          <w:rFonts w:cs="Times New Roman"/>
+          <w:szCs w:val="28"/>
+          <w:lang w:val="ru-RU"/>
+        </w:rPr>
+        <w:t>запуске приложения система может автоматически инициализировать базу</w:t>
+      </w:r>
+      <w:r>
+        <w:rPr>
+          <w:rFonts w:cs="Times New Roman"/>
+          <w:szCs w:val="28"/>
+          <w:lang w:val="ru-RU"/>
+        </w:rPr>
+        <w:t xml:space="preserve"> </w:t>
+      </w:r>
+      <w:r>
+        <w:rPr>
+          <w:rFonts w:cs="Times New Roman"/>
+          <w:szCs w:val="28"/>
+          <w:lang w:val="ru-RU"/>
+        </w:rPr>
         <w:lastRenderedPageBreak/>
-        <w:t xml:space="preserve">Для управления схемой базы данных используются миграции </w:t>
-      </w:r>
-      <w:r>
-        <w:rPr>
-          <w:rFonts w:cs="Times New Roman"/>
-          <w:szCs w:val="28"/>
-        </w:rPr>
-        <w:t>Alembic</w:t>
-      </w:r>
-      <w:r>
-        <w:rPr>
-          <w:rFonts w:cs="Times New Roman"/>
-          <w:szCs w:val="28"/>
-          <w:lang w:val="ru-RU"/>
-        </w:rPr>
-        <w:t>. При</w:t>
-      </w:r>
-      <w:r>
-        <w:rPr>
-          <w:rFonts w:cs="Times New Roman"/>
-          <w:szCs w:val="28"/>
-          <w:lang w:val="ru-RU"/>
-        </w:rPr>
-        <w:t xml:space="preserve"> </w:t>
-      </w:r>
-      <w:r>
-        <w:rPr>
-          <w:rFonts w:cs="Times New Roman"/>
-          <w:szCs w:val="28"/>
-          <w:lang w:val="ru-RU"/>
-        </w:rPr>
-        <w:t>запуске приложения система может автоматически инициализировать базу</w:t>
-      </w:r>
-      <w:r>
-        <w:rPr>
-          <w:rFonts w:cs="Times New Roman"/>
-          <w:szCs w:val="28"/>
-          <w:lang w:val="ru-RU"/>
-        </w:rPr>
-        <w:t xml:space="preserve"> </w:t>
-      </w:r>
-      <w:r>
-        <w:rPr>
-          <w:rFonts w:cs="Times New Roman"/>
-          <w:szCs w:val="28"/>
-          <w:lang w:val="ru-RU"/>
-        </w:rPr>
         <w:t>данных и применить актуальную версию схемы. Это упрощает развёртывание</w:t>
       </w:r>
       <w:r>
@@ -9222,92 +9336,110 @@
           <w:szCs w:val="28"/>
           <w:lang w:val="ru-RU"/>
         </w:rPr>
+        <w:t xml:space="preserve">Для ручной проверки </w:t>
+      </w:r>
+      <w:r>
+        <w:rPr>
+          <w:rFonts w:cs="Times New Roman"/>
+          <w:szCs w:val="28"/>
+        </w:rPr>
+        <w:t>API</w:t>
+      </w:r>
+      <w:r>
+        <w:rPr>
+          <w:rFonts w:cs="Times New Roman"/>
+          <w:szCs w:val="28"/>
+          <w:lang w:val="ru-RU"/>
+        </w:rPr>
+        <w:t xml:space="preserve"> используется автоматически формируемый</w:t>
+      </w:r>
+      <w:r>
+        <w:rPr>
+          <w:rFonts w:cs="Times New Roman"/>
+          <w:szCs w:val="28"/>
+          <w:lang w:val="ru-RU"/>
+        </w:rPr>
+        <w:t xml:space="preserve"> </w:t>
+      </w:r>
+      <w:r>
+        <w:rPr>
+          <w:rFonts w:cs="Times New Roman"/>
+          <w:szCs w:val="28"/>
+        </w:rPr>
+        <w:t>Swagger</w:t>
+      </w:r>
+      <w:r>
+        <w:rPr>
+          <w:rFonts w:cs="Times New Roman"/>
+          <w:szCs w:val="28"/>
+          <w:lang w:val="ru-RU"/>
+        </w:rPr>
+        <w:t xml:space="preserve"> </w:t>
+      </w:r>
+      <w:r>
+        <w:rPr>
+          <w:rFonts w:cs="Times New Roman"/>
+          <w:szCs w:val="28"/>
+        </w:rPr>
+        <w:t>UI</w:t>
+      </w:r>
+      <w:r>
+        <w:rPr>
+          <w:rFonts w:cs="Times New Roman"/>
+          <w:szCs w:val="28"/>
+          <w:lang w:val="ru-RU"/>
+        </w:rPr>
+        <w:t>, доступный по адресу /</w:t>
+      </w:r>
+      <w:proofErr w:type="gramStart"/>
+      <w:r>
+        <w:rPr>
+          <w:rFonts w:cs="Times New Roman"/>
+          <w:szCs w:val="28"/>
+        </w:rPr>
+        <w:t>docs</w:t>
+      </w:r>
+      <w:r>
+        <w:rPr>
+          <w:rFonts w:cs="Times New Roman"/>
+          <w:szCs w:val="28"/>
+          <w:lang w:val="ru-RU"/>
+        </w:rPr>
+        <w:t xml:space="preserve"> .</w:t>
+      </w:r>
+      <w:proofErr w:type="gramEnd"/>
+      <w:r>
+        <w:rPr>
+          <w:rFonts w:cs="Times New Roman"/>
+          <w:szCs w:val="28"/>
+          <w:lang w:val="ru-RU"/>
+        </w:rPr>
+        <w:t xml:space="preserve"> Он позволяет</w:t>
+      </w:r>
+      <w:r>
+        <w:rPr>
+          <w:rFonts w:cs="Times New Roman"/>
+          <w:szCs w:val="28"/>
+          <w:lang w:val="ru-RU"/>
+        </w:rPr>
+        <w:t xml:space="preserve"> </w:t>
+      </w:r>
+      <w:r>
+        <w:rPr>
+          <w:rFonts w:cs="Times New Roman"/>
+          <w:szCs w:val="28"/>
+          <w:lang w:val="ru-RU"/>
+        </w:rPr>
+        <w:t xml:space="preserve">выполнять запросы к </w:t>
+      </w:r>
+      <w:r>
+        <w:rPr>
+          <w:rFonts w:cs="Times New Roman"/>
+          <w:szCs w:val="28"/>
+          <w:lang w:val="ru-RU"/>
+        </w:rPr>
         <w:lastRenderedPageBreak/>
-        <w:t xml:space="preserve">Для ручной проверки </w:t>
-      </w:r>
-      <w:r>
-        <w:rPr>
-          <w:rFonts w:cs="Times New Roman"/>
-          <w:szCs w:val="28"/>
-        </w:rPr>
-        <w:t>API</w:t>
-      </w:r>
-      <w:r>
-        <w:rPr>
-          <w:rFonts w:cs="Times New Roman"/>
-          <w:szCs w:val="28"/>
-          <w:lang w:val="ru-RU"/>
-        </w:rPr>
-        <w:t xml:space="preserve"> используется автоматически формируемый</w:t>
-      </w:r>
-      <w:r>
-        <w:rPr>
-          <w:rFonts w:cs="Times New Roman"/>
-          <w:szCs w:val="28"/>
-          <w:lang w:val="ru-RU"/>
-        </w:rPr>
-        <w:t xml:space="preserve"> </w:t>
-      </w:r>
-      <w:r>
-        <w:rPr>
-          <w:rFonts w:cs="Times New Roman"/>
-          <w:szCs w:val="28"/>
-        </w:rPr>
-        <w:t>Swagger</w:t>
-      </w:r>
-      <w:r>
-        <w:rPr>
-          <w:rFonts w:cs="Times New Roman"/>
-          <w:szCs w:val="28"/>
-          <w:lang w:val="ru-RU"/>
-        </w:rPr>
-        <w:t xml:space="preserve"> </w:t>
-      </w:r>
-      <w:r>
-        <w:rPr>
-          <w:rFonts w:cs="Times New Roman"/>
-          <w:szCs w:val="28"/>
-        </w:rPr>
-        <w:t>UI</w:t>
-      </w:r>
-      <w:r>
-        <w:rPr>
-          <w:rFonts w:cs="Times New Roman"/>
-          <w:szCs w:val="28"/>
-          <w:lang w:val="ru-RU"/>
-        </w:rPr>
-        <w:t>, доступный по адресу /</w:t>
-      </w:r>
-      <w:r>
-        <w:rPr>
-          <w:rFonts w:cs="Times New Roman"/>
-          <w:szCs w:val="28"/>
-        </w:rPr>
-        <w:t>docs</w:t>
-      </w:r>
-      <w:r>
-        <w:rPr>
-          <w:rFonts w:cs="Times New Roman"/>
-          <w:szCs w:val="28"/>
-          <w:lang w:val="ru-RU"/>
-        </w:rPr>
-        <w:t xml:space="preserve"> . Он позволяет</w:t>
-      </w:r>
-      <w:r>
-        <w:rPr>
-          <w:rFonts w:cs="Times New Roman"/>
-          <w:szCs w:val="28"/>
-          <w:lang w:val="ru-RU"/>
-        </w:rPr>
-        <w:t xml:space="preserve"> </w:t>
-      </w:r>
-      <w:r>
-        <w:rPr>
-          <w:rFonts w:cs="Times New Roman"/>
-          <w:szCs w:val="28"/>
-          <w:lang w:val="ru-RU"/>
-        </w:rPr>
-        <w:t>выполнять запросы к основным конечным точкам системы, проверять</w:t>
+        <w:t>основным конечным точкам системы, проверять</w:t>
       </w:r>
       <w:r>
         <w:rPr>
@@ -9410,6 +9542,7 @@
         <w:t xml:space="preserve"> </w:t>
       </w:r>
       <w:proofErr w:type="spellStart"/>
+      <w:proofErr w:type="gramStart"/>
       <w:r>
         <w:rPr>
           <w:rFonts w:cs="Times New Roman"/>
@@ -9424,7 +9557,16 @@
           <w:szCs w:val="28"/>
           <w:lang w:val="ru-RU"/>
         </w:rPr>
-        <w:t xml:space="preserve"> . Набор тестов охватывает</w:t>
+        <w:t xml:space="preserve"> .</w:t>
+      </w:r>
+      <w:proofErr w:type="gramEnd"/>
+      <w:r>
+        <w:rPr>
+          <w:rFonts w:cs="Times New Roman"/>
+          <w:szCs w:val="28"/>
+          <w:lang w:val="ru-RU"/>
+        </w:rPr>
+        <w:t xml:space="preserve"> Набор тестов охватывает</w:t>
       </w:r>
       <w:r>
         <w:rPr>
@@ -12760,27 +12902,80 @@
     <w:p>
       <w:pPr>
         <w:pStyle w:val="BodyTextV"/>
+        <w:rPr>
+          <w:rFonts w:cs="Times New Roman"/>
+          <w:szCs w:val="28"/>
+          <w:lang w:val="ru-RU"/>
+        </w:rPr>
+      </w:pPr>
+      <w:r>
+        <w:rPr>
+          <w:rFonts w:cs="Times New Roman"/>
+          <w:szCs w:val="28"/>
+          <w:lang w:val="ru-RU"/>
+        </w:rPr>
+        <w:t xml:space="preserve">На диаграмме прецедентов, представленной на рисунке 4, показано взаимодействие пользователей с системой проверки текстовых документов на заимствования. Интерфейс системы логически разделён на две части: интерфейс работы с документами и интерфейс проверки и отчётов. Такое представление позволяет наглядно отразить основные сценарии использования </w:t>
+      </w:r>
+      <w:proofErr w:type="spellStart"/>
+      <w:r>
+        <w:rPr>
+          <w:rFonts w:cs="Times New Roman"/>
+          <w:szCs w:val="28"/>
+          <w:lang w:val="ru-RU"/>
+        </w:rPr>
+        <w:t>Swagger</w:t>
+      </w:r>
+      <w:proofErr w:type="spellEnd"/>
+      <w:r>
+        <w:rPr>
+          <w:rFonts w:cs="Times New Roman"/>
+          <w:szCs w:val="28"/>
+          <w:lang w:val="ru-RU"/>
+        </w:rPr>
+        <w:t xml:space="preserve"> UI в рамках разработанного проекта.</w:t>
+      </w:r>
+    </w:p>
+    <w:p>
+      <w:pPr>
+        <w:pStyle w:val="BodyTextV"/>
+        <w:rPr>
+          <w:rFonts w:cs="Times New Roman"/>
+          <w:szCs w:val="28"/>
+          <w:lang w:val="ru-RU"/>
+        </w:rPr>
+      </w:pPr>
+      <w:r>
+        <w:rPr>
+          <w:rFonts w:cs="Times New Roman"/>
+          <w:szCs w:val="28"/>
+          <w:lang w:val="ru-RU"/>
+        </w:rPr>
+        <w:t>Пользователь системы может создавать учётную запись и добавлять документ в систему. Добавление документа возможно двумя способами: загрузкой PDF-документа или вводом текста вручную. Преподаватель, в свою очередь, использует функции, связанные с настройкой правил исключения, запуском проверки на заимствования, просмотром результатов анализа, получением отчёта по проверке, просмотром архива уникальных работ и добавлением документов в архив.</w:t>
+      </w:r>
+    </w:p>
+    <w:p>
+      <w:pPr>
+        <w:pStyle w:val="BodyTextV"/>
         <w:spacing w:after="320"/>
         <w:ind w:firstLine="0"/>
         <w:jc w:val="center"/>
         <w:rPr>
-          <w:rFonts w:cs="Times New Roman"/>
-          <w:szCs w:val="28"/>
-          <w:lang w:val="ru-RU"/>
-        </w:rPr>
-      </w:pPr>
-      <w:r>
-        <w:rPr>
-          <w:rFonts w:cs="Times New Roman"/>
-          <w:szCs w:val="28"/>
-          <w:lang w:val="ru-RU"/>
+          <w:rFonts w:eastAsia="Calibri" w:cs="Times New Roman"/>
+          <w:color w:val="000000" w:themeColor="text1"/>
+          <w:szCs w:val="28"/>
+          <w:lang w:val="ru-RU" w:eastAsia="zh-CN"/>
+        </w:rPr>
+      </w:pPr>
+      <w:r>
+        <w:rPr>
+          <w:noProof/>
         </w:rPr>
         <w:lastRenderedPageBreak/>
         <w:drawing>
-          <wp:inline distT="0" distB="0" distL="0" distR="0" wp14:anchorId="1B13BA96" wp14:editId="484E6454">
-            <wp:extent cx="6120130" cy="5445125"/>
-            <wp:effectExtent l="0" t="0" r="0" b="3175"/>
-            <wp:docPr id="8" name="Рисунок 8"/>
+          <wp:inline distT="0" distB="0" distL="0" distR="0" wp14:anchorId="478F5017" wp14:editId="5E4BA25F">
+            <wp:extent cx="6120130" cy="6168390"/>
+            <wp:effectExtent l="0" t="0" r="0" b="3810"/>
+            <wp:docPr id="4" name="Рисунок 4"/>
             <wp:cNvGraphicFramePr>
               <a:graphicFrameLocks xmlns:a="http://schemas.openxmlformats.org/drawingml/2006/main" noChangeAspect="1"/>
             </wp:cNvGraphicFramePr>
@@ -12788,23 +12983,36 @@
               <a:graphicData uri="http://schemas.openxmlformats.org/drawingml/2006/picture">
                 <pic:pic xmlns:pic="http://schemas.openxmlformats.org/drawingml/2006/picture">
                   <pic:nvPicPr>
-                    <pic:cNvPr id="1" name=""/>
-                    <pic:cNvPicPr/>
+                    <pic:cNvPr id="0" name="Picture 1"/>
+                    <pic:cNvPicPr>
+                      <a:picLocks noChangeAspect="1" noChangeArrowheads="1"/>
+                    </pic:cNvPicPr>
                   </pic:nvPicPr>
                   <pic:blipFill>
-                    <a:blip r:embed="rId12"/>
+                    <a:blip r:embed="rId12">
+                      <a:extLst>
+                        <a:ext uri="{28A0092B-C50C-407E-A947-70E740481C1C}">
+                          <a14:useLocalDpi xmlns:a14="http://schemas.microsoft.com/office/drawing/2010/main" val="0"/>
+                        </a:ext>
+                      </a:extLst>
+                    </a:blip>
+                    <a:srcRect/>
                     <a:stretch>
                       <a:fillRect/>
                     </a:stretch>
                   </pic:blipFill>
-                  <pic:spPr>
+                  <pic:spPr bwMode="auto">
                     <a:xfrm>
                       <a:off x="0" y="0"/>
-                      <a:ext cx="6120130" cy="5445125"/>
+                      <a:ext cx="6120130" cy="6168390"/>
                     </a:xfrm>
                     <a:prstGeom prst="rect">
                       <a:avLst/>
                     </a:prstGeom>
+                    <a:noFill/>
+                    <a:ln>
+                      <a:noFill/>
+                    </a:ln>
                   </pic:spPr>
                 </pic:pic>
               </a:graphicData>
@@ -12819,9 +13027,8 @@
           <w:szCs w:val="28"/>
           <w:lang w:val="ru-RU" w:eastAsia="zh-CN"/>
         </w:rPr>
-        <w:t xml:space="preserve">Рисунок 4 – Главная страница </w:t>
-      </w:r>
-      <w:proofErr w:type="spellStart"/>
+        <w:t xml:space="preserve">Рисунок </w:t>
+      </w:r>
       <w:r>
         <w:rPr>
           <w:rFonts w:eastAsia="Calibri" w:cs="Times New Roman"/>
@@ -12829,9 +13036,8 @@
           <w:szCs w:val="28"/>
           <w:lang w:val="ru-RU" w:eastAsia="zh-CN"/>
         </w:rPr>
-        <w:t>Swagger</w:t>
-      </w:r>
-      <w:proofErr w:type="spellEnd"/>
+        <w:t>3</w:t>
+      </w:r>
       <w:r>
         <w:rPr>
           <w:rFonts w:eastAsia="Calibri" w:cs="Times New Roman"/>
@@ -12839,7 +13045,16 @@
           <w:szCs w:val="28"/>
           <w:lang w:val="ru-RU" w:eastAsia="zh-CN"/>
         </w:rPr>
-        <w:t xml:space="preserve"> UI с перечнем разделов API</w:t>
+        <w:t xml:space="preserve"> – </w:t>
+      </w:r>
+      <w:r>
+        <w:rPr>
+          <w:rFonts w:eastAsia="Calibri" w:cs="Times New Roman"/>
+          <w:color w:val="000000" w:themeColor="text1"/>
+          <w:szCs w:val="28"/>
+          <w:lang w:val="ru-RU" w:eastAsia="zh-CN"/>
+        </w:rPr>
+        <w:t>Диаграмма прецедентов</w:t>
       </w:r>
     </w:p>
     <w:p>
@@ -12857,118 +13072,7 @@
           <w:szCs w:val="28"/>
           <w:lang w:val="ru-RU"/>
         </w:rPr>
-        <w:t>На верхнем уровне интерфейса пользователь видит перечень логических</w:t>
-      </w:r>
-      <w:r>
-        <w:rPr>
-          <w:rFonts w:cs="Times New Roman"/>
-          <w:szCs w:val="28"/>
-          <w:lang w:val="ru-RU"/>
-        </w:rPr>
-        <w:t xml:space="preserve"> </w:t>
-      </w:r>
-      <w:r>
-        <w:rPr>
-          <w:rFonts w:cs="Times New Roman"/>
-          <w:szCs w:val="28"/>
-          <w:lang w:val="ru-RU"/>
-        </w:rPr>
-        <w:t xml:space="preserve">групп методов и краткое описание </w:t>
-      </w:r>
-      <w:r>
-        <w:rPr>
-          <w:rFonts w:cs="Times New Roman"/>
-          <w:szCs w:val="28"/>
-        </w:rPr>
-        <w:t>API</w:t>
-      </w:r>
-      <w:r>
-        <w:rPr>
-          <w:rFonts w:cs="Times New Roman"/>
-          <w:szCs w:val="28"/>
-          <w:lang w:val="ru-RU"/>
-        </w:rPr>
-        <w:t>. Каждая группа раскрывается</w:t>
-      </w:r>
-      <w:r>
-        <w:rPr>
-          <w:rFonts w:cs="Times New Roman"/>
-          <w:szCs w:val="28"/>
-          <w:lang w:val="ru-RU"/>
-        </w:rPr>
-        <w:t xml:space="preserve"> </w:t>
-      </w:r>
-      <w:r>
-        <w:rPr>
-          <w:rFonts w:cs="Times New Roman"/>
-          <w:szCs w:val="28"/>
-          <w:lang w:val="ru-RU"/>
-        </w:rPr>
-        <w:t>отдельно, поэтому с интерфейсом удобно работать поэтапно: сначала</w:t>
-      </w:r>
-      <w:r>
-        <w:rPr>
-          <w:rFonts w:cs="Times New Roman"/>
-          <w:szCs w:val="28"/>
-          <w:lang w:val="ru-RU"/>
-        </w:rPr>
-        <w:t xml:space="preserve"> </w:t>
-      </w:r>
-      <w:r>
-        <w:rPr>
-          <w:rFonts w:cs="Times New Roman"/>
-          <w:szCs w:val="28"/>
-          <w:lang w:val="ru-RU"/>
-        </w:rPr>
-        <w:t>подготовить данные, затем перейти к запуску проверки и только после</w:t>
-      </w:r>
-      <w:r>
-        <w:rPr>
-          <w:rFonts w:cs="Times New Roman"/>
-          <w:szCs w:val="28"/>
-          <w:lang w:val="ru-RU"/>
-        </w:rPr>
-        <w:t xml:space="preserve"> </w:t>
-      </w:r>
-      <w:r>
-        <w:rPr>
-          <w:rFonts w:cs="Times New Roman"/>
-          <w:szCs w:val="28"/>
-          <w:lang w:val="ru-RU"/>
-        </w:rPr>
-        <w:t>этого анализировать результат. Для демонстрации проекта на защите такой</w:t>
-      </w:r>
-      <w:r>
-        <w:rPr>
-          <w:rFonts w:cs="Times New Roman"/>
-          <w:szCs w:val="28"/>
-          <w:lang w:val="ru-RU"/>
-        </w:rPr>
-        <w:t xml:space="preserve"> </w:t>
-      </w:r>
-      <w:r>
-        <w:rPr>
-          <w:rFonts w:cs="Times New Roman"/>
-          <w:szCs w:val="28"/>
-          <w:lang w:val="ru-RU"/>
-        </w:rPr>
-        <w:t>формат также удобен, поскольку весь сценарий работы находится в одном</w:t>
-      </w:r>
-      <w:r>
-        <w:rPr>
-          <w:rFonts w:cs="Times New Roman"/>
-          <w:szCs w:val="28"/>
-          <w:lang w:val="ru-RU"/>
-        </w:rPr>
-        <w:t xml:space="preserve"> </w:t>
-      </w:r>
-      <w:r>
-        <w:rPr>
-          <w:rFonts w:cs="Times New Roman"/>
-          <w:szCs w:val="28"/>
-          <w:lang w:val="ru-RU"/>
-        </w:rPr>
-        <w:t>окне.</w:t>
+        <w:t>На основе диаграммы прецедентов видно, что разработанная система охватывает полный цикл работы с документами: от их загрузки и предварительной подготовки до выполнения проверки и анализа результата. Разделение функций между пользователем и преподавателем показывает, что в системе предусмотрены как базовые действия по вводу данных, так и расширенные операции, связанные с управлением проверкой и накоплением архива уникальных работ.</w:t>
       </w:r>
     </w:p>
     <w:p>
@@ -12986,1325 +13090,40 @@
           <w:szCs w:val="28"/>
           <w:lang w:val="ru-RU"/>
         </w:rPr>
-        <w:t xml:space="preserve">Внутри каждого метода </w:t>
-      </w:r>
-      <w:r>
-        <w:rPr>
-          <w:rFonts w:cs="Times New Roman"/>
-          <w:szCs w:val="28"/>
+        <w:lastRenderedPageBreak/>
+        <w:t xml:space="preserve">Практическая реализация указанных сценариев осуществляется через интерфейс </w:t>
+      </w:r>
+      <w:proofErr w:type="spellStart"/>
+      <w:r>
+        <w:rPr>
+          <w:rFonts w:cs="Times New Roman"/>
+          <w:szCs w:val="28"/>
+          <w:lang w:val="ru-RU"/>
         </w:rPr>
         <w:t>Swagger</w:t>
       </w:r>
-      <w:r>
-        <w:rPr>
-          <w:rFonts w:cs="Times New Roman"/>
-          <w:szCs w:val="28"/>
-          <w:lang w:val="ru-RU"/>
-        </w:rPr>
-        <w:t xml:space="preserve"> </w:t>
-      </w:r>
-      <w:r>
-        <w:rPr>
-          <w:rFonts w:cs="Times New Roman"/>
-          <w:szCs w:val="28"/>
-        </w:rPr>
-        <w:t>UI</w:t>
-      </w:r>
-      <w:r>
-        <w:rPr>
-          <w:rFonts w:cs="Times New Roman"/>
-          <w:szCs w:val="28"/>
-          <w:lang w:val="ru-RU"/>
-        </w:rPr>
-        <w:t xml:space="preserve"> отображает назначение маршрута,</w:t>
-      </w:r>
-      <w:r>
-        <w:rPr>
-          <w:rFonts w:cs="Times New Roman"/>
-          <w:szCs w:val="28"/>
-          <w:lang w:val="ru-RU"/>
-        </w:rPr>
-        <w:t xml:space="preserve"> </w:t>
-      </w:r>
-      <w:r>
-        <w:rPr>
-          <w:rFonts w:cs="Times New Roman"/>
-          <w:szCs w:val="28"/>
-          <w:lang w:val="ru-RU"/>
-        </w:rPr>
-        <w:t xml:space="preserve">набор параметров, схему тела запроса и ожидаемые ответы. После нажатия </w:t>
-      </w:r>
-      <w:r>
-        <w:rPr>
-          <w:rFonts w:cs="Times New Roman"/>
-          <w:szCs w:val="28"/>
-        </w:rPr>
-        <w:t>Try</w:t>
-      </w:r>
-      <w:r>
-        <w:rPr>
-          <w:rFonts w:cs="Times New Roman"/>
-          <w:szCs w:val="28"/>
-          <w:lang w:val="ru-RU"/>
-        </w:rPr>
-        <w:t xml:space="preserve"> </w:t>
-      </w:r>
-      <w:r>
-        <w:rPr>
-          <w:rFonts w:cs="Times New Roman"/>
-          <w:szCs w:val="28"/>
-        </w:rPr>
-        <w:t>it</w:t>
-      </w:r>
-      <w:r>
-        <w:rPr>
-          <w:rFonts w:cs="Times New Roman"/>
-          <w:szCs w:val="28"/>
-          <w:lang w:val="ru-RU"/>
-        </w:rPr>
-        <w:t xml:space="preserve"> </w:t>
-      </w:r>
-      <w:r>
-        <w:rPr>
-          <w:rFonts w:cs="Times New Roman"/>
-          <w:szCs w:val="28"/>
-        </w:rPr>
-        <w:t>out</w:t>
-      </w:r>
-      <w:r>
-        <w:rPr>
-          <w:rFonts w:cs="Times New Roman"/>
-          <w:szCs w:val="28"/>
-          <w:lang w:val="ru-RU"/>
-        </w:rPr>
-        <w:t xml:space="preserve"> и выполнения метода пользователь получает</w:t>
-      </w:r>
-      <w:r>
-        <w:rPr>
-          <w:rFonts w:cs="Times New Roman"/>
-          <w:szCs w:val="28"/>
-          <w:lang w:val="ru-RU"/>
-        </w:rPr>
-        <w:t xml:space="preserve"> </w:t>
-      </w:r>
-      <w:r>
-        <w:rPr>
-          <w:rFonts w:cs="Times New Roman"/>
-          <w:szCs w:val="28"/>
-        </w:rPr>
-        <w:t>HTTP</w:t>
-      </w:r>
-      <w:r>
-        <w:rPr>
-          <w:rFonts w:cs="Times New Roman"/>
-          <w:szCs w:val="28"/>
-          <w:lang w:val="ru-RU"/>
-        </w:rPr>
-        <w:t xml:space="preserve">-код, </w:t>
-      </w:r>
-      <w:r>
-        <w:rPr>
-          <w:rFonts w:cs="Times New Roman"/>
-          <w:szCs w:val="28"/>
-        </w:rPr>
-        <w:t>JSON</w:t>
-      </w:r>
-      <w:r>
-        <w:rPr>
-          <w:rFonts w:cs="Times New Roman"/>
-          <w:szCs w:val="28"/>
-          <w:lang w:val="ru-RU"/>
-        </w:rPr>
-        <w:t xml:space="preserve">-тело ответа </w:t>
-      </w:r>
-      <w:r>
-        <w:rPr>
-          <w:rFonts w:cs="Times New Roman"/>
-          <w:szCs w:val="28"/>
-          <w:lang w:val="ru-RU"/>
-        </w:rPr>
-        <w:lastRenderedPageBreak/>
-        <w:t>и, при наличии ошибки, поясняющее сообщение.</w:t>
-      </w:r>
-      <w:r>
-        <w:rPr>
-          <w:rFonts w:cs="Times New Roman"/>
-          <w:szCs w:val="28"/>
-          <w:lang w:val="ru-RU"/>
-        </w:rPr>
-        <w:t xml:space="preserve"> </w:t>
-      </w:r>
-      <w:r>
-        <w:rPr>
-          <w:rFonts w:cs="Times New Roman"/>
-          <w:szCs w:val="28"/>
-          <w:lang w:val="ru-RU"/>
-        </w:rPr>
-        <w:t xml:space="preserve">Таким образом, интерфейс не только документирует </w:t>
-      </w:r>
-      <w:r>
-        <w:rPr>
-          <w:rFonts w:cs="Times New Roman"/>
-          <w:szCs w:val="28"/>
-        </w:rPr>
-        <w:t>API</w:t>
-      </w:r>
-      <w:r>
-        <w:rPr>
-          <w:rFonts w:cs="Times New Roman"/>
-          <w:szCs w:val="28"/>
-          <w:lang w:val="ru-RU"/>
-        </w:rPr>
-        <w:t>, но и делает</w:t>
-      </w:r>
-      <w:r>
-        <w:rPr>
-          <w:rFonts w:cs="Times New Roman"/>
-          <w:szCs w:val="28"/>
-          <w:lang w:val="ru-RU"/>
-        </w:rPr>
-        <w:t xml:space="preserve"> </w:t>
-      </w:r>
-      <w:r>
-        <w:rPr>
-          <w:rFonts w:cs="Times New Roman"/>
-          <w:szCs w:val="28"/>
-          <w:lang w:val="ru-RU"/>
-        </w:rPr>
-        <w:t>поведение системы наглядным.</w:t>
+      <w:proofErr w:type="spellEnd"/>
+      <w:r>
+        <w:rPr>
+          <w:rFonts w:cs="Times New Roman"/>
+          <w:szCs w:val="28"/>
+          <w:lang w:val="ru-RU"/>
+        </w:rPr>
+        <w:t xml:space="preserve"> UI, который предоставляет доступ ко всем основным методам системы. На главной странице интерфейса пользователь может увидеть перечень логических групп API и перейти к вызову нужных операций.</w:t>
       </w:r>
     </w:p>
     <w:p>
       <w:pPr>
-        <w:pStyle w:val="aff8"/>
-        <w:ind w:firstLine="709"/>
-        <w:rPr>
-          <w:b/>
-          <w:bCs/>
-          <w:lang w:val="ru-RU"/>
-        </w:rPr>
-      </w:pPr>
-      <w:r>
-        <w:rPr>
-          <w:b/>
-          <w:bCs/>
-          <w:lang w:val="ru-RU"/>
-        </w:rPr>
-        <w:t>Описание интерфейса</w:t>
-      </w:r>
-    </w:p>
-    <w:p>
-      <w:pPr>
         <w:pStyle w:val="BodyTextV"/>
-        <w:rPr>
-          <w:rFonts w:cs="Times New Roman"/>
-          <w:szCs w:val="28"/>
-          <w:lang w:val="ru-RU"/>
-        </w:rPr>
-      </w:pPr>
-      <w:r>
-        <w:rPr>
-          <w:rFonts w:cs="Times New Roman"/>
-          <w:szCs w:val="28"/>
-          <w:lang w:val="ru-RU"/>
-        </w:rPr>
-        <w:t xml:space="preserve">Раздел </w:t>
-      </w:r>
-      <w:r>
-        <w:rPr>
-          <w:rFonts w:cs="Times New Roman"/>
-          <w:szCs w:val="28"/>
-        </w:rPr>
-        <w:t>users</w:t>
-      </w:r>
-      <w:r>
-        <w:rPr>
-          <w:rFonts w:cs="Times New Roman"/>
-          <w:szCs w:val="28"/>
-          <w:lang w:val="ru-RU"/>
-        </w:rPr>
-        <w:t xml:space="preserve"> подготавливает предметную область к</w:t>
-      </w:r>
-      <w:r>
-        <w:rPr>
-          <w:rFonts w:cs="Times New Roman"/>
-          <w:szCs w:val="28"/>
-          <w:lang w:val="ru-RU"/>
-        </w:rPr>
-        <w:t xml:space="preserve"> </w:t>
-      </w:r>
-      <w:r>
-        <w:rPr>
-          <w:rFonts w:cs="Times New Roman"/>
-          <w:szCs w:val="28"/>
-          <w:lang w:val="ru-RU"/>
-        </w:rPr>
-        <w:t>дальнейшей работе. После создания пользователя его идентификатор можно</w:t>
-      </w:r>
-      <w:r>
-        <w:rPr>
-          <w:rFonts w:cs="Times New Roman"/>
-          <w:szCs w:val="28"/>
-          <w:lang w:val="ru-RU"/>
-        </w:rPr>
-        <w:t xml:space="preserve"> </w:t>
-      </w:r>
-      <w:r>
-        <w:rPr>
-          <w:rFonts w:cs="Times New Roman"/>
-          <w:szCs w:val="28"/>
-          <w:lang w:val="ru-RU"/>
-        </w:rPr>
-        <w:t>использовать при добавлении документов. Даже в упрощённом варианте без</w:t>
-      </w:r>
-      <w:r>
-        <w:rPr>
-          <w:rFonts w:cs="Times New Roman"/>
-          <w:szCs w:val="28"/>
-          <w:lang w:val="ru-RU"/>
-        </w:rPr>
-        <w:t xml:space="preserve"> </w:t>
-      </w:r>
-      <w:r>
-        <w:rPr>
-          <w:rFonts w:cs="Times New Roman"/>
-          <w:szCs w:val="28"/>
-          <w:lang w:val="ru-RU"/>
-        </w:rPr>
-        <w:t>полноценной подсистемы входа это создаёт корректную связь между</w:t>
-      </w:r>
-      <w:r>
-        <w:rPr>
-          <w:rFonts w:cs="Times New Roman"/>
-          <w:szCs w:val="28"/>
-          <w:lang w:val="ru-RU"/>
-        </w:rPr>
-        <w:t xml:space="preserve"> </w:t>
-      </w:r>
-      <w:r>
-        <w:rPr>
-          <w:rFonts w:cs="Times New Roman"/>
-          <w:szCs w:val="28"/>
-          <w:lang w:val="ru-RU"/>
-        </w:rPr>
-        <w:t>документами и владельцами.</w:t>
-      </w:r>
-    </w:p>
-    <w:p>
-      <w:pPr>
-        <w:pStyle w:val="BodyTextV"/>
-        <w:rPr>
-          <w:rFonts w:cs="Times New Roman"/>
-          <w:szCs w:val="28"/>
-          <w:lang w:val="ru-RU"/>
-        </w:rPr>
-      </w:pPr>
-      <w:r>
-        <w:rPr>
-          <w:rFonts w:cs="Times New Roman"/>
-          <w:szCs w:val="28"/>
-          <w:lang w:val="ru-RU"/>
-        </w:rPr>
-        <w:t xml:space="preserve">Раздел </w:t>
-      </w:r>
-      <w:r>
-        <w:rPr>
-          <w:rFonts w:cs="Times New Roman"/>
-          <w:szCs w:val="28"/>
-        </w:rPr>
-        <w:t>documents</w:t>
-      </w:r>
-      <w:r>
-        <w:rPr>
-          <w:rFonts w:cs="Times New Roman"/>
-          <w:szCs w:val="28"/>
-          <w:lang w:val="ru-RU"/>
-        </w:rPr>
-        <w:t xml:space="preserve"> является основным на раннем этапе</w:t>
-      </w:r>
-      <w:r>
-        <w:rPr>
-          <w:rFonts w:cs="Times New Roman"/>
-          <w:szCs w:val="28"/>
-          <w:lang w:val="ru-RU"/>
-        </w:rPr>
-        <w:t xml:space="preserve"> </w:t>
-      </w:r>
-      <w:r>
-        <w:rPr>
-          <w:rFonts w:cs="Times New Roman"/>
-          <w:szCs w:val="28"/>
-          <w:lang w:val="ru-RU"/>
-        </w:rPr>
-        <w:t>сценария. Через него можно сохранить эталонный документ, добавить</w:t>
-      </w:r>
-      <w:r>
-        <w:rPr>
-          <w:rFonts w:cs="Times New Roman"/>
-          <w:szCs w:val="28"/>
-          <w:lang w:val="ru-RU"/>
-        </w:rPr>
-        <w:t xml:space="preserve"> </w:t>
-      </w:r>
-      <w:r>
-        <w:rPr>
-          <w:rFonts w:cs="Times New Roman"/>
-          <w:szCs w:val="28"/>
-          <w:lang w:val="ru-RU"/>
-        </w:rPr>
-        <w:t>проверяемую работу, прочитать список уже имеющихся материалов, изменить</w:t>
-      </w:r>
-      <w:r>
-        <w:rPr>
-          <w:rFonts w:cs="Times New Roman"/>
-          <w:szCs w:val="28"/>
-          <w:lang w:val="ru-RU"/>
-        </w:rPr>
-        <w:t xml:space="preserve"> </w:t>
-      </w:r>
-      <w:r>
-        <w:rPr>
-          <w:rFonts w:cs="Times New Roman"/>
-          <w:szCs w:val="28"/>
-          <w:lang w:val="ru-RU"/>
-        </w:rPr>
-        <w:t>их свойства или удалить ненужные записи. Возможность добавлять документы</w:t>
-      </w:r>
-      <w:r>
-        <w:rPr>
-          <w:rFonts w:cs="Times New Roman"/>
-          <w:szCs w:val="28"/>
-          <w:lang w:val="ru-RU"/>
-        </w:rPr>
-        <w:t xml:space="preserve"> </w:t>
-      </w:r>
-      <w:r>
-        <w:rPr>
-          <w:rFonts w:cs="Times New Roman"/>
-          <w:szCs w:val="28"/>
-          <w:lang w:val="ru-RU"/>
-        </w:rPr>
-        <w:t xml:space="preserve">как из текста, так и из </w:t>
-      </w:r>
-      <w:r>
-        <w:rPr>
-          <w:rFonts w:cs="Times New Roman"/>
-          <w:szCs w:val="28"/>
-        </w:rPr>
-        <w:t>PDF</w:t>
-      </w:r>
-      <w:r>
-        <w:rPr>
-          <w:rFonts w:cs="Times New Roman"/>
-          <w:szCs w:val="28"/>
-          <w:lang w:val="ru-RU"/>
-        </w:rPr>
-        <w:t xml:space="preserve"> делает этот раздел наиболее прикладным с</w:t>
-      </w:r>
-      <w:r>
-        <w:rPr>
-          <w:rFonts w:cs="Times New Roman"/>
-          <w:szCs w:val="28"/>
-          <w:lang w:val="ru-RU"/>
-        </w:rPr>
-        <w:t xml:space="preserve"> </w:t>
-      </w:r>
-      <w:r>
-        <w:rPr>
-          <w:rFonts w:cs="Times New Roman"/>
-          <w:szCs w:val="28"/>
-          <w:lang w:val="ru-RU"/>
-        </w:rPr>
-        <w:t>точки зрения практической работы пользователя.</w:t>
-      </w:r>
-    </w:p>
-    <w:p>
-      <w:pPr>
-        <w:pStyle w:val="BodyTextV"/>
-        <w:rPr>
-          <w:rFonts w:cs="Times New Roman"/>
-          <w:szCs w:val="28"/>
-          <w:lang w:val="ru-RU"/>
-        </w:rPr>
-      </w:pPr>
-      <w:r>
-        <w:rPr>
-          <w:rFonts w:cs="Times New Roman"/>
-          <w:szCs w:val="28"/>
-          <w:lang w:val="ru-RU"/>
-        </w:rPr>
-        <w:t xml:space="preserve">Раздел </w:t>
-      </w:r>
-      <w:r>
-        <w:rPr>
-          <w:rFonts w:cs="Times New Roman"/>
-          <w:szCs w:val="28"/>
-        </w:rPr>
-        <w:t>rules</w:t>
-      </w:r>
-      <w:r>
-        <w:rPr>
-          <w:rFonts w:cs="Times New Roman"/>
-          <w:szCs w:val="28"/>
-          <w:lang w:val="ru-RU"/>
-        </w:rPr>
-        <w:t xml:space="preserve"> отвечает за настройку правил исключений.</w:t>
-      </w:r>
-      <w:r>
-        <w:rPr>
-          <w:rFonts w:cs="Times New Roman"/>
-          <w:szCs w:val="28"/>
-          <w:lang w:val="ru-RU"/>
-        </w:rPr>
-        <w:t xml:space="preserve"> </w:t>
-      </w:r>
-      <w:r>
-        <w:rPr>
-          <w:rFonts w:cs="Times New Roman"/>
-          <w:szCs w:val="28"/>
-          <w:lang w:val="ru-RU"/>
-        </w:rPr>
-        <w:t>Здесь пользователь задаёт шаблоны, которые должны быть удалены из текста</w:t>
-      </w:r>
-      <w:r>
-        <w:rPr>
-          <w:rFonts w:cs="Times New Roman"/>
-          <w:szCs w:val="28"/>
-          <w:lang w:val="ru-RU"/>
-        </w:rPr>
-        <w:t xml:space="preserve"> </w:t>
-      </w:r>
-      <w:r>
-        <w:rPr>
-          <w:rFonts w:cs="Times New Roman"/>
-          <w:szCs w:val="28"/>
-          <w:lang w:val="ru-RU"/>
-        </w:rPr>
-        <w:t>перед анализом. Это важно, потому что без подобного механизма типовые</w:t>
-      </w:r>
-      <w:r>
-        <w:rPr>
-          <w:rFonts w:cs="Times New Roman"/>
-          <w:szCs w:val="28"/>
-          <w:lang w:val="ru-RU"/>
-        </w:rPr>
-        <w:t xml:space="preserve"> </w:t>
-      </w:r>
-      <w:r>
-        <w:rPr>
-          <w:rFonts w:cs="Times New Roman"/>
-          <w:szCs w:val="28"/>
-          <w:lang w:val="ru-RU"/>
-        </w:rPr>
-        <w:t>заголовки, служебные надписи и стандартные элементы оформления могли бы</w:t>
-      </w:r>
-      <w:r>
-        <w:rPr>
-          <w:rFonts w:cs="Times New Roman"/>
-          <w:szCs w:val="28"/>
-          <w:lang w:val="ru-RU"/>
-        </w:rPr>
-        <w:t xml:space="preserve"> </w:t>
-      </w:r>
-      <w:r>
-        <w:rPr>
-          <w:rFonts w:cs="Times New Roman"/>
-          <w:szCs w:val="28"/>
-          <w:lang w:val="ru-RU"/>
-        </w:rPr>
-        <w:t>искусственно занижать процент оригинальности.</w:t>
-      </w:r>
-    </w:p>
-    <w:p>
-      <w:pPr>
-        <w:pStyle w:val="BodyTextV"/>
-        <w:rPr>
-          <w:rFonts w:cs="Times New Roman"/>
-          <w:szCs w:val="28"/>
-          <w:lang w:val="ru-RU"/>
-        </w:rPr>
-      </w:pPr>
-      <w:r>
-        <w:rPr>
-          <w:rFonts w:cs="Times New Roman"/>
-          <w:szCs w:val="28"/>
-          <w:lang w:val="ru-RU"/>
-        </w:rPr>
-        <w:t xml:space="preserve">Раздел </w:t>
-      </w:r>
-      <w:r>
-        <w:rPr>
-          <w:rFonts w:cs="Times New Roman"/>
-          <w:szCs w:val="28"/>
-        </w:rPr>
-        <w:t>checks</w:t>
-      </w:r>
-      <w:r>
-        <w:rPr>
-          <w:rFonts w:cs="Times New Roman"/>
-          <w:szCs w:val="28"/>
-          <w:lang w:val="ru-RU"/>
-        </w:rPr>
-        <w:t xml:space="preserve"> является центральным с точки зрения логики</w:t>
-      </w:r>
-      <w:r>
-        <w:rPr>
-          <w:rFonts w:cs="Times New Roman"/>
-          <w:szCs w:val="28"/>
-          <w:lang w:val="ru-RU"/>
-        </w:rPr>
-        <w:t xml:space="preserve"> </w:t>
-      </w:r>
-      <w:r>
-        <w:rPr>
-          <w:rFonts w:cs="Times New Roman"/>
-          <w:szCs w:val="28"/>
-          <w:lang w:val="ru-RU"/>
-        </w:rPr>
-        <w:t>системы. Именно через него пользователь запускает анализ текста и</w:t>
-      </w:r>
-      <w:r>
-        <w:rPr>
-          <w:rFonts w:cs="Times New Roman"/>
-          <w:szCs w:val="28"/>
-          <w:lang w:val="ru-RU"/>
-        </w:rPr>
-        <w:t xml:space="preserve"> </w:t>
-      </w:r>
-      <w:r>
-        <w:rPr>
-          <w:rFonts w:cs="Times New Roman"/>
-          <w:szCs w:val="28"/>
-          <w:lang w:val="ru-RU"/>
-        </w:rPr>
-        <w:t>получает основной результат. Ответ включает процент оригинальности,</w:t>
-      </w:r>
-      <w:r>
-        <w:rPr>
-          <w:rFonts w:cs="Times New Roman"/>
-          <w:szCs w:val="28"/>
-          <w:lang w:val="ru-RU"/>
-        </w:rPr>
-        <w:t xml:space="preserve"> </w:t>
-      </w:r>
-      <w:r>
-        <w:rPr>
-          <w:rFonts w:cs="Times New Roman"/>
-          <w:szCs w:val="28"/>
-          <w:lang w:val="ru-RU"/>
-        </w:rPr>
-        <w:t>число совпавших токенов, перечень источников, обработанный текст и</w:t>
-      </w:r>
-      <w:r>
-        <w:rPr>
-          <w:rFonts w:cs="Times New Roman"/>
-          <w:szCs w:val="28"/>
-          <w:lang w:val="ru-RU"/>
-        </w:rPr>
-        <w:t xml:space="preserve"> </w:t>
-      </w:r>
-      <w:r>
-        <w:rPr>
-          <w:rFonts w:cs="Times New Roman"/>
-          <w:szCs w:val="28"/>
-        </w:rPr>
-        <w:t>HTML</w:t>
-      </w:r>
-      <w:r>
-        <w:rPr>
-          <w:rFonts w:cs="Times New Roman"/>
-          <w:szCs w:val="28"/>
-          <w:lang w:val="ru-RU"/>
-        </w:rPr>
-        <w:t>-фрагмент с визуальным выделением. После этого через дополнительные</w:t>
-      </w:r>
-      <w:r>
-        <w:rPr>
-          <w:rFonts w:cs="Times New Roman"/>
-          <w:szCs w:val="28"/>
-          <w:lang w:val="ru-RU"/>
-        </w:rPr>
-        <w:t xml:space="preserve"> </w:t>
-      </w:r>
-      <w:r>
-        <w:rPr>
-          <w:rFonts w:cs="Times New Roman"/>
-          <w:szCs w:val="28"/>
-          <w:lang w:val="ru-RU"/>
-        </w:rPr>
-        <w:t>методы можно прочитать подробный отчёт или скорректировать итоговый</w:t>
-      </w:r>
-      <w:r>
-        <w:rPr>
-          <w:rFonts w:cs="Times New Roman"/>
-          <w:szCs w:val="28"/>
-          <w:lang w:val="ru-RU"/>
-        </w:rPr>
-        <w:t xml:space="preserve"> </w:t>
-      </w:r>
-      <w:r>
-        <w:rPr>
-          <w:rFonts w:cs="Times New Roman"/>
-          <w:szCs w:val="28"/>
-          <w:lang w:val="ru-RU"/>
-        </w:rPr>
-        <w:t>показатель.</w:t>
-      </w:r>
-    </w:p>
-    <w:p>
-      <w:pPr>
-        <w:pStyle w:val="BodyTextV"/>
-        <w:rPr>
-          <w:rFonts w:cs="Times New Roman"/>
-          <w:szCs w:val="28"/>
-          <w:lang w:val="ru-RU"/>
-        </w:rPr>
-      </w:pPr>
-      <w:r>
-        <w:rPr>
-          <w:rFonts w:cs="Times New Roman"/>
-          <w:szCs w:val="28"/>
-          <w:lang w:val="ru-RU"/>
-        </w:rPr>
-        <w:t xml:space="preserve">Раздел </w:t>
-      </w:r>
-      <w:r>
-        <w:rPr>
-          <w:rFonts w:cs="Times New Roman"/>
-          <w:szCs w:val="28"/>
-        </w:rPr>
-        <w:t>archive</w:t>
-      </w:r>
-      <w:r>
-        <w:rPr>
-          <w:rFonts w:cs="Times New Roman"/>
-          <w:szCs w:val="28"/>
-          <w:lang w:val="ru-RU"/>
-        </w:rPr>
-        <w:t xml:space="preserve"> завершает рабочий цикл и позволяет</w:t>
-      </w:r>
-      <w:r>
-        <w:rPr>
-          <w:rFonts w:cs="Times New Roman"/>
-          <w:szCs w:val="28"/>
-          <w:lang w:val="ru-RU"/>
-        </w:rPr>
-        <w:t xml:space="preserve"> </w:t>
-      </w:r>
-      <w:r>
-        <w:rPr>
-          <w:rFonts w:cs="Times New Roman"/>
-          <w:szCs w:val="28"/>
-          <w:lang w:val="ru-RU"/>
-        </w:rPr>
-        <w:t>увидеть список документов, признанных уникальными. Это подчёркивает, что</w:t>
-      </w:r>
-      <w:r>
-        <w:rPr>
-          <w:rFonts w:cs="Times New Roman"/>
-          <w:szCs w:val="28"/>
-          <w:lang w:val="ru-RU"/>
-        </w:rPr>
-        <w:t xml:space="preserve"> </w:t>
-      </w:r>
-      <w:r>
-        <w:rPr>
-          <w:rFonts w:cs="Times New Roman"/>
-          <w:szCs w:val="28"/>
-          <w:lang w:val="ru-RU"/>
-        </w:rPr>
-        <w:t>система не ограничивается единичной проверкой, а постепенно формирует</w:t>
-      </w:r>
-      <w:r>
-        <w:rPr>
-          <w:rFonts w:cs="Times New Roman"/>
-          <w:szCs w:val="28"/>
-          <w:lang w:val="ru-RU"/>
-        </w:rPr>
-        <w:t xml:space="preserve"> </w:t>
-      </w:r>
-      <w:r>
-        <w:rPr>
-          <w:rFonts w:cs="Times New Roman"/>
-          <w:szCs w:val="28"/>
-          <w:lang w:val="ru-RU"/>
-        </w:rPr>
-        <w:t>собственный архив, который затем участвует в новых сравнениях. Для</w:t>
-      </w:r>
-      <w:r>
-        <w:rPr>
-          <w:rFonts w:cs="Times New Roman"/>
-          <w:szCs w:val="28"/>
-          <w:lang w:val="ru-RU"/>
-        </w:rPr>
-        <w:t xml:space="preserve"> </w:t>
-      </w:r>
-      <w:r>
-        <w:rPr>
-          <w:rFonts w:cs="Times New Roman"/>
-          <w:szCs w:val="28"/>
-          <w:lang w:val="ru-RU"/>
-        </w:rPr>
-        <w:t xml:space="preserve">локальной </w:t>
-      </w:r>
-      <w:proofErr w:type="spellStart"/>
-      <w:r>
-        <w:rPr>
-          <w:rFonts w:cs="Times New Roman"/>
-          <w:szCs w:val="28"/>
-          <w:lang w:val="ru-RU"/>
-        </w:rPr>
-        <w:t>антиплагиатной</w:t>
-      </w:r>
-      <w:proofErr w:type="spellEnd"/>
-      <w:r>
-        <w:rPr>
-          <w:rFonts w:cs="Times New Roman"/>
-          <w:szCs w:val="28"/>
-          <w:lang w:val="ru-RU"/>
-        </w:rPr>
-        <w:t xml:space="preserve"> системы это одна из ключевых характеристик.</w:t>
-      </w:r>
-    </w:p>
-    <w:p>
-      <w:pPr>
-        <w:pStyle w:val="BodyTextV"/>
-        <w:rPr>
-          <w:rFonts w:cs="Times New Roman"/>
-          <w:szCs w:val="28"/>
-          <w:lang w:val="ru-RU"/>
-        </w:rPr>
-      </w:pPr>
-      <w:r>
-        <w:rPr>
-          <w:rFonts w:cs="Times New Roman"/>
-          <w:szCs w:val="28"/>
-          <w:lang w:val="ru-RU"/>
-        </w:rPr>
-        <w:lastRenderedPageBreak/>
-        <w:t>Ниже приведён типовой сценарий взаимодействия пользователя с системой</w:t>
-      </w:r>
-      <w:r>
-        <w:rPr>
-          <w:rFonts w:cs="Times New Roman"/>
-          <w:szCs w:val="28"/>
-          <w:lang w:val="ru-RU"/>
-        </w:rPr>
-        <w:t xml:space="preserve"> </w:t>
-      </w:r>
-      <w:r>
-        <w:rPr>
-          <w:rFonts w:cs="Times New Roman"/>
-          <w:szCs w:val="28"/>
-          <w:lang w:val="ru-RU"/>
-        </w:rPr>
-        <w:t xml:space="preserve">через </w:t>
-      </w:r>
-      <w:r>
-        <w:rPr>
-          <w:rFonts w:cs="Times New Roman"/>
-          <w:szCs w:val="28"/>
-        </w:rPr>
-        <w:t>Swagger</w:t>
-      </w:r>
-      <w:r>
-        <w:rPr>
-          <w:rFonts w:cs="Times New Roman"/>
-          <w:szCs w:val="28"/>
-          <w:lang w:val="ru-RU"/>
-        </w:rPr>
-        <w:t xml:space="preserve"> </w:t>
-      </w:r>
-      <w:r>
-        <w:rPr>
-          <w:rFonts w:cs="Times New Roman"/>
-          <w:szCs w:val="28"/>
-        </w:rPr>
-        <w:t>UI</w:t>
-      </w:r>
-      <w:r>
-        <w:rPr>
-          <w:rFonts w:cs="Times New Roman"/>
-          <w:szCs w:val="28"/>
-          <w:lang w:val="ru-RU"/>
-        </w:rPr>
-        <w:t>:</w:t>
-      </w:r>
-    </w:p>
-    <w:p>
-      <w:pPr>
-        <w:pStyle w:val="BodyTextV"/>
-        <w:rPr>
-          <w:rFonts w:cs="Times New Roman"/>
-          <w:szCs w:val="28"/>
-          <w:lang w:val="ru-RU"/>
-        </w:rPr>
-      </w:pPr>
-      <w:r>
-        <w:rPr>
-          <w:rFonts w:cs="Times New Roman"/>
-          <w:szCs w:val="28"/>
-          <w:lang w:val="ru-RU"/>
-        </w:rPr>
-        <w:t xml:space="preserve">1. Вызов </w:t>
-      </w:r>
-      <w:r>
-        <w:rPr>
-          <w:rFonts w:cs="Times New Roman"/>
-          <w:szCs w:val="28"/>
-        </w:rPr>
-        <w:t>POST</w:t>
-      </w:r>
-      <w:r>
-        <w:rPr>
-          <w:rFonts w:cs="Times New Roman"/>
-          <w:szCs w:val="28"/>
-          <w:lang w:val="ru-RU"/>
-        </w:rPr>
-        <w:t xml:space="preserve"> /</w:t>
-      </w:r>
-      <w:r>
-        <w:rPr>
-          <w:rFonts w:cs="Times New Roman"/>
-          <w:szCs w:val="28"/>
-        </w:rPr>
-        <w:t>users</w:t>
-      </w:r>
-      <w:r>
-        <w:rPr>
-          <w:rFonts w:cs="Times New Roman"/>
-          <w:szCs w:val="28"/>
-          <w:lang w:val="ru-RU"/>
-        </w:rPr>
-        <w:t xml:space="preserve"> для создания пользователя.</w:t>
-      </w:r>
-    </w:p>
-    <w:p>
-      <w:pPr>
-        <w:pStyle w:val="BodyTextV"/>
-        <w:rPr>
-          <w:rFonts w:cs="Times New Roman"/>
-          <w:szCs w:val="28"/>
-          <w:lang w:val="ru-RU"/>
-        </w:rPr>
-      </w:pPr>
-      <w:r>
-        <w:rPr>
-          <w:rFonts w:cs="Times New Roman"/>
-          <w:szCs w:val="28"/>
-          <w:lang w:val="ru-RU"/>
-        </w:rPr>
-        <w:t xml:space="preserve">2. Вызов </w:t>
-      </w:r>
-      <w:r>
-        <w:rPr>
-          <w:rFonts w:cs="Times New Roman"/>
-          <w:szCs w:val="28"/>
-        </w:rPr>
-        <w:t>POST</w:t>
-      </w:r>
-      <w:r>
-        <w:rPr>
-          <w:rFonts w:cs="Times New Roman"/>
-          <w:szCs w:val="28"/>
-          <w:lang w:val="ru-RU"/>
-        </w:rPr>
-        <w:t xml:space="preserve"> /</w:t>
-      </w:r>
-      <w:r>
-        <w:rPr>
-          <w:rFonts w:cs="Times New Roman"/>
-          <w:szCs w:val="28"/>
-        </w:rPr>
-        <w:t>documents</w:t>
-      </w:r>
-      <w:r>
-        <w:rPr>
-          <w:rFonts w:cs="Times New Roman"/>
-          <w:szCs w:val="28"/>
-          <w:lang w:val="ru-RU"/>
-        </w:rPr>
-        <w:t xml:space="preserve"> или </w:t>
-      </w:r>
-      <w:r>
-        <w:rPr>
-          <w:rFonts w:cs="Times New Roman"/>
-          <w:szCs w:val="28"/>
-        </w:rPr>
-        <w:t>POST</w:t>
-      </w:r>
-      <w:r>
-        <w:rPr>
-          <w:rFonts w:cs="Times New Roman"/>
-          <w:szCs w:val="28"/>
-          <w:lang w:val="ru-RU"/>
-        </w:rPr>
-        <w:t xml:space="preserve"> /</w:t>
-      </w:r>
-      <w:r>
-        <w:rPr>
-          <w:rFonts w:cs="Times New Roman"/>
-          <w:szCs w:val="28"/>
-        </w:rPr>
-        <w:t>documents</w:t>
-      </w:r>
-      <w:r>
-        <w:rPr>
-          <w:rFonts w:cs="Times New Roman"/>
-          <w:szCs w:val="28"/>
-          <w:lang w:val="ru-RU"/>
-        </w:rPr>
-        <w:t>/</w:t>
-      </w:r>
-      <w:r>
-        <w:rPr>
-          <w:rFonts w:cs="Times New Roman"/>
-          <w:szCs w:val="28"/>
-        </w:rPr>
-        <w:t>upload</w:t>
-      </w:r>
-      <w:r>
-        <w:rPr>
-          <w:rFonts w:cs="Times New Roman"/>
-          <w:szCs w:val="28"/>
-          <w:lang w:val="ru-RU"/>
-        </w:rPr>
-        <w:t xml:space="preserve"> для добавления исходных</w:t>
-      </w:r>
-      <w:r>
-        <w:rPr>
-          <w:rFonts w:cs="Times New Roman"/>
-          <w:szCs w:val="28"/>
-          <w:lang w:val="ru-RU"/>
-        </w:rPr>
-        <w:t xml:space="preserve"> </w:t>
-      </w:r>
-      <w:r>
-        <w:rPr>
-          <w:rFonts w:cs="Times New Roman"/>
-          <w:szCs w:val="28"/>
-          <w:lang w:val="ru-RU"/>
-        </w:rPr>
-        <w:t>документов.</w:t>
-      </w:r>
-    </w:p>
-    <w:p>
-      <w:pPr>
-        <w:pStyle w:val="BodyTextV"/>
-        <w:rPr>
-          <w:rFonts w:cs="Times New Roman"/>
-          <w:szCs w:val="28"/>
-          <w:lang w:val="ru-RU"/>
-        </w:rPr>
-      </w:pPr>
-      <w:r>
-        <w:rPr>
-          <w:rFonts w:cs="Times New Roman"/>
-          <w:szCs w:val="28"/>
-          <w:lang w:val="ru-RU"/>
-        </w:rPr>
-        <w:t xml:space="preserve">3. При необходимости вызов </w:t>
-      </w:r>
-      <w:r>
-        <w:rPr>
-          <w:rFonts w:cs="Times New Roman"/>
-          <w:szCs w:val="28"/>
-        </w:rPr>
-        <w:t>POST</w:t>
-      </w:r>
-      <w:r>
-        <w:rPr>
-          <w:rFonts w:cs="Times New Roman"/>
-          <w:szCs w:val="28"/>
-          <w:lang w:val="ru-RU"/>
-        </w:rPr>
-        <w:t xml:space="preserve"> /</w:t>
-      </w:r>
-      <w:r>
-        <w:rPr>
-          <w:rFonts w:cs="Times New Roman"/>
-          <w:szCs w:val="28"/>
-        </w:rPr>
-        <w:t>rules</w:t>
-      </w:r>
-      <w:r>
-        <w:rPr>
-          <w:rFonts w:cs="Times New Roman"/>
-          <w:szCs w:val="28"/>
-          <w:lang w:val="ru-RU"/>
-        </w:rPr>
-        <w:t>/</w:t>
-      </w:r>
-      <w:r>
-        <w:rPr>
-          <w:rFonts w:cs="Times New Roman"/>
-          <w:szCs w:val="28"/>
-        </w:rPr>
-        <w:t>exclusions</w:t>
-      </w:r>
-      <w:r>
-        <w:rPr>
-          <w:rFonts w:cs="Times New Roman"/>
-          <w:szCs w:val="28"/>
-          <w:lang w:val="ru-RU"/>
-        </w:rPr>
-        <w:t xml:space="preserve"> для</w:t>
-      </w:r>
-      <w:r>
-        <w:rPr>
-          <w:rFonts w:cs="Times New Roman"/>
-          <w:szCs w:val="28"/>
-          <w:lang w:val="ru-RU"/>
-        </w:rPr>
-        <w:t xml:space="preserve"> </w:t>
-      </w:r>
-      <w:r>
-        <w:rPr>
-          <w:rFonts w:cs="Times New Roman"/>
-          <w:szCs w:val="28"/>
-          <w:lang w:val="ru-RU"/>
-        </w:rPr>
-        <w:t>настройки исключаемых шаблонов.</w:t>
-      </w:r>
-    </w:p>
-    <w:p>
-      <w:pPr>
-        <w:pStyle w:val="BodyTextV"/>
-        <w:rPr>
-          <w:rFonts w:cs="Times New Roman"/>
-          <w:szCs w:val="28"/>
-          <w:lang w:val="ru-RU"/>
-        </w:rPr>
-      </w:pPr>
-      <w:r>
-        <w:rPr>
-          <w:rFonts w:cs="Times New Roman"/>
-          <w:szCs w:val="28"/>
-          <w:lang w:val="ru-RU"/>
-        </w:rPr>
-        <w:t xml:space="preserve">4. Вызов </w:t>
-      </w:r>
-      <w:r>
-        <w:rPr>
-          <w:rFonts w:cs="Times New Roman"/>
-          <w:szCs w:val="28"/>
-        </w:rPr>
-        <w:t>POST</w:t>
-      </w:r>
-      <w:r>
-        <w:rPr>
-          <w:rFonts w:cs="Times New Roman"/>
-          <w:szCs w:val="28"/>
-          <w:lang w:val="ru-RU"/>
-        </w:rPr>
-        <w:t xml:space="preserve"> /</w:t>
-      </w:r>
-      <w:r>
-        <w:rPr>
-          <w:rFonts w:cs="Times New Roman"/>
-          <w:szCs w:val="28"/>
-        </w:rPr>
-        <w:t>checks</w:t>
-      </w:r>
-      <w:r>
-        <w:rPr>
-          <w:rFonts w:cs="Times New Roman"/>
-          <w:szCs w:val="28"/>
-          <w:lang w:val="ru-RU"/>
-        </w:rPr>
-        <w:t xml:space="preserve"> для запуска проверки текста или</w:t>
-      </w:r>
-      <w:r>
-        <w:rPr>
-          <w:rFonts w:cs="Times New Roman"/>
-          <w:szCs w:val="28"/>
-          <w:lang w:val="ru-RU"/>
-        </w:rPr>
-        <w:t xml:space="preserve"> </w:t>
-      </w:r>
-      <w:r>
-        <w:rPr>
-          <w:rFonts w:cs="Times New Roman"/>
-          <w:szCs w:val="28"/>
-          <w:lang w:val="ru-RU"/>
-        </w:rPr>
-        <w:t>ранее сохранённого документа.</w:t>
-      </w:r>
-    </w:p>
-    <w:p>
-      <w:pPr>
-        <w:pStyle w:val="BodyTextV"/>
-        <w:rPr>
-          <w:rFonts w:cs="Times New Roman"/>
-          <w:szCs w:val="28"/>
-        </w:rPr>
-      </w:pPr>
-      <w:r>
-        <w:rPr>
-          <w:rFonts w:cs="Times New Roman"/>
-          <w:szCs w:val="28"/>
-        </w:rPr>
-        <w:t xml:space="preserve">5. </w:t>
-      </w:r>
-      <w:proofErr w:type="spellStart"/>
-      <w:r>
-        <w:rPr>
-          <w:rFonts w:cs="Times New Roman"/>
-          <w:szCs w:val="28"/>
-        </w:rPr>
-        <w:t>Анализ</w:t>
-      </w:r>
-      <w:proofErr w:type="spellEnd"/>
-      <w:r>
-        <w:rPr>
-          <w:rFonts w:cs="Times New Roman"/>
-          <w:szCs w:val="28"/>
-        </w:rPr>
-        <w:t xml:space="preserve"> </w:t>
-      </w:r>
-      <w:proofErr w:type="spellStart"/>
-      <w:r>
-        <w:rPr>
-          <w:rFonts w:cs="Times New Roman"/>
-          <w:szCs w:val="28"/>
-        </w:rPr>
-        <w:t>результата</w:t>
-      </w:r>
-      <w:proofErr w:type="spellEnd"/>
-      <w:r>
-        <w:rPr>
-          <w:rFonts w:cs="Times New Roman"/>
-          <w:szCs w:val="28"/>
-        </w:rPr>
-        <w:t xml:space="preserve"> </w:t>
-      </w:r>
-      <w:proofErr w:type="spellStart"/>
-      <w:r>
-        <w:rPr>
-          <w:rFonts w:cs="Times New Roman"/>
-          <w:szCs w:val="28"/>
-        </w:rPr>
-        <w:t>через</w:t>
-      </w:r>
-      <w:proofErr w:type="spellEnd"/>
-      <w:r>
-        <w:rPr>
-          <w:rFonts w:cs="Times New Roman"/>
-          <w:szCs w:val="28"/>
-        </w:rPr>
-        <w:t xml:space="preserve"> GET /checks/{</w:t>
-      </w:r>
-      <w:proofErr w:type="spellStart"/>
-      <w:r>
-        <w:rPr>
-          <w:rFonts w:cs="Times New Roman"/>
-          <w:szCs w:val="28"/>
-        </w:rPr>
-        <w:t>check_id</w:t>
-      </w:r>
-      <w:proofErr w:type="spellEnd"/>
-      <w:r>
-        <w:rPr>
-          <w:rFonts w:cs="Times New Roman"/>
-          <w:szCs w:val="28"/>
-        </w:rPr>
-        <w:t>} и GET /checks/{</w:t>
-      </w:r>
-      <w:proofErr w:type="spellStart"/>
-      <w:r>
-        <w:rPr>
-          <w:rFonts w:cs="Times New Roman"/>
-          <w:szCs w:val="28"/>
-        </w:rPr>
-        <w:t>check_id</w:t>
-      </w:r>
-      <w:proofErr w:type="spellEnd"/>
-      <w:r>
-        <w:rPr>
-          <w:rFonts w:cs="Times New Roman"/>
-          <w:szCs w:val="28"/>
-        </w:rPr>
-        <w:t>}/report .</w:t>
-      </w:r>
-    </w:p>
-    <w:p>
-      <w:pPr>
-        <w:pStyle w:val="BodyTextV"/>
-        <w:rPr>
-          <w:rFonts w:cs="Times New Roman"/>
-          <w:szCs w:val="28"/>
-          <w:lang w:val="ru-RU"/>
-        </w:rPr>
-      </w:pPr>
-      <w:r>
-        <w:rPr>
-          <w:rFonts w:cs="Times New Roman"/>
-          <w:szCs w:val="28"/>
-        </w:rPr>
-        <w:t>6. При необходимости изменение процента оригинальности или добавление</w:t>
-      </w:r>
-      <w:r>
-        <w:rPr>
-          <w:rFonts w:cs="Times New Roman"/>
-          <w:szCs w:val="28"/>
-        </w:rPr>
-        <w:t xml:space="preserve"> </w:t>
-      </w:r>
-      <w:r>
-        <w:rPr>
-          <w:rFonts w:cs="Times New Roman"/>
-          <w:szCs w:val="28"/>
-        </w:rPr>
-        <w:t xml:space="preserve">документа в </w:t>
-      </w:r>
-      <w:proofErr w:type="spellStart"/>
-      <w:r>
-        <w:rPr>
-          <w:rFonts w:cs="Times New Roman"/>
-          <w:szCs w:val="28"/>
-        </w:rPr>
-        <w:t>архив</w:t>
-      </w:r>
-      <w:proofErr w:type="spellEnd"/>
-      <w:r>
-        <w:rPr>
-          <w:rFonts w:cs="Times New Roman"/>
-          <w:szCs w:val="28"/>
-        </w:rPr>
-        <w:t xml:space="preserve"> </w:t>
-      </w:r>
-      <w:proofErr w:type="spellStart"/>
-      <w:r>
-        <w:rPr>
-          <w:rFonts w:cs="Times New Roman"/>
-          <w:szCs w:val="28"/>
-        </w:rPr>
-        <w:t>уникальных</w:t>
-      </w:r>
-      <w:proofErr w:type="spellEnd"/>
-      <w:r>
-        <w:rPr>
-          <w:rFonts w:cs="Times New Roman"/>
-          <w:szCs w:val="28"/>
-        </w:rPr>
-        <w:t xml:space="preserve"> </w:t>
-      </w:r>
-      <w:proofErr w:type="spellStart"/>
-      <w:r>
-        <w:rPr>
-          <w:rFonts w:cs="Times New Roman"/>
-          <w:szCs w:val="28"/>
-        </w:rPr>
-        <w:t>работ</w:t>
-      </w:r>
-      <w:proofErr w:type="spellEnd"/>
-      <w:r>
-        <w:rPr>
-          <w:rFonts w:cs="Times New Roman"/>
-          <w:szCs w:val="28"/>
-        </w:rPr>
-        <w:t>.</w:t>
-      </w:r>
+        <w:spacing w:after="320"/>
+        <w:ind w:firstLine="0"/>
+        <w:jc w:val="center"/>
+        <w:rPr>
+          <w:rFonts w:cs="Times New Roman"/>
+          <w:szCs w:val="28"/>
+          <w:lang w:val="ru-RU"/>
+        </w:rPr>
+      </w:pPr>
       <w:r>
         <w:rPr>
           <w:rFonts w:cs="Times New Roman"/>
@@ -14312,19 +13131,11 @@
           <w:szCs w:val="28"/>
           <w:lang w:val="ru-RU"/>
         </w:rPr>
-        <w:t xml:space="preserve"> </w:t>
-      </w:r>
-      <w:r>
-        <w:rPr>
-          <w:rFonts w:cs="Times New Roman"/>
-          <w:noProof/>
-          <w:szCs w:val="28"/>
-        </w:rPr>
         <w:drawing>
-          <wp:inline distT="0" distB="0" distL="0" distR="0" wp14:anchorId="2C1B5752" wp14:editId="66E58DC4">
-            <wp:extent cx="6120130" cy="3493770"/>
-            <wp:effectExtent l="0" t="0" r="0" b="0"/>
-            <wp:docPr id="10" name="Рисунок 10"/>
+          <wp:inline distT="0" distB="0" distL="0" distR="0" wp14:anchorId="1B13BA96" wp14:editId="484E6454">
+            <wp:extent cx="6120130" cy="5445125"/>
+            <wp:effectExtent l="0" t="0" r="0" b="3175"/>
+            <wp:docPr id="8" name="Рисунок 8"/>
             <wp:cNvGraphicFramePr>
               <a:graphicFrameLocks xmlns:a="http://schemas.openxmlformats.org/drawingml/2006/main" noChangeAspect="1"/>
             </wp:cNvGraphicFramePr>
@@ -14344,7 +13155,7 @@
                   <pic:spPr>
                     <a:xfrm>
                       <a:off x="0" y="0"/>
-                      <a:ext cx="6120130" cy="3493770"/>
+                      <a:ext cx="6120130" cy="5445125"/>
                     </a:xfrm>
                     <a:prstGeom prst="rect">
                       <a:avLst/>
@@ -14356,118 +13167,1451 @@
           </wp:inline>
         </w:drawing>
       </w:r>
+      <w:r>
+        <w:rPr>
+          <w:rFonts w:eastAsia="Calibri" w:cs="Times New Roman"/>
+          <w:color w:val="000000" w:themeColor="text1"/>
+          <w:szCs w:val="28"/>
+          <w:lang w:val="ru-RU" w:eastAsia="zh-CN"/>
+        </w:rPr>
+        <w:t xml:space="preserve">Рисунок 4 – Главная страница </w:t>
+      </w:r>
+      <w:proofErr w:type="spellStart"/>
+      <w:r>
+        <w:rPr>
+          <w:rFonts w:eastAsia="Calibri" w:cs="Times New Roman"/>
+          <w:color w:val="000000" w:themeColor="text1"/>
+          <w:szCs w:val="28"/>
+          <w:lang w:val="ru-RU" w:eastAsia="zh-CN"/>
+        </w:rPr>
+        <w:t>Swagger</w:t>
+      </w:r>
+      <w:proofErr w:type="spellEnd"/>
+      <w:r>
+        <w:rPr>
+          <w:rFonts w:eastAsia="Calibri" w:cs="Times New Roman"/>
+          <w:color w:val="000000" w:themeColor="text1"/>
+          <w:szCs w:val="28"/>
+          <w:lang w:val="ru-RU" w:eastAsia="zh-CN"/>
+        </w:rPr>
+        <w:t xml:space="preserve"> UI с перечнем разделов API</w:t>
+      </w:r>
     </w:p>
     <w:p>
       <w:pPr>
-        <w:spacing w:after="320" w:line="360" w:lineRule="auto"/>
-        <w:jc w:val="center"/>
-        <w:rPr>
-          <w:rFonts w:ascii="Times New Roman" w:eastAsia="Calibri" w:hAnsi="Times New Roman" w:cs="Times New Roman"/>
-          <w:color w:val="000000" w:themeColor="text1"/>
-          <w:sz w:val="28"/>
-          <w:szCs w:val="28"/>
-          <w:lang w:val="ru-RU" w:eastAsia="zh-CN"/>
-        </w:rPr>
-      </w:pPr>
-      <w:r>
-        <w:rPr>
-          <w:rFonts w:ascii="Times New Roman" w:eastAsia="Calibri" w:hAnsi="Times New Roman" w:cs="Times New Roman"/>
-          <w:color w:val="000000" w:themeColor="text1"/>
-          <w:sz w:val="28"/>
-          <w:szCs w:val="28"/>
-          <w:lang w:val="ru-RU" w:eastAsia="zh-CN"/>
-        </w:rPr>
-        <w:t xml:space="preserve">Рисунок </w:t>
-      </w:r>
-      <w:r>
-        <w:rPr>
-          <w:rFonts w:ascii="Times New Roman" w:eastAsia="Calibri" w:hAnsi="Times New Roman" w:cs="Times New Roman"/>
-          <w:color w:val="000000" w:themeColor="text1"/>
-          <w:sz w:val="28"/>
-          <w:szCs w:val="28"/>
-          <w:lang w:val="ru-RU" w:eastAsia="zh-CN"/>
-        </w:rPr>
-        <w:t>5</w:t>
-      </w:r>
-      <w:r>
-        <w:rPr>
-          <w:rFonts w:ascii="Times New Roman" w:eastAsia="Calibri" w:hAnsi="Times New Roman" w:cs="Times New Roman"/>
-          <w:color w:val="000000" w:themeColor="text1"/>
-          <w:sz w:val="28"/>
-          <w:szCs w:val="28"/>
-          <w:lang w:val="ru-RU" w:eastAsia="zh-CN"/>
-        </w:rPr>
-        <w:t xml:space="preserve"> – Выполнение метода POST /</w:t>
-      </w:r>
-      <w:proofErr w:type="spellStart"/>
-      <w:r>
-        <w:rPr>
-          <w:rFonts w:ascii="Times New Roman" w:eastAsia="Calibri" w:hAnsi="Times New Roman" w:cs="Times New Roman"/>
-          <w:color w:val="000000" w:themeColor="text1"/>
-          <w:sz w:val="28"/>
-          <w:szCs w:val="28"/>
-          <w:lang w:val="ru-RU" w:eastAsia="zh-CN"/>
-        </w:rPr>
-        <w:t>checks</w:t>
-      </w:r>
-      <w:proofErr w:type="spellEnd"/>
-      <w:r>
-        <w:rPr>
-          <w:rFonts w:ascii="Times New Roman" w:eastAsia="Calibri" w:hAnsi="Times New Roman" w:cs="Times New Roman"/>
-          <w:color w:val="000000" w:themeColor="text1"/>
-          <w:sz w:val="28"/>
-          <w:szCs w:val="28"/>
-          <w:lang w:val="ru-RU" w:eastAsia="zh-CN"/>
-        </w:rPr>
-        <w:t xml:space="preserve"> в </w:t>
-      </w:r>
-      <w:proofErr w:type="spellStart"/>
-      <w:r>
-        <w:rPr>
-          <w:rFonts w:ascii="Times New Roman" w:eastAsia="Calibri" w:hAnsi="Times New Roman" w:cs="Times New Roman"/>
-          <w:color w:val="000000" w:themeColor="text1"/>
-          <w:sz w:val="28"/>
-          <w:szCs w:val="28"/>
-          <w:lang w:val="ru-RU" w:eastAsia="zh-CN"/>
-        </w:rPr>
-        <w:t>Swagger</w:t>
-      </w:r>
-      <w:proofErr w:type="spellEnd"/>
-      <w:r>
-        <w:rPr>
-          <w:rFonts w:ascii="Times New Roman" w:eastAsia="Calibri" w:hAnsi="Times New Roman" w:cs="Times New Roman"/>
-          <w:color w:val="000000" w:themeColor="text1"/>
-          <w:sz w:val="28"/>
-          <w:szCs w:val="28"/>
-          <w:lang w:val="ru-RU" w:eastAsia="zh-CN"/>
-        </w:rPr>
-        <w:t xml:space="preserve"> UI</w:t>
+        <w:pStyle w:val="BodyTextV"/>
+        <w:rPr>
+          <w:rFonts w:cs="Times New Roman"/>
+          <w:szCs w:val="28"/>
+          <w:lang w:val="ru-RU"/>
+        </w:rPr>
+      </w:pPr>
+      <w:r>
+        <w:rPr>
+          <w:rFonts w:cs="Times New Roman"/>
+          <w:szCs w:val="28"/>
+          <w:lang w:val="ru-RU"/>
+        </w:rPr>
+        <w:t>На верхнем уровне интерфейса пользователь видит перечень логических</w:t>
+      </w:r>
+      <w:r>
+        <w:rPr>
+          <w:rFonts w:cs="Times New Roman"/>
+          <w:szCs w:val="28"/>
+          <w:lang w:val="ru-RU"/>
+        </w:rPr>
+        <w:t xml:space="preserve"> </w:t>
+      </w:r>
+      <w:r>
+        <w:rPr>
+          <w:rFonts w:cs="Times New Roman"/>
+          <w:szCs w:val="28"/>
+          <w:lang w:val="ru-RU"/>
+        </w:rPr>
+        <w:t xml:space="preserve">групп методов и краткое описание </w:t>
+      </w:r>
+      <w:r>
+        <w:rPr>
+          <w:rFonts w:cs="Times New Roman"/>
+          <w:szCs w:val="28"/>
+        </w:rPr>
+        <w:t>API</w:t>
+      </w:r>
+      <w:r>
+        <w:rPr>
+          <w:rFonts w:cs="Times New Roman"/>
+          <w:szCs w:val="28"/>
+          <w:lang w:val="ru-RU"/>
+        </w:rPr>
+        <w:t>. Каждая группа раскрывается</w:t>
+      </w:r>
+      <w:r>
+        <w:rPr>
+          <w:rFonts w:cs="Times New Roman"/>
+          <w:szCs w:val="28"/>
+          <w:lang w:val="ru-RU"/>
+        </w:rPr>
+        <w:t xml:space="preserve"> </w:t>
+      </w:r>
+      <w:r>
+        <w:rPr>
+          <w:rFonts w:cs="Times New Roman"/>
+          <w:szCs w:val="28"/>
+          <w:lang w:val="ru-RU"/>
+        </w:rPr>
+        <w:t>отдельно, поэтому с интерфейсом удобно работать поэтапно: сначала</w:t>
+      </w:r>
+      <w:r>
+        <w:rPr>
+          <w:rFonts w:cs="Times New Roman"/>
+          <w:szCs w:val="28"/>
+          <w:lang w:val="ru-RU"/>
+        </w:rPr>
+        <w:t xml:space="preserve"> </w:t>
+      </w:r>
+      <w:r>
+        <w:rPr>
+          <w:rFonts w:cs="Times New Roman"/>
+          <w:szCs w:val="28"/>
+          <w:lang w:val="ru-RU"/>
+        </w:rPr>
+        <w:t>подготовить данные, затем перейти к запуску проверки и только после</w:t>
+      </w:r>
+      <w:r>
+        <w:rPr>
+          <w:rFonts w:cs="Times New Roman"/>
+          <w:szCs w:val="28"/>
+          <w:lang w:val="ru-RU"/>
+        </w:rPr>
+        <w:t xml:space="preserve"> </w:t>
+      </w:r>
+      <w:r>
+        <w:rPr>
+          <w:rFonts w:cs="Times New Roman"/>
+          <w:szCs w:val="28"/>
+          <w:lang w:val="ru-RU"/>
+        </w:rPr>
+        <w:t>этого анализировать результат.</w:t>
       </w:r>
     </w:p>
     <w:p>
       <w:pPr>
         <w:pStyle w:val="BodyTextV"/>
-        <w:spacing w:after="320"/>
-        <w:ind w:firstLine="0"/>
-        <w:jc w:val="center"/>
-        <w:rPr>
-          <w:rFonts w:cs="Times New Roman"/>
-          <w:szCs w:val="28"/>
-          <w:lang w:val="ru-RU"/>
-        </w:rPr>
-      </w:pPr>
-      <w:r>
-        <w:rPr>
-          <w:rFonts w:cs="Times New Roman"/>
-          <w:szCs w:val="28"/>
-          <w:lang w:val="ru-RU"/>
+        <w:rPr>
+          <w:rFonts w:cs="Times New Roman"/>
+          <w:szCs w:val="28"/>
+          <w:lang w:val="ru-RU"/>
+        </w:rPr>
+      </w:pPr>
+      <w:r>
+        <w:rPr>
+          <w:rFonts w:cs="Times New Roman"/>
+          <w:szCs w:val="28"/>
+          <w:lang w:val="ru-RU"/>
+        </w:rPr>
+        <w:t xml:space="preserve">Внутри каждого метода </w:t>
+      </w:r>
+      <w:r>
+        <w:rPr>
+          <w:rFonts w:cs="Times New Roman"/>
+          <w:szCs w:val="28"/>
+        </w:rPr>
+        <w:t>Swagger</w:t>
+      </w:r>
+      <w:r>
+        <w:rPr>
+          <w:rFonts w:cs="Times New Roman"/>
+          <w:szCs w:val="28"/>
+          <w:lang w:val="ru-RU"/>
+        </w:rPr>
+        <w:t xml:space="preserve"> </w:t>
+      </w:r>
+      <w:r>
+        <w:rPr>
+          <w:rFonts w:cs="Times New Roman"/>
+          <w:szCs w:val="28"/>
+        </w:rPr>
+        <w:t>UI</w:t>
+      </w:r>
+      <w:r>
+        <w:rPr>
+          <w:rFonts w:cs="Times New Roman"/>
+          <w:szCs w:val="28"/>
+          <w:lang w:val="ru-RU"/>
+        </w:rPr>
+        <w:t xml:space="preserve"> отображает назначение маршрута,</w:t>
+      </w:r>
+      <w:r>
+        <w:rPr>
+          <w:rFonts w:cs="Times New Roman"/>
+          <w:szCs w:val="28"/>
+          <w:lang w:val="ru-RU"/>
+        </w:rPr>
+        <w:t xml:space="preserve"> </w:t>
+      </w:r>
+      <w:r>
+        <w:rPr>
+          <w:rFonts w:cs="Times New Roman"/>
+          <w:szCs w:val="28"/>
+          <w:lang w:val="ru-RU"/>
+        </w:rPr>
+        <w:t xml:space="preserve">набор параметров, схему тела запроса и ожидаемые ответы. После нажатия </w:t>
+      </w:r>
+      <w:r>
+        <w:rPr>
+          <w:rFonts w:cs="Times New Roman"/>
+          <w:szCs w:val="28"/>
+        </w:rPr>
+        <w:t>Try</w:t>
+      </w:r>
+      <w:r>
+        <w:rPr>
+          <w:rFonts w:cs="Times New Roman"/>
+          <w:szCs w:val="28"/>
+          <w:lang w:val="ru-RU"/>
+        </w:rPr>
+        <w:t xml:space="preserve"> </w:t>
+      </w:r>
+      <w:r>
+        <w:rPr>
+          <w:rFonts w:cs="Times New Roman"/>
+          <w:szCs w:val="28"/>
         </w:rPr>
         <w:lastRenderedPageBreak/>
+        <w:t>it</w:t>
+      </w:r>
+      <w:r>
+        <w:rPr>
+          <w:rFonts w:cs="Times New Roman"/>
+          <w:szCs w:val="28"/>
+          <w:lang w:val="ru-RU"/>
+        </w:rPr>
+        <w:t xml:space="preserve"> </w:t>
+      </w:r>
+      <w:r>
+        <w:rPr>
+          <w:rFonts w:cs="Times New Roman"/>
+          <w:szCs w:val="28"/>
+        </w:rPr>
+        <w:t>out</w:t>
+      </w:r>
+      <w:r>
+        <w:rPr>
+          <w:rFonts w:cs="Times New Roman"/>
+          <w:szCs w:val="28"/>
+          <w:lang w:val="ru-RU"/>
+        </w:rPr>
+        <w:t xml:space="preserve"> и выполнения метода пользователь получает</w:t>
+      </w:r>
+      <w:r>
+        <w:rPr>
+          <w:rFonts w:cs="Times New Roman"/>
+          <w:szCs w:val="28"/>
+          <w:lang w:val="ru-RU"/>
+        </w:rPr>
+        <w:t xml:space="preserve"> </w:t>
+      </w:r>
+      <w:r>
+        <w:rPr>
+          <w:rFonts w:cs="Times New Roman"/>
+          <w:szCs w:val="28"/>
+        </w:rPr>
+        <w:t>HTTP</w:t>
+      </w:r>
+      <w:r>
+        <w:rPr>
+          <w:rFonts w:cs="Times New Roman"/>
+          <w:szCs w:val="28"/>
+          <w:lang w:val="ru-RU"/>
+        </w:rPr>
+        <w:t xml:space="preserve">-код, </w:t>
+      </w:r>
+      <w:r>
+        <w:rPr>
+          <w:rFonts w:cs="Times New Roman"/>
+          <w:szCs w:val="28"/>
+        </w:rPr>
+        <w:t>JSON</w:t>
+      </w:r>
+      <w:r>
+        <w:rPr>
+          <w:rFonts w:cs="Times New Roman"/>
+          <w:szCs w:val="28"/>
+          <w:lang w:val="ru-RU"/>
+        </w:rPr>
+        <w:t>-тело ответа и, при наличии ошибки, поясняющее сообщение.</w:t>
+      </w:r>
+      <w:r>
+        <w:rPr>
+          <w:rFonts w:cs="Times New Roman"/>
+          <w:szCs w:val="28"/>
+          <w:lang w:val="ru-RU"/>
+        </w:rPr>
+        <w:t xml:space="preserve"> </w:t>
+      </w:r>
+      <w:r>
+        <w:rPr>
+          <w:rFonts w:cs="Times New Roman"/>
+          <w:szCs w:val="28"/>
+          <w:lang w:val="ru-RU"/>
+        </w:rPr>
+        <w:t xml:space="preserve">Таким образом, интерфейс не только документирует </w:t>
+      </w:r>
+      <w:r>
+        <w:rPr>
+          <w:rFonts w:cs="Times New Roman"/>
+          <w:szCs w:val="28"/>
+        </w:rPr>
+        <w:t>API</w:t>
+      </w:r>
+      <w:r>
+        <w:rPr>
+          <w:rFonts w:cs="Times New Roman"/>
+          <w:szCs w:val="28"/>
+          <w:lang w:val="ru-RU"/>
+        </w:rPr>
+        <w:t>, но и делает</w:t>
+      </w:r>
+      <w:r>
+        <w:rPr>
+          <w:rFonts w:cs="Times New Roman"/>
+          <w:szCs w:val="28"/>
+          <w:lang w:val="ru-RU"/>
+        </w:rPr>
+        <w:t xml:space="preserve"> </w:t>
+      </w:r>
+      <w:r>
+        <w:rPr>
+          <w:rFonts w:cs="Times New Roman"/>
+          <w:szCs w:val="28"/>
+          <w:lang w:val="ru-RU"/>
+        </w:rPr>
+        <w:t>поведение системы наглядным.</w:t>
+      </w:r>
+    </w:p>
+    <w:p>
+      <w:pPr>
+        <w:pStyle w:val="aff8"/>
+        <w:ind w:firstLine="709"/>
+        <w:rPr>
+          <w:b/>
+          <w:bCs/>
+          <w:lang w:val="ru-RU"/>
+        </w:rPr>
+      </w:pPr>
+      <w:r>
+        <w:rPr>
+          <w:b/>
+          <w:bCs/>
+          <w:lang w:val="ru-RU"/>
+        </w:rPr>
+        <w:t>Описание интерфейса</w:t>
+      </w:r>
+    </w:p>
+    <w:p>
+      <w:pPr>
+        <w:pStyle w:val="BodyTextV"/>
+        <w:rPr>
+          <w:rFonts w:cs="Times New Roman"/>
+          <w:szCs w:val="28"/>
+          <w:lang w:val="ru-RU"/>
+        </w:rPr>
+      </w:pPr>
+      <w:r>
+        <w:rPr>
+          <w:rFonts w:cs="Times New Roman"/>
+          <w:szCs w:val="28"/>
+          <w:lang w:val="ru-RU"/>
+        </w:rPr>
+        <w:t xml:space="preserve">Раздел </w:t>
+      </w:r>
+      <w:r>
+        <w:rPr>
+          <w:rFonts w:cs="Times New Roman"/>
+          <w:szCs w:val="28"/>
+        </w:rPr>
+        <w:t>users</w:t>
+      </w:r>
+      <w:r>
+        <w:rPr>
+          <w:rFonts w:cs="Times New Roman"/>
+          <w:szCs w:val="28"/>
+          <w:lang w:val="ru-RU"/>
+        </w:rPr>
+        <w:t xml:space="preserve"> подготавливает предметную область к</w:t>
+      </w:r>
+      <w:r>
+        <w:rPr>
+          <w:rFonts w:cs="Times New Roman"/>
+          <w:szCs w:val="28"/>
+          <w:lang w:val="ru-RU"/>
+        </w:rPr>
+        <w:t xml:space="preserve"> </w:t>
+      </w:r>
+      <w:r>
+        <w:rPr>
+          <w:rFonts w:cs="Times New Roman"/>
+          <w:szCs w:val="28"/>
+          <w:lang w:val="ru-RU"/>
+        </w:rPr>
+        <w:t>дальнейшей работе. После создания пользователя его идентификатор можно</w:t>
+      </w:r>
+      <w:r>
+        <w:rPr>
+          <w:rFonts w:cs="Times New Roman"/>
+          <w:szCs w:val="28"/>
+          <w:lang w:val="ru-RU"/>
+        </w:rPr>
+        <w:t xml:space="preserve"> </w:t>
+      </w:r>
+      <w:r>
+        <w:rPr>
+          <w:rFonts w:cs="Times New Roman"/>
+          <w:szCs w:val="28"/>
+          <w:lang w:val="ru-RU"/>
+        </w:rPr>
+        <w:t>использовать при добавлении документов. Даже в упрощённом варианте без</w:t>
+      </w:r>
+      <w:r>
+        <w:rPr>
+          <w:rFonts w:cs="Times New Roman"/>
+          <w:szCs w:val="28"/>
+          <w:lang w:val="ru-RU"/>
+        </w:rPr>
+        <w:t xml:space="preserve"> </w:t>
+      </w:r>
+      <w:r>
+        <w:rPr>
+          <w:rFonts w:cs="Times New Roman"/>
+          <w:szCs w:val="28"/>
+          <w:lang w:val="ru-RU"/>
+        </w:rPr>
+        <w:t>полноценной подсистемы входа это создаёт корректную связь между</w:t>
+      </w:r>
+      <w:r>
+        <w:rPr>
+          <w:rFonts w:cs="Times New Roman"/>
+          <w:szCs w:val="28"/>
+          <w:lang w:val="ru-RU"/>
+        </w:rPr>
+        <w:t xml:space="preserve"> </w:t>
+      </w:r>
+      <w:r>
+        <w:rPr>
+          <w:rFonts w:cs="Times New Roman"/>
+          <w:szCs w:val="28"/>
+          <w:lang w:val="ru-RU"/>
+        </w:rPr>
+        <w:t>документами и владельцами.</w:t>
+      </w:r>
+    </w:p>
+    <w:p>
+      <w:pPr>
+        <w:pStyle w:val="BodyTextV"/>
+        <w:rPr>
+          <w:rFonts w:cs="Times New Roman"/>
+          <w:szCs w:val="28"/>
+          <w:lang w:val="ru-RU"/>
+        </w:rPr>
+      </w:pPr>
+      <w:r>
+        <w:rPr>
+          <w:rFonts w:cs="Times New Roman"/>
+          <w:szCs w:val="28"/>
+          <w:lang w:val="ru-RU"/>
+        </w:rPr>
+        <w:t xml:space="preserve">Раздел </w:t>
+      </w:r>
+      <w:r>
+        <w:rPr>
+          <w:rFonts w:cs="Times New Roman"/>
+          <w:szCs w:val="28"/>
+        </w:rPr>
+        <w:t>documents</w:t>
+      </w:r>
+      <w:r>
+        <w:rPr>
+          <w:rFonts w:cs="Times New Roman"/>
+          <w:szCs w:val="28"/>
+          <w:lang w:val="ru-RU"/>
+        </w:rPr>
+        <w:t xml:space="preserve"> является основным на раннем этапе</w:t>
+      </w:r>
+      <w:r>
+        <w:rPr>
+          <w:rFonts w:cs="Times New Roman"/>
+          <w:szCs w:val="28"/>
+          <w:lang w:val="ru-RU"/>
+        </w:rPr>
+        <w:t xml:space="preserve"> </w:t>
+      </w:r>
+      <w:r>
+        <w:rPr>
+          <w:rFonts w:cs="Times New Roman"/>
+          <w:szCs w:val="28"/>
+          <w:lang w:val="ru-RU"/>
+        </w:rPr>
+        <w:t>сценария. Через него можно сохранить эталонный документ, добавить</w:t>
+      </w:r>
+      <w:r>
+        <w:rPr>
+          <w:rFonts w:cs="Times New Roman"/>
+          <w:szCs w:val="28"/>
+          <w:lang w:val="ru-RU"/>
+        </w:rPr>
+        <w:t xml:space="preserve"> </w:t>
+      </w:r>
+      <w:r>
+        <w:rPr>
+          <w:rFonts w:cs="Times New Roman"/>
+          <w:szCs w:val="28"/>
+          <w:lang w:val="ru-RU"/>
+        </w:rPr>
+        <w:t>проверяемую работу, прочитать список уже имеющихся материалов, изменить</w:t>
+      </w:r>
+      <w:r>
+        <w:rPr>
+          <w:rFonts w:cs="Times New Roman"/>
+          <w:szCs w:val="28"/>
+          <w:lang w:val="ru-RU"/>
+        </w:rPr>
+        <w:t xml:space="preserve"> </w:t>
+      </w:r>
+      <w:r>
+        <w:rPr>
+          <w:rFonts w:cs="Times New Roman"/>
+          <w:szCs w:val="28"/>
+          <w:lang w:val="ru-RU"/>
+        </w:rPr>
+        <w:t>их свойства или удалить ненужные записи. Возможность добавлять документы</w:t>
+      </w:r>
+      <w:r>
+        <w:rPr>
+          <w:rFonts w:cs="Times New Roman"/>
+          <w:szCs w:val="28"/>
+          <w:lang w:val="ru-RU"/>
+        </w:rPr>
+        <w:t xml:space="preserve"> </w:t>
+      </w:r>
+      <w:r>
+        <w:rPr>
+          <w:rFonts w:cs="Times New Roman"/>
+          <w:szCs w:val="28"/>
+          <w:lang w:val="ru-RU"/>
+        </w:rPr>
+        <w:t xml:space="preserve">как из текста, так и из </w:t>
+      </w:r>
+      <w:r>
+        <w:rPr>
+          <w:rFonts w:cs="Times New Roman"/>
+          <w:szCs w:val="28"/>
+        </w:rPr>
+        <w:t>PDF</w:t>
+      </w:r>
+      <w:r>
+        <w:rPr>
+          <w:rFonts w:cs="Times New Roman"/>
+          <w:szCs w:val="28"/>
+          <w:lang w:val="ru-RU"/>
+        </w:rPr>
+        <w:t xml:space="preserve"> делает этот раздел наиболее прикладным с</w:t>
+      </w:r>
+      <w:r>
+        <w:rPr>
+          <w:rFonts w:cs="Times New Roman"/>
+          <w:szCs w:val="28"/>
+          <w:lang w:val="ru-RU"/>
+        </w:rPr>
+        <w:t xml:space="preserve"> </w:t>
+      </w:r>
+      <w:r>
+        <w:rPr>
+          <w:rFonts w:cs="Times New Roman"/>
+          <w:szCs w:val="28"/>
+          <w:lang w:val="ru-RU"/>
+        </w:rPr>
+        <w:t>точки зрения практической работы пользователя.</w:t>
+      </w:r>
+    </w:p>
+    <w:p>
+      <w:pPr>
+        <w:pStyle w:val="BodyTextV"/>
+        <w:rPr>
+          <w:rFonts w:cs="Times New Roman"/>
+          <w:szCs w:val="28"/>
+          <w:lang w:val="ru-RU"/>
+        </w:rPr>
+      </w:pPr>
+      <w:r>
+        <w:rPr>
+          <w:rFonts w:cs="Times New Roman"/>
+          <w:szCs w:val="28"/>
+          <w:lang w:val="ru-RU"/>
+        </w:rPr>
+        <w:t xml:space="preserve">Раздел </w:t>
+      </w:r>
+      <w:r>
+        <w:rPr>
+          <w:rFonts w:cs="Times New Roman"/>
+          <w:szCs w:val="28"/>
+        </w:rPr>
+        <w:t>rules</w:t>
+      </w:r>
+      <w:r>
+        <w:rPr>
+          <w:rFonts w:cs="Times New Roman"/>
+          <w:szCs w:val="28"/>
+          <w:lang w:val="ru-RU"/>
+        </w:rPr>
+        <w:t xml:space="preserve"> отвечает за настройку правил исключений.</w:t>
+      </w:r>
+      <w:r>
+        <w:rPr>
+          <w:rFonts w:cs="Times New Roman"/>
+          <w:szCs w:val="28"/>
+          <w:lang w:val="ru-RU"/>
+        </w:rPr>
+        <w:t xml:space="preserve"> </w:t>
+      </w:r>
+      <w:r>
+        <w:rPr>
+          <w:rFonts w:cs="Times New Roman"/>
+          <w:szCs w:val="28"/>
+          <w:lang w:val="ru-RU"/>
+        </w:rPr>
+        <w:t>Здесь пользователь задаёт шаблоны, которые должны быть удалены из текста</w:t>
+      </w:r>
+      <w:r>
+        <w:rPr>
+          <w:rFonts w:cs="Times New Roman"/>
+          <w:szCs w:val="28"/>
+          <w:lang w:val="ru-RU"/>
+        </w:rPr>
+        <w:t xml:space="preserve"> </w:t>
+      </w:r>
+      <w:r>
+        <w:rPr>
+          <w:rFonts w:cs="Times New Roman"/>
+          <w:szCs w:val="28"/>
+          <w:lang w:val="ru-RU"/>
+        </w:rPr>
+        <w:t>перед анализом. Это важно, потому что без подобного механизма типовые</w:t>
+      </w:r>
+      <w:r>
+        <w:rPr>
+          <w:rFonts w:cs="Times New Roman"/>
+          <w:szCs w:val="28"/>
+          <w:lang w:val="ru-RU"/>
+        </w:rPr>
+        <w:t xml:space="preserve"> </w:t>
+      </w:r>
+      <w:r>
+        <w:rPr>
+          <w:rFonts w:cs="Times New Roman"/>
+          <w:szCs w:val="28"/>
+          <w:lang w:val="ru-RU"/>
+        </w:rPr>
+        <w:t>заголовки, служебные надписи и стандартные элементы оформления могли бы</w:t>
+      </w:r>
+      <w:r>
+        <w:rPr>
+          <w:rFonts w:cs="Times New Roman"/>
+          <w:szCs w:val="28"/>
+          <w:lang w:val="ru-RU"/>
+        </w:rPr>
+        <w:t xml:space="preserve"> </w:t>
+      </w:r>
+      <w:r>
+        <w:rPr>
+          <w:rFonts w:cs="Times New Roman"/>
+          <w:szCs w:val="28"/>
+          <w:lang w:val="ru-RU"/>
+        </w:rPr>
+        <w:t>искусственно занижать процент оригинальности.</w:t>
+      </w:r>
+    </w:p>
+    <w:p>
+      <w:pPr>
+        <w:pStyle w:val="BodyTextV"/>
+        <w:rPr>
+          <w:rFonts w:cs="Times New Roman"/>
+          <w:szCs w:val="28"/>
+          <w:lang w:val="ru-RU"/>
+        </w:rPr>
+      </w:pPr>
+      <w:r>
+        <w:rPr>
+          <w:rFonts w:cs="Times New Roman"/>
+          <w:szCs w:val="28"/>
+          <w:lang w:val="ru-RU"/>
+        </w:rPr>
+        <w:t xml:space="preserve">Раздел </w:t>
+      </w:r>
+      <w:r>
+        <w:rPr>
+          <w:rFonts w:cs="Times New Roman"/>
+          <w:szCs w:val="28"/>
+        </w:rPr>
+        <w:t>checks</w:t>
+      </w:r>
+      <w:r>
+        <w:rPr>
+          <w:rFonts w:cs="Times New Roman"/>
+          <w:szCs w:val="28"/>
+          <w:lang w:val="ru-RU"/>
+        </w:rPr>
+        <w:t xml:space="preserve"> является центральным с точки зрения логики</w:t>
+      </w:r>
+      <w:r>
+        <w:rPr>
+          <w:rFonts w:cs="Times New Roman"/>
+          <w:szCs w:val="28"/>
+          <w:lang w:val="ru-RU"/>
+        </w:rPr>
+        <w:t xml:space="preserve"> </w:t>
+      </w:r>
+      <w:r>
+        <w:rPr>
+          <w:rFonts w:cs="Times New Roman"/>
+          <w:szCs w:val="28"/>
+          <w:lang w:val="ru-RU"/>
+        </w:rPr>
+        <w:t>системы. Именно через него пользователь запускает анализ текста и</w:t>
+      </w:r>
+      <w:r>
+        <w:rPr>
+          <w:rFonts w:cs="Times New Roman"/>
+          <w:szCs w:val="28"/>
+          <w:lang w:val="ru-RU"/>
+        </w:rPr>
+        <w:t xml:space="preserve"> </w:t>
+      </w:r>
+      <w:r>
+        <w:rPr>
+          <w:rFonts w:cs="Times New Roman"/>
+          <w:szCs w:val="28"/>
+          <w:lang w:val="ru-RU"/>
+        </w:rPr>
+        <w:t>получает основной результат. Ответ включает процент оригинальности,</w:t>
+      </w:r>
+      <w:r>
+        <w:rPr>
+          <w:rFonts w:cs="Times New Roman"/>
+          <w:szCs w:val="28"/>
+          <w:lang w:val="ru-RU"/>
+        </w:rPr>
+        <w:t xml:space="preserve"> </w:t>
+      </w:r>
+      <w:r>
+        <w:rPr>
+          <w:rFonts w:cs="Times New Roman"/>
+          <w:szCs w:val="28"/>
+          <w:lang w:val="ru-RU"/>
+        </w:rPr>
+        <w:t>число совпавших токенов, перечень источников, обработанный текст и</w:t>
+      </w:r>
+      <w:r>
+        <w:rPr>
+          <w:rFonts w:cs="Times New Roman"/>
+          <w:szCs w:val="28"/>
+          <w:lang w:val="ru-RU"/>
+        </w:rPr>
+        <w:t xml:space="preserve"> </w:t>
+      </w:r>
+      <w:r>
+        <w:rPr>
+          <w:rFonts w:cs="Times New Roman"/>
+          <w:szCs w:val="28"/>
+        </w:rPr>
+        <w:t>HTML</w:t>
+      </w:r>
+      <w:r>
+        <w:rPr>
+          <w:rFonts w:cs="Times New Roman"/>
+          <w:szCs w:val="28"/>
+          <w:lang w:val="ru-RU"/>
+        </w:rPr>
+        <w:t>-фрагмент с визуальным выделением. После этого через дополнительные</w:t>
+      </w:r>
+      <w:r>
+        <w:rPr>
+          <w:rFonts w:cs="Times New Roman"/>
+          <w:szCs w:val="28"/>
+          <w:lang w:val="ru-RU"/>
+        </w:rPr>
+        <w:t xml:space="preserve"> </w:t>
+      </w:r>
+      <w:r>
+        <w:rPr>
+          <w:rFonts w:cs="Times New Roman"/>
+          <w:szCs w:val="28"/>
+          <w:lang w:val="ru-RU"/>
+        </w:rPr>
+        <w:t>методы можно прочитать подробный отчёт или скорректировать итоговый</w:t>
+      </w:r>
+      <w:r>
+        <w:rPr>
+          <w:rFonts w:cs="Times New Roman"/>
+          <w:szCs w:val="28"/>
+          <w:lang w:val="ru-RU"/>
+        </w:rPr>
+        <w:t xml:space="preserve"> </w:t>
+      </w:r>
+      <w:r>
+        <w:rPr>
+          <w:rFonts w:cs="Times New Roman"/>
+          <w:szCs w:val="28"/>
+          <w:lang w:val="ru-RU"/>
+        </w:rPr>
+        <w:t>показатель.</w:t>
+      </w:r>
+    </w:p>
+    <w:p>
+      <w:pPr>
+        <w:pStyle w:val="BodyTextV"/>
+        <w:rPr>
+          <w:rFonts w:cs="Times New Roman"/>
+          <w:szCs w:val="28"/>
+          <w:lang w:val="ru-RU"/>
+        </w:rPr>
+      </w:pPr>
+      <w:r>
+        <w:rPr>
+          <w:rFonts w:cs="Times New Roman"/>
+          <w:szCs w:val="28"/>
+          <w:lang w:val="ru-RU"/>
+        </w:rPr>
+        <w:t xml:space="preserve">Раздел </w:t>
+      </w:r>
+      <w:r>
+        <w:rPr>
+          <w:rFonts w:cs="Times New Roman"/>
+          <w:szCs w:val="28"/>
+        </w:rPr>
+        <w:t>archive</w:t>
+      </w:r>
+      <w:r>
+        <w:rPr>
+          <w:rFonts w:cs="Times New Roman"/>
+          <w:szCs w:val="28"/>
+          <w:lang w:val="ru-RU"/>
+        </w:rPr>
+        <w:t xml:space="preserve"> завершает рабочий цикл и позволяет</w:t>
+      </w:r>
+      <w:r>
+        <w:rPr>
+          <w:rFonts w:cs="Times New Roman"/>
+          <w:szCs w:val="28"/>
+          <w:lang w:val="ru-RU"/>
+        </w:rPr>
+        <w:t xml:space="preserve"> </w:t>
+      </w:r>
+      <w:r>
+        <w:rPr>
+          <w:rFonts w:cs="Times New Roman"/>
+          <w:szCs w:val="28"/>
+          <w:lang w:val="ru-RU"/>
+        </w:rPr>
+        <w:t>увидеть список документов, признанных уникальными. Это подчёркивает, что</w:t>
+      </w:r>
+      <w:r>
+        <w:rPr>
+          <w:rFonts w:cs="Times New Roman"/>
+          <w:szCs w:val="28"/>
+          <w:lang w:val="ru-RU"/>
+        </w:rPr>
+        <w:t xml:space="preserve"> </w:t>
+      </w:r>
+      <w:r>
+        <w:rPr>
+          <w:rFonts w:cs="Times New Roman"/>
+          <w:szCs w:val="28"/>
+          <w:lang w:val="ru-RU"/>
+        </w:rPr>
+        <w:t>система не ограничивается единичной проверкой, а постепенно формирует</w:t>
+      </w:r>
+      <w:r>
+        <w:rPr>
+          <w:rFonts w:cs="Times New Roman"/>
+          <w:szCs w:val="28"/>
+          <w:lang w:val="ru-RU"/>
+        </w:rPr>
+        <w:t xml:space="preserve"> </w:t>
+      </w:r>
+      <w:r>
+        <w:rPr>
+          <w:rFonts w:cs="Times New Roman"/>
+          <w:szCs w:val="28"/>
+          <w:lang w:val="ru-RU"/>
+        </w:rPr>
+        <w:t xml:space="preserve">собственный </w:t>
+      </w:r>
+      <w:r>
+        <w:rPr>
+          <w:rFonts w:cs="Times New Roman"/>
+          <w:szCs w:val="28"/>
+          <w:lang w:val="ru-RU"/>
+        </w:rPr>
+        <w:lastRenderedPageBreak/>
+        <w:t>архив, который затем участвует в новых сравнениях. Для</w:t>
+      </w:r>
+      <w:r>
+        <w:rPr>
+          <w:rFonts w:cs="Times New Roman"/>
+          <w:szCs w:val="28"/>
+          <w:lang w:val="ru-RU"/>
+        </w:rPr>
+        <w:t xml:space="preserve"> </w:t>
+      </w:r>
+      <w:r>
+        <w:rPr>
+          <w:rFonts w:cs="Times New Roman"/>
+          <w:szCs w:val="28"/>
+          <w:lang w:val="ru-RU"/>
+        </w:rPr>
+        <w:t xml:space="preserve">локальной </w:t>
+      </w:r>
+      <w:proofErr w:type="spellStart"/>
+      <w:r>
+        <w:rPr>
+          <w:rFonts w:cs="Times New Roman"/>
+          <w:szCs w:val="28"/>
+          <w:lang w:val="ru-RU"/>
+        </w:rPr>
+        <w:t>антиплагиатной</w:t>
+      </w:r>
+      <w:proofErr w:type="spellEnd"/>
+      <w:r>
+        <w:rPr>
+          <w:rFonts w:cs="Times New Roman"/>
+          <w:szCs w:val="28"/>
+          <w:lang w:val="ru-RU"/>
+        </w:rPr>
+        <w:t xml:space="preserve"> системы это одна из ключевых характеристик.</w:t>
+      </w:r>
+    </w:p>
+    <w:p>
+      <w:pPr>
+        <w:pStyle w:val="BodyTextV"/>
+        <w:rPr>
+          <w:rFonts w:cs="Times New Roman"/>
+          <w:szCs w:val="28"/>
+          <w:lang w:val="ru-RU"/>
+        </w:rPr>
+      </w:pPr>
+      <w:r>
+        <w:rPr>
+          <w:rFonts w:cs="Times New Roman"/>
+          <w:szCs w:val="28"/>
+          <w:lang w:val="ru-RU"/>
+        </w:rPr>
+        <w:t>Ниже приведён типовой сценарий взаимодействия пользователя с системой</w:t>
+      </w:r>
+      <w:r>
+        <w:rPr>
+          <w:rFonts w:cs="Times New Roman"/>
+          <w:szCs w:val="28"/>
+          <w:lang w:val="ru-RU"/>
+        </w:rPr>
+        <w:t xml:space="preserve"> </w:t>
+      </w:r>
+      <w:r>
+        <w:rPr>
+          <w:rFonts w:cs="Times New Roman"/>
+          <w:szCs w:val="28"/>
+          <w:lang w:val="ru-RU"/>
+        </w:rPr>
+        <w:t xml:space="preserve">через </w:t>
+      </w:r>
+      <w:r>
+        <w:rPr>
+          <w:rFonts w:cs="Times New Roman"/>
+          <w:szCs w:val="28"/>
+        </w:rPr>
+        <w:t>Swagger</w:t>
+      </w:r>
+      <w:r>
+        <w:rPr>
+          <w:rFonts w:cs="Times New Roman"/>
+          <w:szCs w:val="28"/>
+          <w:lang w:val="ru-RU"/>
+        </w:rPr>
+        <w:t xml:space="preserve"> </w:t>
+      </w:r>
+      <w:r>
+        <w:rPr>
+          <w:rFonts w:cs="Times New Roman"/>
+          <w:szCs w:val="28"/>
+        </w:rPr>
+        <w:t>UI</w:t>
+      </w:r>
+      <w:r>
+        <w:rPr>
+          <w:rFonts w:cs="Times New Roman"/>
+          <w:szCs w:val="28"/>
+          <w:lang w:val="ru-RU"/>
+        </w:rPr>
+        <w:t>:</w:t>
+      </w:r>
+    </w:p>
+    <w:p>
+      <w:pPr>
+        <w:pStyle w:val="BodyTextV"/>
+        <w:rPr>
+          <w:rFonts w:cs="Times New Roman"/>
+          <w:szCs w:val="28"/>
+          <w:lang w:val="ru-RU"/>
+        </w:rPr>
+      </w:pPr>
+      <w:r>
+        <w:rPr>
+          <w:rFonts w:cs="Times New Roman"/>
+          <w:szCs w:val="28"/>
+          <w:lang w:val="ru-RU"/>
+        </w:rPr>
+        <w:t xml:space="preserve">1. Вызов </w:t>
+      </w:r>
+      <w:r>
+        <w:rPr>
+          <w:rFonts w:cs="Times New Roman"/>
+          <w:szCs w:val="28"/>
+        </w:rPr>
+        <w:t>POST</w:t>
+      </w:r>
+      <w:r>
+        <w:rPr>
+          <w:rFonts w:cs="Times New Roman"/>
+          <w:szCs w:val="28"/>
+          <w:lang w:val="ru-RU"/>
+        </w:rPr>
+        <w:t xml:space="preserve"> /</w:t>
+      </w:r>
+      <w:r>
+        <w:rPr>
+          <w:rFonts w:cs="Times New Roman"/>
+          <w:szCs w:val="28"/>
+        </w:rPr>
+        <w:t>users</w:t>
+      </w:r>
+      <w:r>
+        <w:rPr>
+          <w:rFonts w:cs="Times New Roman"/>
+          <w:szCs w:val="28"/>
+          <w:lang w:val="ru-RU"/>
+        </w:rPr>
+        <w:t xml:space="preserve"> для создания пользователя.</w:t>
+      </w:r>
+    </w:p>
+    <w:p>
+      <w:pPr>
+        <w:pStyle w:val="BodyTextV"/>
+        <w:rPr>
+          <w:rFonts w:cs="Times New Roman"/>
+          <w:szCs w:val="28"/>
+          <w:lang w:val="ru-RU"/>
+        </w:rPr>
+      </w:pPr>
+      <w:r>
+        <w:rPr>
+          <w:rFonts w:cs="Times New Roman"/>
+          <w:szCs w:val="28"/>
+          <w:lang w:val="ru-RU"/>
+        </w:rPr>
+        <w:t xml:space="preserve">2. Вызов </w:t>
+      </w:r>
+      <w:r>
+        <w:rPr>
+          <w:rFonts w:cs="Times New Roman"/>
+          <w:szCs w:val="28"/>
+        </w:rPr>
+        <w:t>POST</w:t>
+      </w:r>
+      <w:r>
+        <w:rPr>
+          <w:rFonts w:cs="Times New Roman"/>
+          <w:szCs w:val="28"/>
+          <w:lang w:val="ru-RU"/>
+        </w:rPr>
+        <w:t xml:space="preserve"> /</w:t>
+      </w:r>
+      <w:r>
+        <w:rPr>
+          <w:rFonts w:cs="Times New Roman"/>
+          <w:szCs w:val="28"/>
+        </w:rPr>
+        <w:t>documents</w:t>
+      </w:r>
+      <w:r>
+        <w:rPr>
+          <w:rFonts w:cs="Times New Roman"/>
+          <w:szCs w:val="28"/>
+          <w:lang w:val="ru-RU"/>
+        </w:rPr>
+        <w:t xml:space="preserve"> или </w:t>
+      </w:r>
+      <w:r>
+        <w:rPr>
+          <w:rFonts w:cs="Times New Roman"/>
+          <w:szCs w:val="28"/>
+        </w:rPr>
+        <w:t>POST</w:t>
+      </w:r>
+      <w:r>
+        <w:rPr>
+          <w:rFonts w:cs="Times New Roman"/>
+          <w:szCs w:val="28"/>
+          <w:lang w:val="ru-RU"/>
+        </w:rPr>
+        <w:t xml:space="preserve"> /</w:t>
+      </w:r>
+      <w:r>
+        <w:rPr>
+          <w:rFonts w:cs="Times New Roman"/>
+          <w:szCs w:val="28"/>
+        </w:rPr>
+        <w:t>documents</w:t>
+      </w:r>
+      <w:r>
+        <w:rPr>
+          <w:rFonts w:cs="Times New Roman"/>
+          <w:szCs w:val="28"/>
+          <w:lang w:val="ru-RU"/>
+        </w:rPr>
+        <w:t>/</w:t>
+      </w:r>
+      <w:r>
+        <w:rPr>
+          <w:rFonts w:cs="Times New Roman"/>
+          <w:szCs w:val="28"/>
+        </w:rPr>
+        <w:t>upload</w:t>
+      </w:r>
+      <w:r>
+        <w:rPr>
+          <w:rFonts w:cs="Times New Roman"/>
+          <w:szCs w:val="28"/>
+          <w:lang w:val="ru-RU"/>
+        </w:rPr>
+        <w:t xml:space="preserve"> для добавления исходных</w:t>
+      </w:r>
+      <w:r>
+        <w:rPr>
+          <w:rFonts w:cs="Times New Roman"/>
+          <w:szCs w:val="28"/>
+          <w:lang w:val="ru-RU"/>
+        </w:rPr>
+        <w:t xml:space="preserve"> </w:t>
+      </w:r>
+      <w:r>
+        <w:rPr>
+          <w:rFonts w:cs="Times New Roman"/>
+          <w:szCs w:val="28"/>
+          <w:lang w:val="ru-RU"/>
+        </w:rPr>
+        <w:t>документов.</w:t>
+      </w:r>
+    </w:p>
+    <w:p>
+      <w:pPr>
+        <w:pStyle w:val="BodyTextV"/>
+        <w:rPr>
+          <w:rFonts w:cs="Times New Roman"/>
+          <w:szCs w:val="28"/>
+          <w:lang w:val="ru-RU"/>
+        </w:rPr>
+      </w:pPr>
+      <w:r>
+        <w:rPr>
+          <w:rFonts w:cs="Times New Roman"/>
+          <w:szCs w:val="28"/>
+          <w:lang w:val="ru-RU"/>
+        </w:rPr>
+        <w:t xml:space="preserve">3. При необходимости вызов </w:t>
+      </w:r>
+      <w:r>
+        <w:rPr>
+          <w:rFonts w:cs="Times New Roman"/>
+          <w:szCs w:val="28"/>
+        </w:rPr>
+        <w:t>POST</w:t>
+      </w:r>
+      <w:r>
+        <w:rPr>
+          <w:rFonts w:cs="Times New Roman"/>
+          <w:szCs w:val="28"/>
+          <w:lang w:val="ru-RU"/>
+        </w:rPr>
+        <w:t xml:space="preserve"> /</w:t>
+      </w:r>
+      <w:r>
+        <w:rPr>
+          <w:rFonts w:cs="Times New Roman"/>
+          <w:szCs w:val="28"/>
+        </w:rPr>
+        <w:t>rules</w:t>
+      </w:r>
+      <w:r>
+        <w:rPr>
+          <w:rFonts w:cs="Times New Roman"/>
+          <w:szCs w:val="28"/>
+          <w:lang w:val="ru-RU"/>
+        </w:rPr>
+        <w:t>/</w:t>
+      </w:r>
+      <w:r>
+        <w:rPr>
+          <w:rFonts w:cs="Times New Roman"/>
+          <w:szCs w:val="28"/>
+        </w:rPr>
+        <w:t>exclusions</w:t>
+      </w:r>
+      <w:r>
+        <w:rPr>
+          <w:rFonts w:cs="Times New Roman"/>
+          <w:szCs w:val="28"/>
+          <w:lang w:val="ru-RU"/>
+        </w:rPr>
+        <w:t xml:space="preserve"> для</w:t>
+      </w:r>
+      <w:r>
+        <w:rPr>
+          <w:rFonts w:cs="Times New Roman"/>
+          <w:szCs w:val="28"/>
+          <w:lang w:val="ru-RU"/>
+        </w:rPr>
+        <w:t xml:space="preserve"> </w:t>
+      </w:r>
+      <w:r>
+        <w:rPr>
+          <w:rFonts w:cs="Times New Roman"/>
+          <w:szCs w:val="28"/>
+          <w:lang w:val="ru-RU"/>
+        </w:rPr>
+        <w:t>настройки исключаемых шаблонов.</w:t>
+      </w:r>
+    </w:p>
+    <w:p>
+      <w:pPr>
+        <w:pStyle w:val="BodyTextV"/>
+        <w:rPr>
+          <w:rFonts w:cs="Times New Roman"/>
+          <w:szCs w:val="28"/>
+          <w:lang w:val="ru-RU"/>
+        </w:rPr>
+      </w:pPr>
+      <w:r>
+        <w:rPr>
+          <w:rFonts w:cs="Times New Roman"/>
+          <w:szCs w:val="28"/>
+          <w:lang w:val="ru-RU"/>
+        </w:rPr>
+        <w:t xml:space="preserve">4. Вызов </w:t>
+      </w:r>
+      <w:r>
+        <w:rPr>
+          <w:rFonts w:cs="Times New Roman"/>
+          <w:szCs w:val="28"/>
+        </w:rPr>
+        <w:t>POST</w:t>
+      </w:r>
+      <w:r>
+        <w:rPr>
+          <w:rFonts w:cs="Times New Roman"/>
+          <w:szCs w:val="28"/>
+          <w:lang w:val="ru-RU"/>
+        </w:rPr>
+        <w:t xml:space="preserve"> /</w:t>
+      </w:r>
+      <w:r>
+        <w:rPr>
+          <w:rFonts w:cs="Times New Roman"/>
+          <w:szCs w:val="28"/>
+        </w:rPr>
+        <w:t>checks</w:t>
+      </w:r>
+      <w:r>
+        <w:rPr>
+          <w:rFonts w:cs="Times New Roman"/>
+          <w:szCs w:val="28"/>
+          <w:lang w:val="ru-RU"/>
+        </w:rPr>
+        <w:t xml:space="preserve"> для запуска проверки текста или</w:t>
+      </w:r>
+      <w:r>
+        <w:rPr>
+          <w:rFonts w:cs="Times New Roman"/>
+          <w:szCs w:val="28"/>
+          <w:lang w:val="ru-RU"/>
+        </w:rPr>
+        <w:t xml:space="preserve"> </w:t>
+      </w:r>
+      <w:r>
+        <w:rPr>
+          <w:rFonts w:cs="Times New Roman"/>
+          <w:szCs w:val="28"/>
+          <w:lang w:val="ru-RU"/>
+        </w:rPr>
+        <w:t>ранее сохранённого документа.</w:t>
+      </w:r>
+    </w:p>
+    <w:p>
+      <w:pPr>
+        <w:pStyle w:val="BodyTextV"/>
+        <w:rPr>
+          <w:rFonts w:cs="Times New Roman"/>
+          <w:szCs w:val="28"/>
+        </w:rPr>
+      </w:pPr>
+      <w:r>
+        <w:rPr>
+          <w:rFonts w:cs="Times New Roman"/>
+          <w:szCs w:val="28"/>
+        </w:rPr>
+        <w:t xml:space="preserve">5. </w:t>
+      </w:r>
+      <w:proofErr w:type="spellStart"/>
+      <w:r>
+        <w:rPr>
+          <w:rFonts w:cs="Times New Roman"/>
+          <w:szCs w:val="28"/>
+        </w:rPr>
+        <w:t>Анализ</w:t>
+      </w:r>
+      <w:proofErr w:type="spellEnd"/>
+      <w:r>
+        <w:rPr>
+          <w:rFonts w:cs="Times New Roman"/>
+          <w:szCs w:val="28"/>
+        </w:rPr>
+        <w:t xml:space="preserve"> </w:t>
+      </w:r>
+      <w:proofErr w:type="spellStart"/>
+      <w:r>
+        <w:rPr>
+          <w:rFonts w:cs="Times New Roman"/>
+          <w:szCs w:val="28"/>
+        </w:rPr>
+        <w:t>результата</w:t>
+      </w:r>
+      <w:proofErr w:type="spellEnd"/>
+      <w:r>
+        <w:rPr>
+          <w:rFonts w:cs="Times New Roman"/>
+          <w:szCs w:val="28"/>
+        </w:rPr>
+        <w:t xml:space="preserve"> </w:t>
+      </w:r>
+      <w:proofErr w:type="spellStart"/>
+      <w:r>
+        <w:rPr>
+          <w:rFonts w:cs="Times New Roman"/>
+          <w:szCs w:val="28"/>
+        </w:rPr>
+        <w:t>через</w:t>
+      </w:r>
+      <w:proofErr w:type="spellEnd"/>
+      <w:r>
+        <w:rPr>
+          <w:rFonts w:cs="Times New Roman"/>
+          <w:szCs w:val="28"/>
+        </w:rPr>
+        <w:t xml:space="preserve"> GET /checks/{</w:t>
+      </w:r>
+      <w:proofErr w:type="spellStart"/>
+      <w:r>
+        <w:rPr>
+          <w:rFonts w:cs="Times New Roman"/>
+          <w:szCs w:val="28"/>
+        </w:rPr>
+        <w:t>check_id</w:t>
+      </w:r>
+      <w:proofErr w:type="spellEnd"/>
+      <w:r>
+        <w:rPr>
+          <w:rFonts w:cs="Times New Roman"/>
+          <w:szCs w:val="28"/>
+        </w:rPr>
+        <w:t>} и GET /checks/{</w:t>
+      </w:r>
+      <w:proofErr w:type="spellStart"/>
+      <w:r>
+        <w:rPr>
+          <w:rFonts w:cs="Times New Roman"/>
+          <w:szCs w:val="28"/>
+        </w:rPr>
+        <w:t>check_id</w:t>
+      </w:r>
+      <w:proofErr w:type="spellEnd"/>
+      <w:r>
+        <w:rPr>
+          <w:rFonts w:cs="Times New Roman"/>
+          <w:szCs w:val="28"/>
+        </w:rPr>
+        <w:t>}/</w:t>
+      </w:r>
+      <w:proofErr w:type="gramStart"/>
+      <w:r>
+        <w:rPr>
+          <w:rFonts w:cs="Times New Roman"/>
+          <w:szCs w:val="28"/>
+        </w:rPr>
+        <w:t>report .</w:t>
+      </w:r>
+      <w:proofErr w:type="gramEnd"/>
+    </w:p>
+    <w:p>
+      <w:pPr>
+        <w:pStyle w:val="BodyTextV"/>
+        <w:rPr>
+          <w:rFonts w:cs="Times New Roman"/>
+          <w:szCs w:val="28"/>
+          <w:lang w:val="ru-RU"/>
+        </w:rPr>
+      </w:pPr>
+      <w:r>
+        <w:rPr>
+          <w:rFonts w:cs="Times New Roman"/>
+          <w:szCs w:val="28"/>
+          <w:lang w:val="ru-RU"/>
+        </w:rPr>
+        <w:t>6. При необходимости изменение процента оригинальности или добавление</w:t>
+      </w:r>
+      <w:r>
+        <w:rPr>
+          <w:rFonts w:cs="Times New Roman"/>
+          <w:szCs w:val="28"/>
+          <w:lang w:val="ru-RU"/>
+        </w:rPr>
+        <w:t xml:space="preserve"> </w:t>
+      </w:r>
+      <w:r>
+        <w:rPr>
+          <w:rFonts w:cs="Times New Roman"/>
+          <w:szCs w:val="28"/>
+          <w:lang w:val="ru-RU"/>
+        </w:rPr>
+        <w:t>документа в архив уникальных работ.</w:t>
+      </w:r>
+      <w:r>
+        <w:rPr>
+          <w:rFonts w:cs="Times New Roman"/>
+          <w:noProof/>
+          <w:szCs w:val="28"/>
+          <w:lang w:val="ru-RU"/>
+        </w:rPr>
+        <w:t xml:space="preserve"> </w:t>
+      </w:r>
+      <w:r>
+        <w:rPr>
+          <w:rFonts w:cs="Times New Roman"/>
+          <w:noProof/>
+          <w:szCs w:val="28"/>
+        </w:rPr>
         <w:drawing>
-          <wp:inline distT="0" distB="0" distL="0" distR="0" wp14:anchorId="0D8720BA" wp14:editId="6FD2F65A">
-            <wp:extent cx="6120130" cy="2761615"/>
-            <wp:effectExtent l="0" t="0" r="0" b="635"/>
-            <wp:docPr id="11" name="Рисунок 11"/>
+          <wp:inline distT="0" distB="0" distL="0" distR="0" wp14:anchorId="2C1B5752" wp14:editId="66E58DC4">
+            <wp:extent cx="6120130" cy="3493770"/>
+            <wp:effectExtent l="0" t="0" r="0" b="0"/>
+            <wp:docPr id="10" name="Рисунок 10"/>
             <wp:cNvGraphicFramePr>
               <a:graphicFrameLocks xmlns:a="http://schemas.openxmlformats.org/drawingml/2006/main" noChangeAspect="1"/>
             </wp:cNvGraphicFramePr>
@@ -14487,6 +14631,130 @@
                   <pic:spPr>
                     <a:xfrm>
                       <a:off x="0" y="0"/>
+                      <a:ext cx="6120130" cy="3493770"/>
+                    </a:xfrm>
+                    <a:prstGeom prst="rect">
+                      <a:avLst/>
+                    </a:prstGeom>
+                  </pic:spPr>
+                </pic:pic>
+              </a:graphicData>
+            </a:graphic>
+          </wp:inline>
+        </w:drawing>
+      </w:r>
+    </w:p>
+    <w:p>
+      <w:pPr>
+        <w:spacing w:after="320" w:line="360" w:lineRule="auto"/>
+        <w:jc w:val="center"/>
+        <w:rPr>
+          <w:rFonts w:ascii="Times New Roman" w:eastAsia="Calibri" w:hAnsi="Times New Roman" w:cs="Times New Roman"/>
+          <w:color w:val="000000" w:themeColor="text1"/>
+          <w:sz w:val="28"/>
+          <w:szCs w:val="28"/>
+          <w:lang w:val="ru-RU" w:eastAsia="zh-CN"/>
+        </w:rPr>
+      </w:pPr>
+      <w:r>
+        <w:rPr>
+          <w:rFonts w:ascii="Times New Roman" w:eastAsia="Calibri" w:hAnsi="Times New Roman" w:cs="Times New Roman"/>
+          <w:color w:val="000000" w:themeColor="text1"/>
+          <w:sz w:val="28"/>
+          <w:szCs w:val="28"/>
+          <w:lang w:val="ru-RU" w:eastAsia="zh-CN"/>
+        </w:rPr>
+        <w:t>Рисунок 5 – Выполнение метода POST /</w:t>
+      </w:r>
+      <w:proofErr w:type="spellStart"/>
+      <w:r>
+        <w:rPr>
+          <w:rFonts w:ascii="Times New Roman" w:eastAsia="Calibri" w:hAnsi="Times New Roman" w:cs="Times New Roman"/>
+          <w:color w:val="000000" w:themeColor="text1"/>
+          <w:sz w:val="28"/>
+          <w:szCs w:val="28"/>
+          <w:lang w:val="ru-RU" w:eastAsia="zh-CN"/>
+        </w:rPr>
+        <w:t>checks</w:t>
+      </w:r>
+      <w:proofErr w:type="spellEnd"/>
+      <w:r>
+        <w:rPr>
+          <w:rFonts w:ascii="Times New Roman" w:eastAsia="Calibri" w:hAnsi="Times New Roman" w:cs="Times New Roman"/>
+          <w:color w:val="000000" w:themeColor="text1"/>
+          <w:sz w:val="28"/>
+          <w:szCs w:val="28"/>
+          <w:lang w:val="ru-RU" w:eastAsia="zh-CN"/>
+        </w:rPr>
+        <w:t xml:space="preserve"> в </w:t>
+      </w:r>
+      <w:proofErr w:type="spellStart"/>
+      <w:r>
+        <w:rPr>
+          <w:rFonts w:ascii="Times New Roman" w:eastAsia="Calibri" w:hAnsi="Times New Roman" w:cs="Times New Roman"/>
+          <w:color w:val="000000" w:themeColor="text1"/>
+          <w:sz w:val="28"/>
+          <w:szCs w:val="28"/>
+          <w:lang w:val="ru-RU" w:eastAsia="zh-CN"/>
+        </w:rPr>
+        <w:t>Swagger</w:t>
+      </w:r>
+      <w:proofErr w:type="spellEnd"/>
+      <w:r>
+        <w:rPr>
+          <w:rFonts w:ascii="Times New Roman" w:eastAsia="Calibri" w:hAnsi="Times New Roman" w:cs="Times New Roman"/>
+          <w:color w:val="000000" w:themeColor="text1"/>
+          <w:sz w:val="28"/>
+          <w:szCs w:val="28"/>
+          <w:lang w:val="ru-RU" w:eastAsia="zh-CN"/>
+        </w:rPr>
+        <w:t xml:space="preserve"> UI</w:t>
+      </w:r>
+    </w:p>
+    <w:p>
+      <w:pPr>
+        <w:pStyle w:val="BodyTextV"/>
+        <w:spacing w:after="320"/>
+        <w:ind w:firstLine="0"/>
+        <w:jc w:val="center"/>
+        <w:rPr>
+          <w:rFonts w:cs="Times New Roman"/>
+          <w:szCs w:val="28"/>
+          <w:lang w:val="ru-RU"/>
+        </w:rPr>
+      </w:pPr>
+      <w:r>
+        <w:rPr>
+          <w:rFonts w:cs="Times New Roman"/>
+          <w:noProof/>
+          <w:szCs w:val="28"/>
+          <w:lang w:val="ru-RU"/>
+        </w:rPr>
+        <w:lastRenderedPageBreak/>
+        <w:drawing>
+          <wp:inline distT="0" distB="0" distL="0" distR="0" wp14:anchorId="0D8720BA" wp14:editId="6FD2F65A">
+            <wp:extent cx="6120130" cy="2761615"/>
+            <wp:effectExtent l="0" t="0" r="0" b="635"/>
+            <wp:docPr id="11" name="Рисунок 11"/>
+            <wp:cNvGraphicFramePr>
+              <a:graphicFrameLocks xmlns:a="http://schemas.openxmlformats.org/drawingml/2006/main" noChangeAspect="1"/>
+            </wp:cNvGraphicFramePr>
+            <a:graphic xmlns:a="http://schemas.openxmlformats.org/drawingml/2006/main">
+              <a:graphicData uri="http://schemas.openxmlformats.org/drawingml/2006/picture">
+                <pic:pic xmlns:pic="http://schemas.openxmlformats.org/drawingml/2006/picture">
+                  <pic:nvPicPr>
+                    <pic:cNvPr id="1" name=""/>
+                    <pic:cNvPicPr/>
+                  </pic:nvPicPr>
+                  <pic:blipFill>
+                    <a:blip r:embed="rId15"/>
+                    <a:stretch>
+                      <a:fillRect/>
+                    </a:stretch>
+                  </pic:blipFill>
+                  <pic:spPr>
+                    <a:xfrm>
+                      <a:off x="0" y="0"/>
                       <a:ext cx="6120130" cy="2761615"/>
                     </a:xfrm>
                     <a:prstGeom prst="rect">
@@ -14523,15 +14791,7 @@
           <w:szCs w:val="28"/>
           <w:lang w:val="ru-RU"/>
         </w:rPr>
-        <w:t xml:space="preserve"> UI с результатом проверки</w:t>
-      </w:r>
-      <w:r>
-        <w:rPr>
-          <w:rFonts w:cs="Times New Roman"/>
-          <w:szCs w:val="28"/>
-          <w:lang w:val="ru-RU"/>
-        </w:rPr>
-        <w:t xml:space="preserve"> </w:t>
+        <w:t xml:space="preserve"> UI с результатом проверки </w:t>
       </w:r>
     </w:p>
     <w:p>
@@ -16076,8 +16336,8 @@
       </w:r>
     </w:p>
     <w:sectPr>
-      <w:footerReference w:type="default" r:id="rId15"/>
-      <w:footerReference w:type="first" r:id="rId16"/>
+      <w:footerReference w:type="default" r:id="rId16"/>
+      <w:footerReference w:type="first" r:id="rId17"/>
       <w:pgSz w:w="11906" w:h="16838"/>
       <w:pgMar w:top="1134" w:right="567" w:bottom="1134" w:left="1701" w:header="709" w:footer="709" w:gutter="0"/>
       <w:pgNumType w:start="2"/>

--- a/ИУ5Ц-101Б_Васильев_В_М_НИРC.docx
+++ b/ИУ5Ц-101Б_Васильев_В_М_НИРC.docx
@@ -30,22 +30,22 @@
               <w:spacing w:after="0" w:line="240" w:lineRule="auto"/>
               <w:rPr>
                 <w:rFonts w:ascii="Times New Roman" w:eastAsia="Times New Roman" w:hAnsi="Times New Roman" w:cs="Times New Roman"/>
-                <w:sz w:val="28"/>
-                <w:szCs w:val="28"/>
+                <w:sz w:val="24"/>
+                <w:szCs w:val="24"/>
               </w:rPr>
             </w:pPr>
             <w:r>
               <w:rPr>
                 <w:rFonts w:ascii="Times New Roman" w:eastAsia="Times New Roman" w:hAnsi="Times New Roman" w:cs="Times New Roman"/>
                 <w:noProof/>
-                <w:sz w:val="28"/>
-                <w:szCs w:val="28"/>
+                <w:sz w:val="24"/>
+                <w:szCs w:val="24"/>
               </w:rPr>
               <w:drawing>
-                <wp:inline distT="0" distB="0" distL="0" distR="0" wp14:anchorId="3A388C7C" wp14:editId="267247F7">
+                <wp:inline distT="0" distB="0" distL="0" distR="0" wp14:anchorId="41668585" wp14:editId="151D1CC1">
                   <wp:extent cx="947988" cy="1093175"/>
                   <wp:effectExtent l="0" t="0" r="0" b="0"/>
-                  <wp:docPr id="2" name="image1.png"/>
+                  <wp:docPr id="6" name="image1.png"/>
                   <wp:cNvGraphicFramePr/>
                   <a:graphic xmlns:a="http://schemas.openxmlformats.org/drawingml/2006/main">
                     <a:graphicData uri="http://schemas.openxmlformats.org/drawingml/2006/picture">
@@ -78,10 +78,10 @@
             <w:r>
               <w:rPr>
                 <w:rFonts w:ascii="Times New Roman" w:eastAsia="Times New Roman" w:hAnsi="Times New Roman" w:cs="Times New Roman"/>
-                <w:sz w:val="28"/>
-                <w:szCs w:val="28"/>
+                <w:sz w:val="24"/>
+                <w:szCs w:val="24"/>
               </w:rPr>
-              <w:t xml:space="preserve"> </w:t>
+              <w:br/>
             </w:r>
           </w:p>
         </w:tc>
@@ -102,16 +102,16 @@
               <w:jc w:val="center"/>
               <w:rPr>
                 <w:rFonts w:ascii="Times New Roman" w:eastAsia="Times New Roman" w:hAnsi="Times New Roman" w:cs="Times New Roman"/>
-                <w:sz w:val="28"/>
-                <w:szCs w:val="28"/>
+                <w:sz w:val="24"/>
+                <w:szCs w:val="24"/>
               </w:rPr>
             </w:pPr>
             <w:r>
               <w:rPr>
                 <w:rFonts w:ascii="Times New Roman" w:eastAsia="Times New Roman" w:hAnsi="Times New Roman" w:cs="Times New Roman"/>
                 <w:b/>
-                <w:sz w:val="28"/>
-                <w:szCs w:val="28"/>
+                <w:sz w:val="24"/>
+                <w:szCs w:val="24"/>
               </w:rPr>
               <w:t>Министерство науки и высшего образования Российской Федерации</w:t>
             </w:r>
@@ -123,16 +123,16 @@
               <w:jc w:val="center"/>
               <w:rPr>
                 <w:rFonts w:ascii="Times New Roman" w:eastAsia="Times New Roman" w:hAnsi="Times New Roman" w:cs="Times New Roman"/>
-                <w:sz w:val="28"/>
-                <w:szCs w:val="28"/>
+                <w:sz w:val="24"/>
+                <w:szCs w:val="24"/>
               </w:rPr>
             </w:pPr>
             <w:r>
               <w:rPr>
                 <w:rFonts w:ascii="Times New Roman" w:eastAsia="Times New Roman" w:hAnsi="Times New Roman" w:cs="Times New Roman"/>
                 <w:b/>
-                <w:sz w:val="28"/>
-                <w:szCs w:val="28"/>
+                <w:sz w:val="24"/>
+                <w:szCs w:val="24"/>
               </w:rPr>
               <w:t xml:space="preserve">Федеральное государственное </w:t>
             </w:r>
@@ -140,8 +140,8 @@
               <w:rPr>
                 <w:rFonts w:ascii="Times New Roman" w:eastAsia="Times New Roman" w:hAnsi="Times New Roman" w:cs="Times New Roman"/>
                 <w:b/>
-                <w:sz w:val="28"/>
-                <w:szCs w:val="28"/>
+                <w:sz w:val="24"/>
+                <w:szCs w:val="24"/>
                 <w:lang w:val="ru-RU"/>
               </w:rPr>
               <w:t xml:space="preserve">автономное </w:t>
@@ -150,8 +150,8 @@
               <w:rPr>
                 <w:rFonts w:ascii="Times New Roman" w:eastAsia="Times New Roman" w:hAnsi="Times New Roman" w:cs="Times New Roman"/>
                 <w:b/>
-                <w:sz w:val="28"/>
-                <w:szCs w:val="28"/>
+                <w:sz w:val="24"/>
+                <w:szCs w:val="24"/>
               </w:rPr>
               <w:t>образовательное учреждение </w:t>
             </w:r>
@@ -163,16 +163,16 @@
               <w:jc w:val="center"/>
               <w:rPr>
                 <w:rFonts w:ascii="Times New Roman" w:eastAsia="Times New Roman" w:hAnsi="Times New Roman" w:cs="Times New Roman"/>
-                <w:sz w:val="28"/>
-                <w:szCs w:val="28"/>
+                <w:sz w:val="24"/>
+                <w:szCs w:val="24"/>
               </w:rPr>
             </w:pPr>
             <w:r>
               <w:rPr>
                 <w:rFonts w:ascii="Times New Roman" w:eastAsia="Times New Roman" w:hAnsi="Times New Roman" w:cs="Times New Roman"/>
                 <w:b/>
-                <w:sz w:val="28"/>
-                <w:szCs w:val="28"/>
+                <w:sz w:val="24"/>
+                <w:szCs w:val="24"/>
               </w:rPr>
               <w:t>высшего образования</w:t>
             </w:r>
@@ -184,16 +184,16 @@
               <w:jc w:val="center"/>
               <w:rPr>
                 <w:rFonts w:ascii="Times New Roman" w:eastAsia="Times New Roman" w:hAnsi="Times New Roman" w:cs="Times New Roman"/>
-                <w:sz w:val="28"/>
-                <w:szCs w:val="28"/>
+                <w:sz w:val="24"/>
+                <w:szCs w:val="24"/>
               </w:rPr>
             </w:pPr>
             <w:r>
               <w:rPr>
                 <w:rFonts w:ascii="Times New Roman" w:eastAsia="Times New Roman" w:hAnsi="Times New Roman" w:cs="Times New Roman"/>
                 <w:b/>
-                <w:sz w:val="28"/>
-                <w:szCs w:val="28"/>
+                <w:sz w:val="24"/>
+                <w:szCs w:val="24"/>
               </w:rPr>
               <w:t>«Московский государственный технический университет</w:t>
             </w:r>
@@ -205,16 +205,16 @@
               <w:jc w:val="center"/>
               <w:rPr>
                 <w:rFonts w:ascii="Times New Roman" w:eastAsia="Times New Roman" w:hAnsi="Times New Roman" w:cs="Times New Roman"/>
-                <w:sz w:val="28"/>
-                <w:szCs w:val="28"/>
+                <w:sz w:val="24"/>
+                <w:szCs w:val="24"/>
               </w:rPr>
             </w:pPr>
             <w:r>
               <w:rPr>
                 <w:rFonts w:ascii="Times New Roman" w:eastAsia="Times New Roman" w:hAnsi="Times New Roman" w:cs="Times New Roman"/>
                 <w:b/>
-                <w:sz w:val="28"/>
-                <w:szCs w:val="28"/>
+                <w:sz w:val="24"/>
+                <w:szCs w:val="24"/>
               </w:rPr>
               <w:t>имени Н.Э. Баумана</w:t>
             </w:r>
@@ -226,16 +226,16 @@
               <w:jc w:val="center"/>
               <w:rPr>
                 <w:rFonts w:ascii="Times New Roman" w:eastAsia="Times New Roman" w:hAnsi="Times New Roman" w:cs="Times New Roman"/>
-                <w:sz w:val="28"/>
-                <w:szCs w:val="28"/>
+                <w:sz w:val="24"/>
+                <w:szCs w:val="24"/>
               </w:rPr>
             </w:pPr>
             <w:r>
               <w:rPr>
                 <w:rFonts w:ascii="Times New Roman" w:eastAsia="Times New Roman" w:hAnsi="Times New Roman" w:cs="Times New Roman"/>
                 <w:b/>
-                <w:sz w:val="28"/>
-                <w:szCs w:val="28"/>
+                <w:sz w:val="24"/>
+                <w:szCs w:val="24"/>
               </w:rPr>
               <w:t>(национальный исследовательский университет)»</w:t>
             </w:r>
@@ -247,16 +247,16 @@
               <w:jc w:val="center"/>
               <w:rPr>
                 <w:rFonts w:ascii="Times New Roman" w:eastAsia="Times New Roman" w:hAnsi="Times New Roman" w:cs="Times New Roman"/>
-                <w:sz w:val="28"/>
-                <w:szCs w:val="28"/>
+                <w:sz w:val="24"/>
+                <w:szCs w:val="24"/>
               </w:rPr>
             </w:pPr>
             <w:r>
               <w:rPr>
                 <w:rFonts w:ascii="Times New Roman" w:eastAsia="Times New Roman" w:hAnsi="Times New Roman" w:cs="Times New Roman"/>
                 <w:b/>
-                <w:sz w:val="28"/>
-                <w:szCs w:val="28"/>
+                <w:sz w:val="24"/>
+                <w:szCs w:val="24"/>
               </w:rPr>
               <w:t>(МГТУ им. Н.Э. Баумана)</w:t>
             </w:r>
@@ -272,10 +272,9 @@
         <w:spacing w:after="0" w:line="240" w:lineRule="auto"/>
         <w:jc w:val="center"/>
         <w:rPr>
-          <w:rFonts w:ascii="Times New Roman" w:hAnsi="Times New Roman" w:cs="Times New Roman"/>
           <w:b/>
-          <w:sz w:val="28"/>
-          <w:szCs w:val="28"/>
+          <w:sz w:val="10"/>
+          <w:szCs w:val="10"/>
         </w:rPr>
       </w:pPr>
     </w:p>
@@ -288,8 +287,8 @@
         <w:spacing w:after="0" w:line="240" w:lineRule="auto"/>
         <w:rPr>
           <w:rFonts w:ascii="Times New Roman" w:eastAsia="Times New Roman" w:hAnsi="Times New Roman" w:cs="Times New Roman"/>
-          <w:sz w:val="28"/>
-          <w:szCs w:val="28"/>
+          <w:sz w:val="24"/>
+          <w:szCs w:val="24"/>
         </w:rPr>
       </w:pPr>
     </w:p>
@@ -303,8 +302,8 @@
         <w:jc w:val="both"/>
         <w:rPr>
           <w:rFonts w:ascii="Times New Roman" w:eastAsia="Times New Roman" w:hAnsi="Times New Roman" w:cs="Times New Roman"/>
-          <w:sz w:val="28"/>
-          <w:szCs w:val="28"/>
+          <w:sz w:val="24"/>
+          <w:szCs w:val="24"/>
           <w:u w:val="single"/>
           <w:lang w:val="ru-RU"/>
         </w:rPr>
@@ -312,8 +311,8 @@
       <w:r>
         <w:rPr>
           <w:rFonts w:ascii="Times New Roman" w:eastAsia="Times New Roman" w:hAnsi="Times New Roman" w:cs="Times New Roman"/>
-          <w:sz w:val="28"/>
-          <w:szCs w:val="28"/>
+          <w:sz w:val="24"/>
+          <w:szCs w:val="24"/>
           <w:lang w:val="ru-RU"/>
         </w:rPr>
         <w:t xml:space="preserve">ФАКУЛЬТЕТ </w:t>
@@ -321,8 +320,8 @@
       <w:r>
         <w:rPr>
           <w:rFonts w:ascii="Times New Roman" w:eastAsia="Times New Roman" w:hAnsi="Times New Roman" w:cs="Times New Roman"/>
-          <w:sz w:val="28"/>
-          <w:szCs w:val="28"/>
+          <w:sz w:val="24"/>
+          <w:szCs w:val="24"/>
           <w:u w:val="single"/>
           <w:lang w:val="ru-RU"/>
         </w:rPr>
@@ -332,13 +331,23 @@
       <w:r>
         <w:rPr>
           <w:rFonts w:ascii="Times New Roman" w:eastAsia="Times New Roman" w:hAnsi="Times New Roman" w:cs="Times New Roman"/>
-          <w:sz w:val="28"/>
-          <w:szCs w:val="28"/>
+          <w:sz w:val="24"/>
+          <w:szCs w:val="24"/>
           <w:u w:val="single"/>
           <w:lang w:val="ru-RU"/>
         </w:rPr>
         <w:tab/>
-        <w:t xml:space="preserve"> ВОЗМОЖНОСТЯМИ ЗДОРОВЬЯ_______________________________</w:t>
+        <w:t xml:space="preserve"> ВОЗМОЖНОСТЯМИ ЗДОРОВЬЯ</w:t>
+      </w:r>
+      <w:r>
+        <w:rPr>
+          <w:rFonts w:ascii="Times New Roman" w:eastAsia="Times New Roman" w:hAnsi="Times New Roman" w:cs="Times New Roman"/>
+          <w:sz w:val="24"/>
+          <w:szCs w:val="24"/>
+          <w:u w:val="single"/>
+          <w:lang w:val="ru-RU"/>
+        </w:rPr>
+        <w:t>_______________________________</w:t>
       </w:r>
     </w:p>
     <w:p>
@@ -349,8 +358,8 @@
         <w:spacing w:after="0" w:line="240" w:lineRule="auto"/>
         <w:rPr>
           <w:rFonts w:ascii="Times New Roman" w:eastAsia="Times New Roman" w:hAnsi="Times New Roman" w:cs="Times New Roman"/>
-          <w:sz w:val="28"/>
-          <w:szCs w:val="28"/>
+          <w:sz w:val="24"/>
+          <w:szCs w:val="24"/>
           <w:lang w:val="ru-RU"/>
         </w:rPr>
       </w:pPr>
@@ -365,59 +374,92 @@
         <w:jc w:val="both"/>
         <w:rPr>
           <w:rFonts w:ascii="Times New Roman" w:eastAsia="Times New Roman" w:hAnsi="Times New Roman" w:cs="Times New Roman"/>
-          <w:sz w:val="28"/>
-          <w:szCs w:val="28"/>
-          <w:lang w:val="ru-RU"/>
-        </w:rPr>
-      </w:pPr>
-      <w:r>
+          <w:sz w:val="24"/>
+          <w:szCs w:val="24"/>
+          <w:lang w:val="ru-RU"/>
+        </w:rPr>
+      </w:pPr>
+      <w:r>
+        <w:rPr>
+          <w:rFonts w:ascii="Times New Roman" w:eastAsia="Times New Roman" w:hAnsi="Times New Roman" w:cs="Times New Roman"/>
+          <w:sz w:val="24"/>
+          <w:szCs w:val="24"/>
+          <w:lang w:val="ru-RU"/>
+        </w:rPr>
+        <w:t xml:space="preserve">КАФЕДРА </w:t>
+      </w:r>
+      <w:r>
+        <w:rPr>
+          <w:rFonts w:ascii="Times New Roman" w:eastAsia="Times New Roman" w:hAnsi="Times New Roman" w:cs="Times New Roman"/>
+          <w:sz w:val="24"/>
+          <w:szCs w:val="24"/>
+          <w:u w:val="single"/>
+          <w:lang w:val="ru-RU"/>
+        </w:rPr>
+        <w:tab/>
+        <w:t>СИСТЕМЫ ОБРАБОТКИ ИНФОРМАЦИИ И УПРАВЛЕНИЯ</w:t>
+      </w:r>
+      <w:r>
+        <w:rPr>
+          <w:rFonts w:ascii="Times New Roman" w:eastAsia="Times New Roman" w:hAnsi="Times New Roman" w:cs="Times New Roman"/>
+          <w:sz w:val="24"/>
+          <w:szCs w:val="24"/>
+          <w:lang w:val="ru-RU"/>
+        </w:rPr>
+        <w:t>________</w:t>
+      </w:r>
+    </w:p>
+    <w:p>
+      <w:pPr>
+        <w:spacing w:after="0" w:line="240" w:lineRule="auto"/>
+        <w:rPr>
+          <w:rFonts w:ascii="Times New Roman" w:eastAsia="Times New Roman" w:hAnsi="Times New Roman" w:cs="Times New Roman"/>
+          <w:sz w:val="24"/>
+          <w:szCs w:val="24"/>
+          <w:lang w:val="ru-RU"/>
+        </w:rPr>
+      </w:pPr>
+    </w:p>
+    <w:p>
+      <w:pPr>
+        <w:spacing w:after="0" w:line="240" w:lineRule="auto"/>
         <w:rPr>
           <w:rFonts w:ascii="Times New Roman" w:eastAsia="Times New Roman" w:hAnsi="Times New Roman" w:cs="Times New Roman"/>
           <w:sz w:val="28"/>
           <w:szCs w:val="28"/>
           <w:lang w:val="ru-RU"/>
         </w:rPr>
-        <w:t xml:space="preserve">КАФЕДРА </w:t>
-      </w:r>
-      <w:r>
-        <w:rPr>
-          <w:rFonts w:ascii="Times New Roman" w:eastAsia="Times New Roman" w:hAnsi="Times New Roman" w:cs="Times New Roman"/>
-          <w:sz w:val="28"/>
-          <w:szCs w:val="28"/>
-          <w:u w:val="single"/>
-          <w:lang w:val="ru-RU"/>
-        </w:rPr>
-        <w:tab/>
-        <w:t>СИСТЕМЫ ОБРАБОТКИ ИНФОРМАЦИИ И УПРАВЛЕНИЯ</w:t>
-      </w:r>
-      <w:r>
-        <w:rPr>
-          <w:rFonts w:ascii="Times New Roman" w:eastAsia="Times New Roman" w:hAnsi="Times New Roman" w:cs="Times New Roman"/>
-          <w:sz w:val="28"/>
-          <w:szCs w:val="28"/>
-          <w:lang w:val="ru-RU"/>
-        </w:rPr>
-        <w:t>________</w:t>
-      </w:r>
+      </w:pPr>
     </w:p>
     <w:p>
       <w:pPr>
         <w:spacing w:after="0" w:line="240" w:lineRule="auto"/>
+        <w:jc w:val="center"/>
         <w:rPr>
           <w:rFonts w:ascii="Times New Roman" w:eastAsia="Times New Roman" w:hAnsi="Times New Roman" w:cs="Times New Roman"/>
-          <w:sz w:val="28"/>
-          <w:szCs w:val="28"/>
-          <w:lang w:val="ru-RU"/>
-        </w:rPr>
-      </w:pPr>
+          <w:sz w:val="40"/>
+          <w:szCs w:val="40"/>
+          <w:lang w:val="ru-RU"/>
+        </w:rPr>
+      </w:pPr>
+      <w:r>
+        <w:rPr>
+          <w:rFonts w:ascii="Times New Roman" w:eastAsia="Times New Roman" w:hAnsi="Times New Roman" w:cs="Times New Roman"/>
+          <w:b/>
+          <w:sz w:val="40"/>
+          <w:szCs w:val="40"/>
+          <w:lang w:val="ru-RU"/>
+        </w:rPr>
+        <w:t>РАСЧЕТНО-ПОЯСНИТЕЛЬНАЯ ЗАПИСКА</w:t>
+      </w:r>
     </w:p>
     <w:p>
       <w:pPr>
         <w:spacing w:after="0" w:line="240" w:lineRule="auto"/>
         <w:rPr>
           <w:rFonts w:ascii="Times New Roman" w:eastAsia="Times New Roman" w:hAnsi="Times New Roman" w:cs="Times New Roman"/>
-          <w:sz w:val="28"/>
-          <w:szCs w:val="28"/>
+          <w:sz w:val="32"/>
+          <w:szCs w:val="32"/>
           <w:lang w:val="ru-RU"/>
         </w:rPr>
       </w:pPr>
@@ -428,12 +470,96 @@
         <w:jc w:val="center"/>
         <w:rPr>
           <w:rFonts w:ascii="Times New Roman" w:eastAsia="Times New Roman" w:hAnsi="Times New Roman" w:cs="Times New Roman"/>
-          <w:sz w:val="28"/>
-          <w:szCs w:val="28"/>
-          <w:lang w:val="ru-RU"/>
-        </w:rPr>
-      </w:pPr>
-      <w:r>
+          <w:sz w:val="32"/>
+          <w:szCs w:val="32"/>
+          <w:lang w:val="ru-RU"/>
+        </w:rPr>
+      </w:pPr>
+      <w:r>
+        <w:rPr>
+          <w:rFonts w:ascii="Times New Roman" w:eastAsia="Times New Roman" w:hAnsi="Times New Roman" w:cs="Times New Roman"/>
+          <w:b/>
+          <w:i/>
+          <w:sz w:val="36"/>
+          <w:szCs w:val="36"/>
+          <w:lang w:val="ru-RU"/>
+        </w:rPr>
+        <w:t>К НАУЧНО-ИССЛЕДОВАТЕЛЬСКОЙ</w:t>
+      </w:r>
+      <w:r>
+        <w:rPr>
+          <w:rFonts w:ascii="Times New Roman" w:eastAsia="Times New Roman" w:hAnsi="Times New Roman" w:cs="Times New Roman"/>
+          <w:b/>
+          <w:i/>
+          <w:sz w:val="32"/>
+          <w:szCs w:val="32"/>
+          <w:lang w:val="ru-RU"/>
+        </w:rPr>
+        <w:t xml:space="preserve"> РАБОТЕ</w:t>
+      </w:r>
+      <w:r>
+        <w:rPr>
+          <w:rFonts w:ascii="Times New Roman" w:eastAsia="Times New Roman" w:hAnsi="Times New Roman" w:cs="Times New Roman"/>
+          <w:b/>
+          <w:i/>
+          <w:sz w:val="32"/>
+          <w:szCs w:val="32"/>
+        </w:rPr>
+        <w:t> </w:t>
+      </w:r>
+    </w:p>
+    <w:p>
+      <w:pPr>
+        <w:spacing w:after="0" w:line="240" w:lineRule="auto"/>
+        <w:rPr>
+          <w:rFonts w:ascii="Times New Roman" w:eastAsia="Times New Roman" w:hAnsi="Times New Roman" w:cs="Times New Roman"/>
+          <w:sz w:val="32"/>
+          <w:szCs w:val="32"/>
+          <w:lang w:val="ru-RU"/>
+        </w:rPr>
+      </w:pPr>
+    </w:p>
+    <w:p>
+      <w:pPr>
+        <w:spacing w:after="0" w:line="240" w:lineRule="auto"/>
+        <w:jc w:val="center"/>
+        <w:rPr>
+          <w:rFonts w:ascii="Times New Roman" w:eastAsia="Times New Roman" w:hAnsi="Times New Roman" w:cs="Times New Roman"/>
+          <w:b/>
+          <w:i/>
+          <w:sz w:val="32"/>
+          <w:szCs w:val="32"/>
+          <w:lang w:val="ru-RU"/>
+        </w:rPr>
+      </w:pPr>
+      <w:r>
+        <w:rPr>
+          <w:rFonts w:ascii="Times New Roman" w:eastAsia="Times New Roman" w:hAnsi="Times New Roman" w:cs="Times New Roman"/>
+          <w:b/>
+          <w:i/>
+          <w:sz w:val="32"/>
+          <w:szCs w:val="32"/>
+          <w:lang w:val="ru-RU"/>
+        </w:rPr>
+        <w:t>НА ТЕМУ:</w:t>
+      </w:r>
+    </w:p>
+    <w:p>
+      <w:pPr>
+        <w:spacing w:after="0" w:line="240" w:lineRule="auto"/>
+        <w:jc w:val="center"/>
+        <w:rPr>
+          <w:rFonts w:ascii="Times New Roman" w:eastAsia="Times New Roman" w:hAnsi="Times New Roman" w:cs="Times New Roman"/>
+          <w:sz w:val="32"/>
+          <w:szCs w:val="32"/>
+          <w:lang w:val="ru-RU"/>
+        </w:rPr>
+      </w:pPr>
+    </w:p>
+    <w:p>
+      <w:pPr>
+        <w:spacing w:after="240" w:line="240" w:lineRule="auto"/>
+        <w:jc w:val="center"/>
         <w:rPr>
           <w:rFonts w:ascii="Times New Roman" w:eastAsia="Times New Roman" w:hAnsi="Times New Roman" w:cs="Times New Roman"/>
           <w:b/>
@@ -441,105 +567,8 @@
           <w:szCs w:val="28"/>
           <w:lang w:val="ru-RU"/>
         </w:rPr>
-        <w:t>РАСЧЕТНО-ПОЯСНИТЕЛЬНАЯ ЗАПИСКА</w:t>
-      </w:r>
-    </w:p>
-    <w:p>
-      <w:pPr>
-        <w:spacing w:after="0" w:line="240" w:lineRule="auto"/>
-        <w:rPr>
-          <w:rFonts w:ascii="Times New Roman" w:eastAsia="Times New Roman" w:hAnsi="Times New Roman" w:cs="Times New Roman"/>
-          <w:sz w:val="28"/>
-          <w:szCs w:val="28"/>
-          <w:lang w:val="ru-RU"/>
-        </w:rPr>
-      </w:pPr>
-    </w:p>
-    <w:p>
-      <w:pPr>
-        <w:spacing w:after="0" w:line="240" w:lineRule="auto"/>
-        <w:jc w:val="center"/>
-        <w:rPr>
-          <w:rFonts w:ascii="Times New Roman" w:eastAsia="Times New Roman" w:hAnsi="Times New Roman" w:cs="Times New Roman"/>
-          <w:sz w:val="28"/>
-          <w:szCs w:val="28"/>
-          <w:lang w:val="ru-RU"/>
-        </w:rPr>
-      </w:pPr>
-      <w:r>
-        <w:rPr>
-          <w:rFonts w:ascii="Times New Roman" w:eastAsia="Times New Roman" w:hAnsi="Times New Roman" w:cs="Times New Roman"/>
-          <w:b/>
-          <w:i/>
-          <w:sz w:val="28"/>
-          <w:szCs w:val="28"/>
-          <w:lang w:val="ru-RU"/>
-        </w:rPr>
-        <w:t>К НАУЧНО-ИССЛЕДОВАТЕЛЬСКОЙ РАБОТЕ</w:t>
-      </w:r>
-      <w:r>
-        <w:rPr>
-          <w:rFonts w:ascii="Times New Roman" w:eastAsia="Times New Roman" w:hAnsi="Times New Roman" w:cs="Times New Roman"/>
-          <w:b/>
-          <w:i/>
-          <w:sz w:val="28"/>
-          <w:szCs w:val="28"/>
-        </w:rPr>
-        <w:t> </w:t>
-      </w:r>
-    </w:p>
-    <w:p>
-      <w:pPr>
-        <w:spacing w:after="0" w:line="240" w:lineRule="auto"/>
-        <w:rPr>
-          <w:rFonts w:ascii="Times New Roman" w:eastAsia="Times New Roman" w:hAnsi="Times New Roman" w:cs="Times New Roman"/>
-          <w:sz w:val="28"/>
-          <w:szCs w:val="28"/>
-          <w:lang w:val="ru-RU"/>
-        </w:rPr>
-      </w:pPr>
-    </w:p>
-    <w:p>
-      <w:pPr>
-        <w:spacing w:after="0" w:line="240" w:lineRule="auto"/>
-        <w:jc w:val="center"/>
-        <w:rPr>
-          <w:rFonts w:ascii="Times New Roman" w:eastAsia="Times New Roman" w:hAnsi="Times New Roman" w:cs="Times New Roman"/>
-          <w:b/>
-          <w:i/>
-          <w:sz w:val="28"/>
-          <w:szCs w:val="28"/>
-          <w:lang w:val="ru-RU"/>
-        </w:rPr>
-      </w:pPr>
-      <w:r>
-        <w:rPr>
-          <w:rFonts w:ascii="Times New Roman" w:eastAsia="Times New Roman" w:hAnsi="Times New Roman" w:cs="Times New Roman"/>
-          <w:b/>
-          <w:i/>
-          <w:sz w:val="28"/>
-          <w:szCs w:val="28"/>
-          <w:lang w:val="ru-RU"/>
-        </w:rPr>
-        <w:t>НА ТЕМУ:</w:t>
-      </w:r>
-    </w:p>
-    <w:p>
-      <w:pPr>
-        <w:spacing w:after="0" w:line="240" w:lineRule="auto"/>
-        <w:jc w:val="center"/>
-        <w:rPr>
-          <w:rFonts w:ascii="Times New Roman" w:eastAsia="Times New Roman" w:hAnsi="Times New Roman" w:cs="Times New Roman"/>
-          <w:sz w:val="28"/>
-          <w:szCs w:val="28"/>
-          <w:lang w:val="ru-RU"/>
-        </w:rPr>
-      </w:pPr>
-    </w:p>
-    <w:p>
-      <w:pPr>
-        <w:spacing w:after="240" w:line="240" w:lineRule="auto"/>
-        <w:jc w:val="center"/>
+      </w:pPr>
+      <w:r>
         <w:rPr>
           <w:rFonts w:ascii="Times New Roman" w:eastAsia="Times New Roman" w:hAnsi="Times New Roman" w:cs="Times New Roman"/>
           <w:b/>
@@ -547,8 +576,20 @@
           <w:szCs w:val="28"/>
           <w:lang w:val="ru-RU"/>
         </w:rPr>
-      </w:pPr>
-      <w:bookmarkStart w:id="0" w:name="_Hlk227513060"/>
+        <w:t>Автоматизированная система проверки статей на плагиат</w:t>
+      </w:r>
+    </w:p>
+    <w:p>
+      <w:pPr>
+        <w:spacing w:after="240" w:line="240" w:lineRule="auto"/>
+        <w:jc w:val="center"/>
+        <w:rPr>
+          <w:rFonts w:ascii="Times New Roman" w:eastAsia="Times New Roman" w:hAnsi="Times New Roman" w:cs="Times New Roman"/>
+          <w:sz w:val="28"/>
+          <w:szCs w:val="28"/>
+          <w:lang w:val="ru-RU"/>
+        </w:rPr>
+      </w:pPr>
       <w:r>
         <w:rPr>
           <w:rFonts w:ascii="Times New Roman" w:eastAsia="Times New Roman" w:hAnsi="Times New Roman" w:cs="Times New Roman"/>
@@ -557,13 +598,12 @@
           <w:szCs w:val="28"/>
           <w:lang w:val="ru-RU"/>
         </w:rPr>
-        <w:t>Автоматизированная система проверки статей на плагиат</w:t>
+        <w:t>с визуальным выделением заимствований в тексте</w:t>
       </w:r>
     </w:p>
     <w:p>
       <w:pPr>
         <w:spacing w:after="240" w:line="240" w:lineRule="auto"/>
-        <w:jc w:val="center"/>
         <w:rPr>
           <w:rFonts w:ascii="Times New Roman" w:eastAsia="Times New Roman" w:hAnsi="Times New Roman" w:cs="Times New Roman"/>
           <w:sz w:val="28"/>
@@ -571,18 +611,7 @@
           <w:lang w:val="ru-RU"/>
         </w:rPr>
       </w:pPr>
-      <w:r>
-        <w:rPr>
-          <w:rFonts w:ascii="Times New Roman" w:eastAsia="Times New Roman" w:hAnsi="Times New Roman" w:cs="Times New Roman"/>
-          <w:b/>
-          <w:sz w:val="28"/>
-          <w:szCs w:val="28"/>
-          <w:lang w:val="ru-RU"/>
-        </w:rPr>
-        <w:t>с визуальным выделением заимствований в тексте</w:t>
-      </w:r>
     </w:p>
-    <w:bookmarkEnd w:id="0"/>
     <w:p>
       <w:pPr>
         <w:spacing w:after="240" w:line="240" w:lineRule="auto"/>
@@ -609,8 +638,6 @@
           <w:lang w:val="ru-RU"/>
         </w:rPr>
       </w:pPr>
-      <w:bookmarkStart w:id="1" w:name="_heading=h.gjdgxs"/>
-      <w:bookmarkEnd w:id="1"/>
       <w:r>
         <w:rPr>
           <w:rFonts w:ascii="Times New Roman" w:eastAsia="Times New Roman" w:hAnsi="Times New Roman" w:cs="Times New Roman"/>
@@ -628,7 +655,37 @@
           <w:u w:val="single"/>
           <w:lang w:val="ru-RU"/>
         </w:rPr>
-        <w:t>ИУ5Ц-101Б</w:t>
+        <w:t>ИУ5Ц-</w:t>
+      </w:r>
+      <w:r>
+        <w:rPr>
+          <w:rFonts w:ascii="Times New Roman" w:eastAsia="Times New Roman" w:hAnsi="Times New Roman" w:cs="Times New Roman"/>
+          <w:sz w:val="28"/>
+          <w:szCs w:val="28"/>
+          <w:u w:val="single"/>
+          <w:lang w:val="ru-RU"/>
+        </w:rPr>
+        <w:t>10</w:t>
+      </w:r>
+      <w:r>
+        <w:rPr>
+          <w:rFonts w:ascii="Times New Roman" w:eastAsia="Times New Roman" w:hAnsi="Times New Roman" w:cs="Times New Roman"/>
+          <w:sz w:val="28"/>
+          <w:szCs w:val="28"/>
+          <w:u w:val="single"/>
+          <w:lang w:val="ru-RU"/>
+        </w:rPr>
+        <w:t>1</w:t>
+      </w:r>
+      <w:r>
+        <w:rPr>
+          <w:rFonts w:ascii="Times New Roman" w:eastAsia="Times New Roman" w:hAnsi="Times New Roman" w:cs="Times New Roman"/>
+          <w:sz w:val="28"/>
+          <w:szCs w:val="28"/>
+          <w:u w:val="single"/>
+          <w:lang w:val="ru-RU"/>
+        </w:rPr>
+        <w:t>Б</w:t>
       </w:r>
       <w:r>
         <w:rPr>
@@ -660,7 +717,6 @@
         </w:rPr>
         <w:tab/>
       </w:r>
-      <w:bookmarkStart w:id="2" w:name="_Hlk227513136"/>
       <w:r>
         <w:rPr>
           <w:rFonts w:ascii="Times New Roman" w:eastAsia="Times New Roman" w:hAnsi="Times New Roman" w:cs="Times New Roman"/>
@@ -671,7 +727,6 @@
         </w:rPr>
         <w:t>В.М. Васильев</w:t>
       </w:r>
-      <w:bookmarkEnd w:id="2"/>
       <w:r>
         <w:rPr>
           <w:rFonts w:ascii="Times New Roman" w:eastAsia="Times New Roman" w:hAnsi="Times New Roman" w:cs="Times New Roman"/>
@@ -698,16 +753,16 @@
         <w:ind w:left="720" w:firstLine="981"/>
         <w:rPr>
           <w:rFonts w:ascii="Times New Roman" w:eastAsia="Times New Roman" w:hAnsi="Times New Roman" w:cs="Times New Roman"/>
-          <w:sz w:val="28"/>
-          <w:szCs w:val="28"/>
+          <w:sz w:val="18"/>
+          <w:szCs w:val="18"/>
           <w:lang w:val="ru-RU"/>
         </w:rPr>
       </w:pPr>
       <w:r>
         <w:rPr>
           <w:rFonts w:ascii="Times New Roman" w:eastAsia="Times New Roman" w:hAnsi="Times New Roman" w:cs="Times New Roman"/>
-          <w:sz w:val="28"/>
-          <w:szCs w:val="28"/>
+          <w:sz w:val="18"/>
+          <w:szCs w:val="18"/>
           <w:lang w:val="ru-RU"/>
         </w:rPr>
         <w:t>(код группы)</w:t>
@@ -715,8 +770,8 @@
       <w:r>
         <w:rPr>
           <w:rFonts w:ascii="Times New Roman" w:eastAsia="Times New Roman" w:hAnsi="Times New Roman" w:cs="Times New Roman"/>
-          <w:sz w:val="28"/>
-          <w:szCs w:val="28"/>
+          <w:sz w:val="18"/>
+          <w:szCs w:val="18"/>
           <w:lang w:val="ru-RU"/>
         </w:rPr>
         <w:tab/>
@@ -725,8 +780,8 @@
       <w:r>
         <w:rPr>
           <w:rFonts w:ascii="Times New Roman" w:eastAsia="Times New Roman" w:hAnsi="Times New Roman" w:cs="Times New Roman"/>
-          <w:sz w:val="28"/>
-          <w:szCs w:val="28"/>
+          <w:sz w:val="18"/>
+          <w:szCs w:val="18"/>
           <w:lang w:val="ru-RU"/>
         </w:rPr>
         <w:tab/>
@@ -739,8 +794,8 @@
         <w:ind w:left="720" w:firstLine="1265"/>
         <w:rPr>
           <w:rFonts w:ascii="Times New Roman" w:eastAsia="Times New Roman" w:hAnsi="Times New Roman" w:cs="Times New Roman"/>
-          <w:sz w:val="28"/>
-          <w:szCs w:val="28"/>
+          <w:sz w:val="24"/>
+          <w:szCs w:val="24"/>
           <w:lang w:val="ru-RU"/>
         </w:rPr>
       </w:pPr>
@@ -799,7 +854,6 @@
         </w:rPr>
         <w:tab/>
       </w:r>
-      <w:bookmarkStart w:id="3" w:name="_Hlk227513128"/>
       <w:r>
         <w:rPr>
           <w:rFonts w:ascii="Times New Roman" w:eastAsia="Times New Roman" w:hAnsi="Times New Roman" w:cs="Times New Roman"/>
@@ -808,9 +862,8 @@
           <w:u w:val="single"/>
           <w:lang w:val="ru-RU"/>
         </w:rPr>
-        <w:t>А.М. Балашов</w:t>
-      </w:r>
-      <w:bookmarkEnd w:id="3"/>
+        <w:t>А.М. Балашо</w:t>
+      </w:r>
       <w:r>
         <w:rPr>
           <w:rFonts w:ascii="Times New Roman" w:eastAsia="Times New Roman" w:hAnsi="Times New Roman" w:cs="Times New Roman"/>
@@ -819,13 +872,23 @@
           <w:u w:val="single"/>
           <w:lang w:val="ru-RU"/>
         </w:rPr>
-        <w:tab/>
+        <w:t>в</w:t>
       </w:r>
       <w:r>
         <w:rPr>
           <w:rFonts w:ascii="Times New Roman" w:eastAsia="Times New Roman" w:hAnsi="Times New Roman" w:cs="Times New Roman"/>
           <w:sz w:val="28"/>
           <w:szCs w:val="28"/>
+          <w:u w:val="single"/>
+          <w:lang w:val="ru-RU"/>
+        </w:rPr>
+        <w:tab/>
+      </w:r>
+      <w:r>
+        <w:rPr>
+          <w:rFonts w:ascii="Times New Roman" w:eastAsia="Times New Roman" w:hAnsi="Times New Roman" w:cs="Times New Roman"/>
+          <w:sz w:val="28"/>
+          <w:szCs w:val="28"/>
           <w:lang w:val="ru-RU"/>
         </w:rPr>
         <w:t xml:space="preserve"> </w:t>
@@ -837,16 +900,16 @@
         <w:ind w:left="720" w:firstLine="1264"/>
         <w:rPr>
           <w:rFonts w:ascii="Times New Roman" w:eastAsia="Times New Roman" w:hAnsi="Times New Roman" w:cs="Times New Roman"/>
-          <w:sz w:val="28"/>
-          <w:szCs w:val="28"/>
+          <w:sz w:val="18"/>
+          <w:szCs w:val="18"/>
           <w:lang w:val="ru-RU"/>
         </w:rPr>
       </w:pPr>
       <w:r>
         <w:rPr>
           <w:rFonts w:ascii="Times New Roman" w:eastAsia="Times New Roman" w:hAnsi="Times New Roman" w:cs="Times New Roman"/>
-          <w:sz w:val="28"/>
-          <w:szCs w:val="28"/>
+          <w:sz w:val="18"/>
+          <w:szCs w:val="18"/>
           <w:lang w:val="ru-RU"/>
         </w:rPr>
         <w:tab/>
@@ -855,8 +918,8 @@
       <w:r>
         <w:rPr>
           <w:rFonts w:ascii="Times New Roman" w:eastAsia="Times New Roman" w:hAnsi="Times New Roman" w:cs="Times New Roman"/>
-          <w:sz w:val="28"/>
-          <w:szCs w:val="28"/>
+          <w:sz w:val="18"/>
+          <w:szCs w:val="18"/>
           <w:lang w:val="ru-RU"/>
         </w:rPr>
         <w:tab/>
@@ -869,16 +932,16 @@
         <w:ind w:left="720" w:hanging="10"/>
         <w:rPr>
           <w:rFonts w:ascii="Times New Roman" w:eastAsia="Times New Roman" w:hAnsi="Times New Roman" w:cs="Times New Roman"/>
-          <w:sz w:val="28"/>
-          <w:szCs w:val="28"/>
+          <w:sz w:val="24"/>
+          <w:szCs w:val="24"/>
           <w:lang w:val="ru-RU"/>
         </w:rPr>
       </w:pPr>
       <w:r>
         <w:rPr>
           <w:rFonts w:ascii="Times New Roman" w:eastAsia="Times New Roman" w:hAnsi="Times New Roman" w:cs="Times New Roman"/>
-          <w:sz w:val="28"/>
-          <w:szCs w:val="28"/>
+          <w:sz w:val="24"/>
+          <w:szCs w:val="24"/>
           <w:lang w:val="ru-RU"/>
         </w:rPr>
         <w:t>Оценка _____________________</w:t>
@@ -890,8 +953,8 @@
         <w:ind w:left="720" w:firstLine="1265"/>
         <w:rPr>
           <w:rFonts w:ascii="Times New Roman" w:eastAsia="Times New Roman" w:hAnsi="Times New Roman" w:cs="Times New Roman"/>
-          <w:sz w:val="28"/>
-          <w:szCs w:val="28"/>
+          <w:sz w:val="24"/>
+          <w:szCs w:val="24"/>
           <w:lang w:val="ru-RU"/>
         </w:rPr>
       </w:pPr>
@@ -986,86 +1049,234 @@
         <w:ind w:left="720" w:firstLine="1264"/>
         <w:rPr>
           <w:rFonts w:ascii="Times New Roman" w:eastAsia="Times New Roman" w:hAnsi="Times New Roman" w:cs="Times New Roman"/>
-          <w:sz w:val="28"/>
-          <w:szCs w:val="28"/>
-          <w:lang w:val="ru-RU"/>
-        </w:rPr>
-      </w:pPr>
-      <w:r>
+          <w:sz w:val="18"/>
+          <w:szCs w:val="18"/>
+          <w:lang w:val="ru-RU"/>
+        </w:rPr>
+      </w:pPr>
+      <w:r>
+        <w:rPr>
+          <w:rFonts w:ascii="Times New Roman" w:eastAsia="Times New Roman" w:hAnsi="Times New Roman" w:cs="Times New Roman"/>
+          <w:sz w:val="18"/>
+          <w:szCs w:val="18"/>
+          <w:lang w:val="ru-RU"/>
+        </w:rPr>
+        <w:tab/>
+        <w:t>(подпись, дата)</w:t>
+      </w:r>
+      <w:r>
+        <w:rPr>
+          <w:rFonts w:ascii="Times New Roman" w:eastAsia="Times New Roman" w:hAnsi="Times New Roman" w:cs="Times New Roman"/>
+          <w:sz w:val="18"/>
+          <w:szCs w:val="18"/>
+          <w:lang w:val="ru-RU"/>
+        </w:rPr>
+        <w:tab/>
+        <w:t>(инициалы и фамилия)</w:t>
+      </w:r>
+    </w:p>
+    <w:p>
+      <w:pPr>
+        <w:spacing w:after="240" w:line="240" w:lineRule="auto"/>
+        <w:ind w:left="720" w:hanging="10"/>
+        <w:rPr>
+          <w:rFonts w:ascii="Times New Roman" w:eastAsia="Times New Roman" w:hAnsi="Times New Roman" w:cs="Times New Roman"/>
+          <w:sz w:val="24"/>
+          <w:szCs w:val="24"/>
+        </w:rPr>
+      </w:pPr>
+      <w:proofErr w:type="spellStart"/>
+      <w:r>
+        <w:rPr>
+          <w:rFonts w:ascii="Times New Roman" w:eastAsia="Times New Roman" w:hAnsi="Times New Roman" w:cs="Times New Roman"/>
+          <w:sz w:val="24"/>
+          <w:szCs w:val="24"/>
+        </w:rPr>
+        <w:t>Оценка</w:t>
+      </w:r>
+      <w:proofErr w:type="spellEnd"/>
+      <w:r>
+        <w:rPr>
+          <w:rFonts w:ascii="Times New Roman" w:eastAsia="Times New Roman" w:hAnsi="Times New Roman" w:cs="Times New Roman"/>
+          <w:sz w:val="24"/>
+          <w:szCs w:val="24"/>
+        </w:rPr>
+        <w:t xml:space="preserve"> _____________________</w:t>
+      </w:r>
+    </w:p>
+    <w:p>
+      <w:pPr>
+        <w:spacing w:after="0" w:line="240" w:lineRule="auto"/>
         <w:rPr>
           <w:rFonts w:ascii="Times New Roman" w:eastAsia="Times New Roman" w:hAnsi="Times New Roman" w:cs="Times New Roman"/>
           <w:sz w:val="28"/>
           <w:szCs w:val="28"/>
-          <w:lang w:val="ru-RU"/>
-        </w:rPr>
-        <w:tab/>
-        <w:t>(подпись, дата)</w:t>
-      </w:r>
-      <w:r>
+        </w:rPr>
+      </w:pPr>
+    </w:p>
+    <w:p>
+      <w:pPr>
+        <w:spacing w:after="0" w:line="240" w:lineRule="auto"/>
         <w:rPr>
           <w:rFonts w:ascii="Times New Roman" w:eastAsia="Times New Roman" w:hAnsi="Times New Roman" w:cs="Times New Roman"/>
           <w:sz w:val="28"/>
           <w:szCs w:val="28"/>
-          <w:lang w:val="ru-RU"/>
-        </w:rPr>
-        <w:tab/>
-        <w:t>(инициалы и фамилия)</w:t>
-      </w:r>
+        </w:rPr>
+      </w:pPr>
     </w:p>
     <w:p>
       <w:pPr>
-        <w:spacing w:after="240" w:line="240" w:lineRule="auto"/>
-        <w:ind w:left="720" w:hanging="10"/>
+        <w:spacing w:after="0" w:line="240" w:lineRule="auto"/>
         <w:rPr>
           <w:rFonts w:ascii="Times New Roman" w:eastAsia="Times New Roman" w:hAnsi="Times New Roman" w:cs="Times New Roman"/>
           <w:sz w:val="28"/>
           <w:szCs w:val="28"/>
-          <w:lang w:val="ru-RU"/>
-        </w:rPr>
-      </w:pPr>
-      <w:r>
+        </w:rPr>
+      </w:pPr>
+    </w:p>
+    <w:p>
+      <w:pPr>
+        <w:spacing w:after="0" w:line="240" w:lineRule="auto"/>
         <w:rPr>
           <w:rFonts w:ascii="Times New Roman" w:eastAsia="Times New Roman" w:hAnsi="Times New Roman" w:cs="Times New Roman"/>
           <w:sz w:val="28"/>
           <w:szCs w:val="28"/>
-          <w:lang w:val="ru-RU"/>
-        </w:rPr>
-        <w:lastRenderedPageBreak/>
-        <w:t>Оценка _____________________</w:t>
-      </w:r>
+        </w:rPr>
+      </w:pPr>
     </w:p>
     <w:p>
       <w:pPr>
         <w:spacing w:after="0" w:line="240" w:lineRule="auto"/>
+        <w:jc w:val="center"/>
+        <w:rPr>
+          <w:rFonts w:ascii="Times New Roman" w:eastAsia="Times New Roman" w:hAnsi="Times New Roman" w:cs="Times New Roman"/>
+          <w:sz w:val="24"/>
+          <w:szCs w:val="24"/>
+          <w:lang w:val="ru-RU"/>
+        </w:rPr>
+      </w:pPr>
+      <w:proofErr w:type="spellStart"/>
+      <w:r>
         <w:rPr>
           <w:rFonts w:ascii="Times New Roman" w:eastAsia="Times New Roman" w:hAnsi="Times New Roman" w:cs="Times New Roman"/>
           <w:sz w:val="28"/>
           <w:szCs w:val="28"/>
-          <w:lang w:val="ru-RU"/>
-        </w:rPr>
-      </w:pPr>
+        </w:rPr>
+        <w:t>Москва</w:t>
+      </w:r>
+      <w:proofErr w:type="spellEnd"/>
+      <w:r>
+        <w:rPr>
+          <w:rFonts w:ascii="Times New Roman" w:eastAsia="Times New Roman" w:hAnsi="Times New Roman" w:cs="Times New Roman"/>
+          <w:sz w:val="28"/>
+          <w:szCs w:val="28"/>
+        </w:rPr>
+        <w:t>, 202</w:t>
+      </w:r>
+      <w:r>
+        <w:rPr>
+          <w:rFonts w:ascii="Times New Roman" w:eastAsia="Times New Roman" w:hAnsi="Times New Roman" w:cs="Times New Roman"/>
+          <w:sz w:val="28"/>
+          <w:szCs w:val="28"/>
+          <w:lang w:val="ru-RU"/>
+        </w:rPr>
+        <w:t>6</w:t>
+      </w:r>
+      <w:r>
+        <w:rPr>
+          <w:rFonts w:ascii="Times New Roman" w:eastAsia="Times New Roman" w:hAnsi="Times New Roman" w:cs="Times New Roman"/>
+          <w:sz w:val="28"/>
+          <w:szCs w:val="28"/>
+        </w:rPr>
+        <w:t xml:space="preserve"> г. </w:t>
+      </w:r>
+      <w:r>
+        <w:br w:type="page" w:clear="all"/>
+      </w:r>
+      <w:r>
+        <w:rPr>
+          <w:rFonts w:ascii="Times New Roman" w:eastAsia="Times New Roman" w:hAnsi="Times New Roman" w:cs="Times New Roman"/>
+          <w:b/>
+          <w:sz w:val="24"/>
+          <w:szCs w:val="24"/>
+          <w:lang w:val="ru-RU"/>
+        </w:rPr>
+        <w:lastRenderedPageBreak/>
+        <w:t>Министерство науки и высшего образования Российской Федерации</w:t>
+      </w:r>
     </w:p>
     <w:p>
       <w:pPr>
         <w:spacing w:after="0" w:line="240" w:lineRule="auto"/>
+        <w:jc w:val="center"/>
         <w:rPr>
           <w:rFonts w:ascii="Times New Roman" w:eastAsia="Times New Roman" w:hAnsi="Times New Roman" w:cs="Times New Roman"/>
-          <w:sz w:val="28"/>
-          <w:szCs w:val="28"/>
-          <w:lang w:val="ru-RU"/>
-        </w:rPr>
-      </w:pPr>
+          <w:sz w:val="24"/>
+          <w:szCs w:val="24"/>
+          <w:lang w:val="ru-RU"/>
+        </w:rPr>
+      </w:pPr>
+      <w:r>
+        <w:rPr>
+          <w:rFonts w:ascii="Times New Roman" w:eastAsia="Times New Roman" w:hAnsi="Times New Roman" w:cs="Times New Roman"/>
+          <w:b/>
+          <w:sz w:val="24"/>
+          <w:szCs w:val="24"/>
+          <w:lang w:val="ru-RU"/>
+        </w:rPr>
+        <w:t xml:space="preserve">Федеральное государственное </w:t>
+      </w:r>
+      <w:r>
+        <w:rPr>
+          <w:rFonts w:ascii="Times New Roman" w:eastAsia="Times New Roman" w:hAnsi="Times New Roman" w:cs="Times New Roman"/>
+          <w:b/>
+          <w:sz w:val="24"/>
+          <w:szCs w:val="24"/>
+          <w:lang w:val="ru-RU"/>
+        </w:rPr>
+        <w:t>автономное</w:t>
+      </w:r>
+      <w:r>
+        <w:rPr>
+          <w:rFonts w:ascii="Times New Roman" w:eastAsia="Times New Roman" w:hAnsi="Times New Roman" w:cs="Times New Roman"/>
+          <w:b/>
+          <w:sz w:val="24"/>
+          <w:szCs w:val="24"/>
+          <w:lang w:val="ru-RU"/>
+        </w:rPr>
+        <w:t xml:space="preserve"> образовательное учреждение</w:t>
+      </w:r>
+      <w:r>
+        <w:rPr>
+          <w:rFonts w:ascii="Times New Roman" w:eastAsia="Times New Roman" w:hAnsi="Times New Roman" w:cs="Times New Roman"/>
+          <w:b/>
+          <w:sz w:val="24"/>
+          <w:szCs w:val="24"/>
+        </w:rPr>
+        <w:t> </w:t>
+      </w:r>
     </w:p>
     <w:p>
       <w:pPr>
         <w:spacing w:after="0" w:line="240" w:lineRule="auto"/>
+        <w:jc w:val="center"/>
         <w:rPr>
           <w:rFonts w:ascii="Times New Roman" w:eastAsia="Times New Roman" w:hAnsi="Times New Roman" w:cs="Times New Roman"/>
-          <w:sz w:val="28"/>
-          <w:szCs w:val="28"/>
-          <w:lang w:val="ru-RU"/>
-        </w:rPr>
-      </w:pPr>
+          <w:sz w:val="24"/>
+          <w:szCs w:val="24"/>
+          <w:lang w:val="ru-RU"/>
+        </w:rPr>
+      </w:pPr>
+      <w:r>
+        <w:rPr>
+          <w:rFonts w:ascii="Times New Roman" w:eastAsia="Times New Roman" w:hAnsi="Times New Roman" w:cs="Times New Roman"/>
+          <w:b/>
+          <w:sz w:val="24"/>
+          <w:szCs w:val="24"/>
+          <w:lang w:val="ru-RU"/>
+        </w:rPr>
+        <w:t>высшего образования</w:t>
+      </w:r>
     </w:p>
     <w:p>
       <w:pPr>
@@ -1073,47 +1284,20 @@
         <w:jc w:val="center"/>
         <w:rPr>
           <w:rFonts w:ascii="Times New Roman" w:eastAsia="Times New Roman" w:hAnsi="Times New Roman" w:cs="Times New Roman"/>
+          <w:sz w:val="24"/>
+          <w:szCs w:val="24"/>
+          <w:lang w:val="ru-RU"/>
+        </w:rPr>
+      </w:pPr>
+      <w:r>
+        <w:rPr>
+          <w:rFonts w:ascii="Times New Roman" w:eastAsia="Times New Roman" w:hAnsi="Times New Roman" w:cs="Times New Roman"/>
           <w:b/>
-          <w:sz w:val="28"/>
-          <w:szCs w:val="28"/>
-          <w:lang w:val="ru-RU"/>
-        </w:rPr>
-      </w:pPr>
-      <w:r>
-        <w:rPr>
-          <w:rFonts w:ascii="Times New Roman" w:eastAsia="Times New Roman" w:hAnsi="Times New Roman" w:cs="Times New Roman"/>
-          <w:sz w:val="28"/>
-          <w:szCs w:val="28"/>
-          <w:lang w:val="ru-RU"/>
-        </w:rPr>
-        <w:t>Москва, 202</w:t>
-      </w:r>
-      <w:r>
-        <w:rPr>
-          <w:rFonts w:ascii="Times New Roman" w:eastAsia="Times New Roman" w:hAnsi="Times New Roman" w:cs="Times New Roman"/>
-          <w:sz w:val="28"/>
-          <w:szCs w:val="28"/>
-          <w:lang w:val="ru-RU"/>
-        </w:rPr>
-        <w:t>6</w:t>
-      </w:r>
-      <w:r>
-        <w:rPr>
-          <w:rFonts w:ascii="Times New Roman" w:eastAsia="Times New Roman" w:hAnsi="Times New Roman" w:cs="Times New Roman"/>
-          <w:sz w:val="28"/>
-          <w:szCs w:val="28"/>
-          <w:lang w:val="ru-RU"/>
-        </w:rPr>
-        <w:t xml:space="preserve"> г. </w:t>
-      </w:r>
-      <w:r>
-        <w:rPr>
-          <w:rFonts w:ascii="Times New Roman" w:hAnsi="Times New Roman" w:cs="Times New Roman"/>
-          <w:sz w:val="28"/>
-          <w:szCs w:val="28"/>
-          <w:lang w:val="ru-RU"/>
-        </w:rPr>
-        <w:br w:type="page" w:clear="all"/>
+          <w:sz w:val="24"/>
+          <w:szCs w:val="24"/>
+          <w:lang w:val="ru-RU"/>
+        </w:rPr>
+        <w:t>«Московский государственный технический университет имени Н.Э. Баумана</w:t>
       </w:r>
     </w:p>
     <w:p>
@@ -1122,8 +1306,8 @@
         <w:jc w:val="center"/>
         <w:rPr>
           <w:rFonts w:ascii="Times New Roman" w:eastAsia="Times New Roman" w:hAnsi="Times New Roman" w:cs="Times New Roman"/>
-          <w:sz w:val="28"/>
-          <w:szCs w:val="28"/>
+          <w:sz w:val="24"/>
+          <w:szCs w:val="24"/>
           <w:lang w:val="ru-RU"/>
         </w:rPr>
       </w:pPr>
@@ -1131,106 +1315,8 @@
         <w:rPr>
           <w:rFonts w:ascii="Times New Roman" w:eastAsia="Times New Roman" w:hAnsi="Times New Roman" w:cs="Times New Roman"/>
           <w:b/>
-          <w:sz w:val="28"/>
-          <w:szCs w:val="28"/>
-          <w:lang w:val="ru-RU"/>
-        </w:rPr>
-        <w:lastRenderedPageBreak/>
-        <w:t>Министерство науки и высшего образования Российской Федерации</w:t>
-      </w:r>
-    </w:p>
-    <w:p>
-      <w:pPr>
-        <w:spacing w:after="0" w:line="240" w:lineRule="auto"/>
-        <w:jc w:val="center"/>
-        <w:rPr>
-          <w:rFonts w:ascii="Times New Roman" w:eastAsia="Times New Roman" w:hAnsi="Times New Roman" w:cs="Times New Roman"/>
-          <w:sz w:val="28"/>
-          <w:szCs w:val="28"/>
-          <w:lang w:val="ru-RU"/>
-        </w:rPr>
-      </w:pPr>
-      <w:r>
-        <w:rPr>
-          <w:rFonts w:ascii="Times New Roman" w:eastAsia="Times New Roman" w:hAnsi="Times New Roman" w:cs="Times New Roman"/>
-          <w:b/>
-          <w:sz w:val="28"/>
-          <w:szCs w:val="28"/>
-          <w:lang w:val="ru-RU"/>
-        </w:rPr>
-        <w:t>Федеральное государственное автономное образовательное учреждение</w:t>
-      </w:r>
-      <w:r>
-        <w:rPr>
-          <w:rFonts w:ascii="Times New Roman" w:eastAsia="Times New Roman" w:hAnsi="Times New Roman" w:cs="Times New Roman"/>
-          <w:b/>
-          <w:sz w:val="28"/>
-          <w:szCs w:val="28"/>
-        </w:rPr>
-        <w:t> </w:t>
-      </w:r>
-    </w:p>
-    <w:p>
-      <w:pPr>
-        <w:spacing w:after="0" w:line="240" w:lineRule="auto"/>
-        <w:jc w:val="center"/>
-        <w:rPr>
-          <w:rFonts w:ascii="Times New Roman" w:eastAsia="Times New Roman" w:hAnsi="Times New Roman" w:cs="Times New Roman"/>
-          <w:sz w:val="28"/>
-          <w:szCs w:val="28"/>
-          <w:lang w:val="ru-RU"/>
-        </w:rPr>
-      </w:pPr>
-      <w:r>
-        <w:rPr>
-          <w:rFonts w:ascii="Times New Roman" w:eastAsia="Times New Roman" w:hAnsi="Times New Roman" w:cs="Times New Roman"/>
-          <w:b/>
-          <w:sz w:val="28"/>
-          <w:szCs w:val="28"/>
-          <w:lang w:val="ru-RU"/>
-        </w:rPr>
-        <w:t>высшего образования</w:t>
-      </w:r>
-    </w:p>
-    <w:p>
-      <w:pPr>
-        <w:spacing w:after="0" w:line="240" w:lineRule="auto"/>
-        <w:jc w:val="center"/>
-        <w:rPr>
-          <w:rFonts w:ascii="Times New Roman" w:eastAsia="Times New Roman" w:hAnsi="Times New Roman" w:cs="Times New Roman"/>
-          <w:sz w:val="28"/>
-          <w:szCs w:val="28"/>
-          <w:lang w:val="ru-RU"/>
-        </w:rPr>
-      </w:pPr>
-      <w:r>
-        <w:rPr>
-          <w:rFonts w:ascii="Times New Roman" w:eastAsia="Times New Roman" w:hAnsi="Times New Roman" w:cs="Times New Roman"/>
-          <w:b/>
-          <w:sz w:val="28"/>
-          <w:szCs w:val="28"/>
-          <w:lang w:val="ru-RU"/>
-        </w:rPr>
-        <w:t>«Московский государственный технический университет имени Н.Э. Баумана</w:t>
-      </w:r>
-    </w:p>
-    <w:p>
-      <w:pPr>
-        <w:spacing w:after="0" w:line="240" w:lineRule="auto"/>
-        <w:jc w:val="center"/>
-        <w:rPr>
-          <w:rFonts w:ascii="Times New Roman" w:eastAsia="Times New Roman" w:hAnsi="Times New Roman" w:cs="Times New Roman"/>
-          <w:sz w:val="28"/>
-          <w:szCs w:val="28"/>
-          <w:lang w:val="ru-RU"/>
-        </w:rPr>
-      </w:pPr>
-      <w:r>
-        <w:rPr>
-          <w:rFonts w:ascii="Times New Roman" w:eastAsia="Times New Roman" w:hAnsi="Times New Roman" w:cs="Times New Roman"/>
-          <w:b/>
-          <w:sz w:val="28"/>
-          <w:szCs w:val="28"/>
+          <w:sz w:val="24"/>
+          <w:szCs w:val="24"/>
           <w:lang w:val="ru-RU"/>
         </w:rPr>
         <w:t>(национальный исследовательский университет)»</w:t>
@@ -1245,8 +1331,8 @@
         <w:jc w:val="center"/>
         <w:rPr>
           <w:rFonts w:ascii="Times New Roman" w:eastAsia="Times New Roman" w:hAnsi="Times New Roman" w:cs="Times New Roman"/>
-          <w:sz w:val="28"/>
-          <w:szCs w:val="28"/>
+          <w:sz w:val="24"/>
+          <w:szCs w:val="24"/>
           <w:lang w:val="ru-RU"/>
         </w:rPr>
       </w:pPr>
@@ -1254,8 +1340,8 @@
         <w:rPr>
           <w:rFonts w:ascii="Times New Roman" w:eastAsia="Times New Roman" w:hAnsi="Times New Roman" w:cs="Times New Roman"/>
           <w:b/>
-          <w:sz w:val="28"/>
-          <w:szCs w:val="28"/>
+          <w:sz w:val="24"/>
+          <w:szCs w:val="24"/>
           <w:lang w:val="ru-RU"/>
         </w:rPr>
         <w:t>(МГТУ им. Н.Э. Баумана)</w:t>
@@ -1266,8 +1352,8 @@
         <w:spacing w:after="0" w:line="240" w:lineRule="auto"/>
         <w:rPr>
           <w:rFonts w:ascii="Times New Roman" w:eastAsia="Times New Roman" w:hAnsi="Times New Roman" w:cs="Times New Roman"/>
-          <w:sz w:val="28"/>
-          <w:szCs w:val="28"/>
+          <w:sz w:val="24"/>
+          <w:szCs w:val="24"/>
           <w:lang w:val="ru-RU"/>
         </w:rPr>
       </w:pPr>
@@ -1439,8 +1525,8 @@
         <w:spacing w:after="0" w:line="240" w:lineRule="auto"/>
         <w:rPr>
           <w:rFonts w:ascii="Times New Roman" w:eastAsia="Times New Roman" w:hAnsi="Times New Roman" w:cs="Times New Roman"/>
-          <w:sz w:val="28"/>
-          <w:szCs w:val="28"/>
+          <w:sz w:val="24"/>
+          <w:szCs w:val="24"/>
           <w:lang w:val="ru-RU"/>
         </w:rPr>
       </w:pPr>
@@ -1451,8 +1537,6 @@
         <w:jc w:val="center"/>
         <w:rPr>
           <w:rFonts w:ascii="Times New Roman" w:eastAsia="Times New Roman" w:hAnsi="Times New Roman" w:cs="Times New Roman"/>
-          <w:sz w:val="28"/>
-          <w:szCs w:val="28"/>
           <w:lang w:val="ru-RU"/>
         </w:rPr>
       </w:pPr>
@@ -1460,8 +1544,8 @@
         <w:rPr>
           <w:rFonts w:ascii="Times New Roman" w:eastAsia="Times New Roman" w:hAnsi="Times New Roman" w:cs="Times New Roman"/>
           <w:b/>
-          <w:sz w:val="28"/>
-          <w:szCs w:val="28"/>
+          <w:sz w:val="32"/>
+          <w:szCs w:val="32"/>
           <w:lang w:val="ru-RU"/>
         </w:rPr>
         <w:t>ЗАДАНИЕ</w:t>
@@ -1473,8 +1557,8 @@
         <w:jc w:val="center"/>
         <w:rPr>
           <w:rFonts w:ascii="Times New Roman" w:eastAsia="Times New Roman" w:hAnsi="Times New Roman" w:cs="Times New Roman"/>
-          <w:sz w:val="28"/>
-          <w:szCs w:val="28"/>
+          <w:sz w:val="24"/>
+          <w:szCs w:val="24"/>
           <w:lang w:val="ru-RU"/>
         </w:rPr>
       </w:pPr>
@@ -1482,8 +1566,8 @@
         <w:rPr>
           <w:rFonts w:ascii="Times New Roman" w:eastAsia="Times New Roman" w:hAnsi="Times New Roman" w:cs="Times New Roman"/>
           <w:b/>
-          <w:sz w:val="28"/>
-          <w:szCs w:val="28"/>
+          <w:sz w:val="32"/>
+          <w:szCs w:val="32"/>
           <w:lang w:val="ru-RU"/>
         </w:rPr>
         <w:t>на выполнение научно-исследовательской работы</w:t>
@@ -1508,57 +1592,63 @@
         <w:spacing w:after="180" w:line="240" w:lineRule="auto"/>
         <w:rPr>
           <w:rFonts w:ascii="Times New Roman" w:eastAsia="Times New Roman" w:hAnsi="Times New Roman" w:cs="Times New Roman"/>
-          <w:sz w:val="28"/>
-          <w:szCs w:val="28"/>
+          <w:sz w:val="24"/>
+          <w:szCs w:val="24"/>
+          <w:lang w:val="ru-RU"/>
+        </w:rPr>
+      </w:pPr>
+      <w:r>
+        <w:rPr>
+          <w:rFonts w:ascii="Times New Roman" w:eastAsia="Times New Roman" w:hAnsi="Times New Roman" w:cs="Times New Roman"/>
+          <w:sz w:val="24"/>
+          <w:szCs w:val="24"/>
+          <w:lang w:val="ru-RU"/>
+        </w:rPr>
+        <w:t xml:space="preserve">по </w:t>
+      </w:r>
+      <w:proofErr w:type="gramStart"/>
+      <w:r>
+        <w:rPr>
+          <w:rFonts w:ascii="Times New Roman" w:eastAsia="Times New Roman" w:hAnsi="Times New Roman" w:cs="Times New Roman"/>
+          <w:sz w:val="24"/>
+          <w:szCs w:val="24"/>
+          <w:lang w:val="ru-RU"/>
+        </w:rPr>
+        <w:t xml:space="preserve">теме: </w:t>
+      </w:r>
+      <w:r>
+        <w:rPr>
+          <w:rFonts w:ascii="Times New Roman" w:eastAsia="Times New Roman" w:hAnsi="Times New Roman" w:cs="Times New Roman"/>
+          <w:sz w:val="24"/>
+          <w:szCs w:val="24"/>
           <w:u w:val="single"/>
           <w:lang w:val="ru-RU"/>
         </w:rPr>
-      </w:pPr>
+        <w:t xml:space="preserve">  </w:t>
+      </w:r>
+      <w:proofErr w:type="gramEnd"/>
       <w:r>
         <w:rPr>
           <w:rFonts w:ascii="Times New Roman" w:eastAsia="Times New Roman" w:hAnsi="Times New Roman" w:cs="Times New Roman"/>
-          <w:sz w:val="28"/>
-          <w:szCs w:val="28"/>
-          <w:lang w:val="ru-RU"/>
-        </w:rPr>
-        <w:t xml:space="preserve">по </w:t>
-      </w:r>
-      <w:proofErr w:type="gramStart"/>
+          <w:sz w:val="24"/>
+          <w:szCs w:val="24"/>
+          <w:u w:val="single"/>
+          <w:lang w:val="ru-RU"/>
+        </w:rPr>
+        <w:t xml:space="preserve"> Автоматизированная система проверки статей на плагиат с визуальным выделением заимствований в тексте</w:t>
+      </w:r>
       <w:r>
         <w:rPr>
           <w:rFonts w:ascii="Times New Roman" w:eastAsia="Times New Roman" w:hAnsi="Times New Roman" w:cs="Times New Roman"/>
-          <w:sz w:val="28"/>
-          <w:szCs w:val="28"/>
-          <w:lang w:val="ru-RU"/>
-        </w:rPr>
-        <w:t xml:space="preserve">теме: </w:t>
+          <w:lang w:val="ru-RU"/>
+        </w:rPr>
+        <w:t xml:space="preserve"> </w:t>
       </w:r>
       <w:r>
         <w:rPr>
           <w:rFonts w:ascii="Times New Roman" w:eastAsia="Times New Roman" w:hAnsi="Times New Roman" w:cs="Times New Roman"/>
-          <w:sz w:val="28"/>
-          <w:szCs w:val="28"/>
-          <w:u w:val="single"/>
-          <w:lang w:val="ru-RU"/>
-        </w:rPr>
-        <w:t xml:space="preserve">  </w:t>
-      </w:r>
-      <w:proofErr w:type="gramEnd"/>
-      <w:r>
-        <w:rPr>
-          <w:rFonts w:ascii="Times New Roman" w:eastAsia="Times New Roman" w:hAnsi="Times New Roman" w:cs="Times New Roman"/>
-          <w:sz w:val="28"/>
-          <w:szCs w:val="28"/>
-          <w:u w:val="single"/>
-          <w:lang w:val="ru-RU"/>
-        </w:rPr>
-        <w:t xml:space="preserve"> Автоматизированная система проверки статей на плагиат с визуальным выделением заимствований в тексте</w:t>
-      </w:r>
-      <w:r>
-        <w:rPr>
-          <w:rFonts w:ascii="Times New Roman" w:eastAsia="Times New Roman" w:hAnsi="Times New Roman" w:cs="Times New Roman"/>
-          <w:sz w:val="28"/>
-          <w:szCs w:val="28"/>
+          <w:sz w:val="24"/>
+          <w:szCs w:val="24"/>
           <w:lang w:val="ru-RU"/>
         </w:rPr>
         <w:t>______________</w:t>
@@ -1573,8 +1663,8 @@
         <w:spacing w:after="180" w:line="240" w:lineRule="auto"/>
         <w:rPr>
           <w:rFonts w:ascii="Times New Roman" w:eastAsia="Times New Roman" w:hAnsi="Times New Roman" w:cs="Times New Roman"/>
-          <w:sz w:val="28"/>
-          <w:szCs w:val="28"/>
+          <w:sz w:val="16"/>
+          <w:szCs w:val="16"/>
           <w:lang w:val="ru-RU"/>
         </w:rPr>
       </w:pPr>
@@ -1582,8 +1672,8 @@
         <w:rPr>
           <w:rFonts w:ascii="Times New Roman" w:eastAsia="Times New Roman" w:hAnsi="Times New Roman" w:cs="Times New Roman"/>
           <w:b/>
-          <w:sz w:val="28"/>
-          <w:szCs w:val="28"/>
+          <w:sz w:val="24"/>
+          <w:szCs w:val="24"/>
           <w:lang w:val="ru-RU"/>
         </w:rPr>
         <w:t>Студент группы</w:t>
@@ -1591,8 +1681,8 @@
       <w:r>
         <w:rPr>
           <w:rFonts w:ascii="Times New Roman" w:eastAsia="Times New Roman" w:hAnsi="Times New Roman" w:cs="Times New Roman"/>
-          <w:sz w:val="28"/>
-          <w:szCs w:val="28"/>
+          <w:sz w:val="24"/>
+          <w:szCs w:val="24"/>
           <w:lang w:val="ru-RU"/>
         </w:rPr>
         <w:t xml:space="preserve"> </w:t>
@@ -1600,18 +1690,38 @@
       <w:r>
         <w:rPr>
           <w:rFonts w:ascii="Times New Roman" w:eastAsia="Times New Roman" w:hAnsi="Times New Roman" w:cs="Times New Roman"/>
-          <w:sz w:val="28"/>
-          <w:szCs w:val="28"/>
+          <w:sz w:val="24"/>
+          <w:szCs w:val="24"/>
           <w:u w:val="single"/>
           <w:lang w:val="ru-RU"/>
         </w:rPr>
-        <w:t>ИУ5-101б</w:t>
+        <w:t>ИУ5-</w:t>
       </w:r>
       <w:r>
         <w:rPr>
           <w:rFonts w:ascii="Times New Roman" w:eastAsia="Times New Roman" w:hAnsi="Times New Roman" w:cs="Times New Roman"/>
-          <w:sz w:val="28"/>
-          <w:szCs w:val="28"/>
+          <w:sz w:val="24"/>
+          <w:szCs w:val="24"/>
+          <w:u w:val="single"/>
+          <w:lang w:val="ru-RU"/>
+        </w:rPr>
+        <w:t>101</w:t>
+      </w:r>
+      <w:r>
+        <w:rPr>
+          <w:rFonts w:ascii="Times New Roman" w:eastAsia="Times New Roman" w:hAnsi="Times New Roman" w:cs="Times New Roman"/>
+          <w:sz w:val="24"/>
+          <w:szCs w:val="24"/>
+          <w:u w:val="single"/>
+          <w:lang w:val="ru-RU"/>
+        </w:rPr>
+        <w:t>б</w:t>
+      </w:r>
+      <w:r>
+        <w:rPr>
+          <w:rFonts w:ascii="Times New Roman" w:eastAsia="Times New Roman" w:hAnsi="Times New Roman" w:cs="Times New Roman"/>
+          <w:sz w:val="24"/>
+          <w:szCs w:val="24"/>
           <w:lang w:val="ru-RU"/>
         </w:rPr>
         <w:t xml:space="preserve">   </w:t>
@@ -1619,8 +1729,8 @@
       <w:r>
         <w:rPr>
           <w:rFonts w:ascii="Times New Roman" w:eastAsia="Times New Roman" w:hAnsi="Times New Roman" w:cs="Times New Roman"/>
-          <w:sz w:val="28"/>
-          <w:szCs w:val="28"/>
+          <w:sz w:val="24"/>
+          <w:szCs w:val="24"/>
           <w:u w:val="single"/>
           <w:lang w:val="ru-RU"/>
         </w:rPr>
@@ -1629,11 +1739,21 @@
       <w:r>
         <w:rPr>
           <w:rFonts w:ascii="Times New Roman" w:eastAsia="Times New Roman" w:hAnsi="Times New Roman" w:cs="Times New Roman"/>
-          <w:sz w:val="28"/>
-          <w:szCs w:val="28"/>
+          <w:sz w:val="24"/>
+          <w:szCs w:val="24"/>
           <w:lang w:val="ru-RU"/>
         </w:rPr>
         <w:t>________________________</w:t>
+      </w:r>
+      <w:r>
+        <w:rPr>
+          <w:rFonts w:ascii="Times New Roman" w:eastAsia="Times New Roman" w:hAnsi="Times New Roman" w:cs="Times New Roman"/>
+          <w:sz w:val="16"/>
+          <w:szCs w:val="16"/>
+          <w:lang w:val="ru-RU"/>
+        </w:rPr>
+        <w:tab/>
+        <w:t>(Фамилия имя отчество)</w:t>
       </w:r>
     </w:p>
     <w:p>
@@ -1646,8 +1766,8 @@
         <w:jc w:val="both"/>
         <w:rPr>
           <w:rFonts w:ascii="Times New Roman" w:eastAsia="Times New Roman" w:hAnsi="Times New Roman" w:cs="Times New Roman"/>
-          <w:sz w:val="28"/>
-          <w:szCs w:val="28"/>
+          <w:sz w:val="24"/>
+          <w:szCs w:val="24"/>
           <w:lang w:val="ru-RU"/>
         </w:rPr>
       </w:pPr>
@@ -1655,8 +1775,8 @@
         <w:rPr>
           <w:rFonts w:ascii="Times New Roman" w:eastAsia="Times New Roman" w:hAnsi="Times New Roman" w:cs="Times New Roman"/>
           <w:b/>
-          <w:sz w:val="28"/>
-          <w:szCs w:val="28"/>
+          <w:sz w:val="24"/>
+          <w:szCs w:val="24"/>
           <w:lang w:val="ru-RU"/>
         </w:rPr>
         <w:t>Направленность НИР</w:t>
@@ -1664,33 +1784,17 @@
       <w:r>
         <w:rPr>
           <w:rFonts w:ascii="Times New Roman" w:eastAsia="Times New Roman" w:hAnsi="Times New Roman" w:cs="Times New Roman"/>
-          <w:sz w:val="28"/>
-          <w:szCs w:val="28"/>
+          <w:sz w:val="24"/>
+          <w:szCs w:val="24"/>
           <w:lang w:val="ru-RU"/>
         </w:rPr>
         <w:t xml:space="preserve"> (учебная, исследовательская, практическая, производственная, др.)  </w:t>
       </w:r>
-    </w:p>
-    <w:p>
-      <w:pPr>
-        <w:tabs>
-          <w:tab w:val="left" w:pos="1276"/>
-          <w:tab w:val="left" w:pos="9639"/>
-        </w:tabs>
-        <w:spacing w:after="180" w:line="240" w:lineRule="auto"/>
-        <w:jc w:val="both"/>
+      <w:r>
         <w:rPr>
           <w:rFonts w:ascii="Times New Roman" w:eastAsia="Times New Roman" w:hAnsi="Times New Roman" w:cs="Times New Roman"/>
-          <w:sz w:val="28"/>
-          <w:szCs w:val="28"/>
-          <w:lang w:val="ru-RU"/>
-        </w:rPr>
-      </w:pPr>
-      <w:r>
-        <w:rPr>
-          <w:rFonts w:ascii="Times New Roman" w:eastAsia="Times New Roman" w:hAnsi="Times New Roman" w:cs="Times New Roman"/>
-          <w:sz w:val="28"/>
-          <w:szCs w:val="28"/>
+          <w:sz w:val="24"/>
+          <w:szCs w:val="24"/>
           <w:u w:val="single"/>
           <w:lang w:val="ru-RU"/>
         </w:rPr>
@@ -1700,8 +1804,8 @@
       <w:r>
         <w:rPr>
           <w:rFonts w:ascii="Times New Roman" w:eastAsia="Times New Roman" w:hAnsi="Times New Roman" w:cs="Times New Roman"/>
-          <w:sz w:val="28"/>
-          <w:szCs w:val="28"/>
+          <w:sz w:val="24"/>
+          <w:szCs w:val="24"/>
           <w:lang w:val="ru-RU"/>
         </w:rPr>
         <w:t>_____________________________________________________</w:t>
@@ -1717,8 +1821,8 @@
         <w:jc w:val="both"/>
         <w:rPr>
           <w:rFonts w:ascii="Times New Roman" w:eastAsia="Times New Roman" w:hAnsi="Times New Roman" w:cs="Times New Roman"/>
-          <w:sz w:val="28"/>
-          <w:szCs w:val="28"/>
+          <w:sz w:val="24"/>
+          <w:szCs w:val="24"/>
           <w:lang w:val="ru-RU"/>
         </w:rPr>
       </w:pPr>
@@ -1726,8 +1830,8 @@
         <w:rPr>
           <w:rFonts w:ascii="Times New Roman" w:eastAsia="Times New Roman" w:hAnsi="Times New Roman" w:cs="Times New Roman"/>
           <w:b/>
-          <w:sz w:val="28"/>
-          <w:szCs w:val="28"/>
+          <w:sz w:val="24"/>
+          <w:szCs w:val="24"/>
           <w:lang w:val="ru-RU"/>
         </w:rPr>
         <w:t>Источник тематики</w:t>
@@ -1735,8 +1839,8 @@
       <w:r>
         <w:rPr>
           <w:rFonts w:ascii="Times New Roman" w:eastAsia="Times New Roman" w:hAnsi="Times New Roman" w:cs="Times New Roman"/>
-          <w:sz w:val="28"/>
-          <w:szCs w:val="28"/>
+          <w:sz w:val="24"/>
+          <w:szCs w:val="24"/>
           <w:lang w:val="ru-RU"/>
         </w:rPr>
         <w:t xml:space="preserve"> (кафедра, предприятие, НИР)</w:t>
@@ -1744,8 +1848,8 @@
       <w:r>
         <w:rPr>
           <w:rFonts w:ascii="Times New Roman" w:eastAsia="Times New Roman" w:hAnsi="Times New Roman" w:cs="Times New Roman"/>
-          <w:sz w:val="28"/>
-          <w:szCs w:val="28"/>
+          <w:sz w:val="24"/>
+          <w:szCs w:val="24"/>
           <w:u w:val="single"/>
           <w:lang w:val="ru-RU"/>
         </w:rPr>
@@ -1754,8 +1858,8 @@
       <w:r>
         <w:rPr>
           <w:rFonts w:ascii="Times New Roman" w:eastAsia="Times New Roman" w:hAnsi="Times New Roman" w:cs="Times New Roman"/>
-          <w:sz w:val="28"/>
-          <w:szCs w:val="28"/>
+          <w:sz w:val="24"/>
+          <w:szCs w:val="24"/>
           <w:u w:val="single"/>
           <w:lang w:val="ru-RU"/>
         </w:rPr>
@@ -1765,8 +1869,8 @@
       <w:r>
         <w:rPr>
           <w:rFonts w:ascii="Times New Roman" w:eastAsia="Times New Roman" w:hAnsi="Times New Roman" w:cs="Times New Roman"/>
-          <w:sz w:val="28"/>
-          <w:szCs w:val="28"/>
+          <w:sz w:val="24"/>
+          <w:szCs w:val="24"/>
           <w:lang w:val="ru-RU"/>
         </w:rPr>
         <w:t>_________</w:t>
@@ -1782,8 +1886,8 @@
         <w:jc w:val="both"/>
         <w:rPr>
           <w:rFonts w:ascii="Times New Roman" w:eastAsia="Times New Roman" w:hAnsi="Times New Roman" w:cs="Times New Roman"/>
-          <w:sz w:val="28"/>
-          <w:szCs w:val="28"/>
+          <w:sz w:val="24"/>
+          <w:szCs w:val="24"/>
           <w:lang w:val="ru-RU"/>
         </w:rPr>
       </w:pPr>
@@ -1791,8 +1895,8 @@
         <w:rPr>
           <w:rFonts w:ascii="Times New Roman" w:eastAsia="Times New Roman" w:hAnsi="Times New Roman" w:cs="Times New Roman"/>
           <w:b/>
-          <w:sz w:val="28"/>
-          <w:szCs w:val="28"/>
+          <w:sz w:val="24"/>
+          <w:szCs w:val="24"/>
           <w:lang w:val="ru-RU"/>
         </w:rPr>
         <w:t>График выполнения НИР</w:t>
@@ -1800,8 +1904,8 @@
       <w:r>
         <w:rPr>
           <w:rFonts w:ascii="Times New Roman" w:eastAsia="Times New Roman" w:hAnsi="Times New Roman" w:cs="Times New Roman"/>
-          <w:sz w:val="28"/>
-          <w:szCs w:val="28"/>
+          <w:sz w:val="24"/>
+          <w:szCs w:val="24"/>
           <w:lang w:val="ru-RU"/>
         </w:rPr>
         <w:t xml:space="preserve">: </w:t>
@@ -1809,8 +1913,8 @@
       <w:r>
         <w:rPr>
           <w:rFonts w:ascii="Times New Roman" w:eastAsia="Times New Roman" w:hAnsi="Times New Roman" w:cs="Times New Roman"/>
-          <w:sz w:val="28"/>
-          <w:szCs w:val="28"/>
+          <w:sz w:val="24"/>
+          <w:szCs w:val="24"/>
           <w:u w:val="single"/>
           <w:lang w:val="ru-RU"/>
         </w:rPr>
@@ -1821,8 +1925,8 @@
       <w:r>
         <w:rPr>
           <w:rFonts w:ascii="Times New Roman" w:eastAsia="Times New Roman" w:hAnsi="Times New Roman" w:cs="Times New Roman"/>
-          <w:sz w:val="28"/>
-          <w:szCs w:val="28"/>
+          <w:sz w:val="24"/>
+          <w:szCs w:val="24"/>
           <w:u w:val="single"/>
           <w:lang w:val="ru-RU"/>
         </w:rPr>
@@ -1832,8 +1936,8 @@
       <w:r>
         <w:rPr>
           <w:rFonts w:ascii="Times New Roman" w:eastAsia="Times New Roman" w:hAnsi="Times New Roman" w:cs="Times New Roman"/>
-          <w:sz w:val="28"/>
-          <w:szCs w:val="28"/>
+          <w:sz w:val="24"/>
+          <w:szCs w:val="24"/>
           <w:u w:val="single"/>
           <w:lang w:val="ru-RU"/>
         </w:rPr>
@@ -1843,8 +1947,8 @@
       <w:r>
         <w:rPr>
           <w:rFonts w:ascii="Times New Roman" w:eastAsia="Times New Roman" w:hAnsi="Times New Roman" w:cs="Times New Roman"/>
-          <w:sz w:val="28"/>
-          <w:szCs w:val="28"/>
+          <w:sz w:val="24"/>
+          <w:szCs w:val="24"/>
           <w:u w:val="single"/>
           <w:lang w:val="ru-RU"/>
         </w:rPr>
@@ -1854,8 +1958,8 @@
       <w:r>
         <w:rPr>
           <w:rFonts w:ascii="Times New Roman" w:eastAsia="Times New Roman" w:hAnsi="Times New Roman" w:cs="Times New Roman"/>
-          <w:sz w:val="28"/>
-          <w:szCs w:val="28"/>
+          <w:sz w:val="24"/>
+          <w:szCs w:val="24"/>
           <w:u w:val="single"/>
           <w:lang w:val="ru-RU"/>
         </w:rPr>
@@ -1865,8 +1969,8 @@
       <w:r>
         <w:rPr>
           <w:rFonts w:ascii="Times New Roman" w:eastAsia="Times New Roman" w:hAnsi="Times New Roman" w:cs="Times New Roman"/>
-          <w:sz w:val="28"/>
-          <w:szCs w:val="28"/>
+          <w:sz w:val="24"/>
+          <w:szCs w:val="24"/>
           <w:u w:val="single"/>
           <w:lang w:val="ru-RU"/>
         </w:rPr>
@@ -1876,8 +1980,8 @@
       <w:r>
         <w:rPr>
           <w:rFonts w:ascii="Times New Roman" w:eastAsia="Times New Roman" w:hAnsi="Times New Roman" w:cs="Times New Roman"/>
-          <w:sz w:val="28"/>
-          <w:szCs w:val="28"/>
+          <w:sz w:val="24"/>
+          <w:szCs w:val="24"/>
           <w:u w:val="single"/>
           <w:lang w:val="ru-RU"/>
         </w:rPr>
@@ -1887,8 +1991,8 @@
       <w:r>
         <w:rPr>
           <w:rFonts w:ascii="Times New Roman" w:eastAsia="Times New Roman" w:hAnsi="Times New Roman" w:cs="Times New Roman"/>
-          <w:sz w:val="28"/>
-          <w:szCs w:val="28"/>
+          <w:sz w:val="24"/>
+          <w:szCs w:val="24"/>
           <w:u w:val="single"/>
           <w:lang w:val="ru-RU"/>
         </w:rPr>
@@ -1898,8 +2002,8 @@
       <w:r>
         <w:rPr>
           <w:rFonts w:ascii="Times New Roman" w:eastAsia="Times New Roman" w:hAnsi="Times New Roman" w:cs="Times New Roman"/>
-          <w:sz w:val="28"/>
-          <w:szCs w:val="28"/>
+          <w:sz w:val="24"/>
+          <w:szCs w:val="24"/>
           <w:u w:val="single"/>
           <w:lang w:val="ru-RU"/>
         </w:rPr>
@@ -1908,8 +2012,8 @@
       <w:r>
         <w:rPr>
           <w:rFonts w:ascii="Times New Roman" w:eastAsia="Times New Roman" w:hAnsi="Times New Roman" w:cs="Times New Roman"/>
-          <w:sz w:val="28"/>
-          <w:szCs w:val="28"/>
+          <w:sz w:val="24"/>
+          <w:szCs w:val="24"/>
           <w:u w:val="single"/>
           <w:lang w:val="ru-RU"/>
         </w:rPr>
@@ -1925,8 +2029,8 @@
         <w:jc w:val="both"/>
         <w:rPr>
           <w:rFonts w:ascii="Times New Roman" w:eastAsia="Times New Roman" w:hAnsi="Times New Roman" w:cs="Times New Roman"/>
-          <w:sz w:val="28"/>
-          <w:szCs w:val="28"/>
+          <w:sz w:val="24"/>
+          <w:szCs w:val="24"/>
           <w:lang w:val="ru-RU"/>
         </w:rPr>
       </w:pPr>
@@ -1935,8 +2039,8 @@
           <w:rFonts w:ascii="Times New Roman" w:eastAsia="Times New Roman" w:hAnsi="Times New Roman" w:cs="Times New Roman"/>
           <w:b/>
           <w:i/>
-          <w:sz w:val="28"/>
-          <w:szCs w:val="28"/>
+          <w:sz w:val="24"/>
+          <w:szCs w:val="24"/>
           <w:lang w:val="ru-RU"/>
         </w:rPr>
         <w:t>Техническое задание</w:t>
@@ -1945,8 +2049,8 @@
         <w:rPr>
           <w:rFonts w:ascii="Times New Roman" w:eastAsia="Times New Roman" w:hAnsi="Times New Roman" w:cs="Times New Roman"/>
           <w:b/>
-          <w:sz w:val="28"/>
-          <w:szCs w:val="28"/>
+          <w:sz w:val="24"/>
+          <w:szCs w:val="24"/>
           <w:lang w:val="ru-RU"/>
         </w:rPr>
         <w:t>:</w:t>
@@ -1956,8 +2060,8 @@
           <w:rFonts w:ascii="Times New Roman" w:eastAsia="Times New Roman" w:hAnsi="Times New Roman" w:cs="Times New Roman"/>
           <w:b/>
           <w:i/>
-          <w:sz w:val="28"/>
-          <w:szCs w:val="28"/>
+          <w:sz w:val="24"/>
+          <w:szCs w:val="24"/>
           <w:lang w:val="ru-RU"/>
         </w:rPr>
         <w:t xml:space="preserve"> </w:t>
@@ -1965,8 +2069,8 @@
       <w:r>
         <w:rPr>
           <w:rFonts w:ascii="Times New Roman" w:eastAsia="Times New Roman" w:hAnsi="Times New Roman" w:cs="Times New Roman"/>
-          <w:sz w:val="28"/>
-          <w:szCs w:val="28"/>
+          <w:sz w:val="24"/>
+          <w:szCs w:val="24"/>
           <w:u w:val="single"/>
           <w:lang w:val="ru-RU"/>
         </w:rPr>
@@ -1975,8 +2079,8 @@
       <w:r>
         <w:rPr>
           <w:rFonts w:ascii="Times New Roman" w:eastAsia="Times New Roman" w:hAnsi="Times New Roman" w:cs="Times New Roman"/>
-          <w:sz w:val="28"/>
-          <w:szCs w:val="28"/>
+          <w:sz w:val="24"/>
+          <w:szCs w:val="24"/>
           <w:lang w:val="ru-RU"/>
         </w:rPr>
         <w:t xml:space="preserve"> </w:t>
@@ -1988,8 +2092,8 @@
         <w:jc w:val="both"/>
         <w:rPr>
           <w:rFonts w:ascii="Times New Roman" w:eastAsia="Times New Roman" w:hAnsi="Times New Roman" w:cs="Times New Roman"/>
-          <w:sz w:val="28"/>
-          <w:szCs w:val="28"/>
+          <w:sz w:val="24"/>
+          <w:szCs w:val="24"/>
           <w:lang w:val="ru-RU"/>
         </w:rPr>
       </w:pPr>
@@ -1998,8 +2102,8 @@
           <w:rFonts w:ascii="Times New Roman" w:eastAsia="Times New Roman" w:hAnsi="Times New Roman" w:cs="Times New Roman"/>
           <w:b/>
           <w:i/>
-          <w:sz w:val="28"/>
-          <w:szCs w:val="28"/>
+          <w:sz w:val="24"/>
+          <w:szCs w:val="24"/>
           <w:lang w:val="ru-RU"/>
         </w:rPr>
         <w:t>Оформление научно-исследовательской работы:</w:t>
@@ -2014,16 +2118,16 @@
         <w:jc w:val="both"/>
         <w:rPr>
           <w:rFonts w:ascii="Times New Roman" w:eastAsia="Times New Roman" w:hAnsi="Times New Roman" w:cs="Times New Roman"/>
-          <w:sz w:val="28"/>
-          <w:szCs w:val="28"/>
+          <w:sz w:val="24"/>
+          <w:szCs w:val="24"/>
           <w:lang w:val="ru-RU"/>
         </w:rPr>
       </w:pPr>
       <w:r>
         <w:rPr>
           <w:rFonts w:ascii="Times New Roman" w:eastAsia="Times New Roman" w:hAnsi="Times New Roman" w:cs="Times New Roman"/>
-          <w:sz w:val="28"/>
-          <w:szCs w:val="28"/>
+          <w:sz w:val="24"/>
+          <w:szCs w:val="24"/>
           <w:u w:val="single"/>
           <w:lang w:val="ru-RU"/>
         </w:rPr>
@@ -2033,8 +2137,8 @@
       <w:r>
         <w:rPr>
           <w:rFonts w:ascii="Times New Roman" w:eastAsia="Times New Roman" w:hAnsi="Times New Roman" w:cs="Times New Roman"/>
-          <w:sz w:val="28"/>
-          <w:szCs w:val="28"/>
+          <w:sz w:val="24"/>
+          <w:szCs w:val="24"/>
           <w:u w:val="single"/>
           <w:lang w:val="ru-RU"/>
         </w:rPr>
@@ -2043,8 +2147,8 @@
       <w:r>
         <w:rPr>
           <w:rFonts w:ascii="Times New Roman" w:eastAsia="Times New Roman" w:hAnsi="Times New Roman" w:cs="Times New Roman"/>
-          <w:sz w:val="28"/>
-          <w:szCs w:val="28"/>
+          <w:sz w:val="24"/>
+          <w:szCs w:val="24"/>
           <w:lang w:val="ru-RU"/>
         </w:rPr>
         <w:t>_</w:t>
@@ -2053,8 +2157,8 @@
       <w:r>
         <w:rPr>
           <w:rFonts w:ascii="Times New Roman" w:eastAsia="Times New Roman" w:hAnsi="Times New Roman" w:cs="Times New Roman"/>
-          <w:sz w:val="28"/>
-          <w:szCs w:val="28"/>
+          <w:sz w:val="24"/>
+          <w:szCs w:val="24"/>
           <w:lang w:val="ru-RU"/>
         </w:rPr>
         <w:t>____________</w:t>
@@ -2069,27 +2173,47 @@
         <w:jc w:val="both"/>
         <w:rPr>
           <w:rFonts w:ascii="Times New Roman" w:eastAsia="Times New Roman" w:hAnsi="Times New Roman" w:cs="Times New Roman"/>
-          <w:sz w:val="28"/>
-          <w:szCs w:val="28"/>
+          <w:sz w:val="24"/>
+          <w:szCs w:val="24"/>
           <w:lang w:val="ru-RU"/>
         </w:rPr>
       </w:pPr>
       <w:r>
         <w:rPr>
           <w:rFonts w:ascii="Times New Roman" w:eastAsia="Times New Roman" w:hAnsi="Times New Roman" w:cs="Times New Roman"/>
-          <w:sz w:val="28"/>
-          <w:szCs w:val="28"/>
+          <w:sz w:val="24"/>
+          <w:szCs w:val="24"/>
           <w:u w:val="single"/>
           <w:lang w:val="ru-RU"/>
         </w:rPr>
-        <w:t xml:space="preserve">Приложения: графический (иллюстративный) материал (чертежи, схемы, диаграмма и </w:t>
+        <w:t>Приложения:</w:t>
+      </w:r>
+      <w:r>
+        <w:rPr>
+          <w:rFonts w:ascii="Times New Roman" w:eastAsia="Times New Roman" w:hAnsi="Times New Roman" w:cs="Times New Roman"/>
+          <w:sz w:val="24"/>
+          <w:szCs w:val="24"/>
+          <w:u w:val="single"/>
+          <w:lang w:val="ru-RU"/>
+        </w:rPr>
+        <w:t xml:space="preserve"> </w:t>
+      </w:r>
+      <w:r>
+        <w:rPr>
+          <w:rFonts w:ascii="Times New Roman" w:eastAsia="Times New Roman" w:hAnsi="Times New Roman" w:cs="Times New Roman"/>
+          <w:sz w:val="24"/>
+          <w:szCs w:val="24"/>
+          <w:u w:val="single"/>
+          <w:lang w:val="ru-RU"/>
+        </w:rPr>
+        <w:t xml:space="preserve">графический (иллюстративный) материал (чертежи, схемы, диаграмма и </w:t>
       </w:r>
       <w:proofErr w:type="gramStart"/>
       <w:r>
         <w:rPr>
           <w:rFonts w:ascii="Times New Roman" w:eastAsia="Times New Roman" w:hAnsi="Times New Roman" w:cs="Times New Roman"/>
-          <w:sz w:val="28"/>
-          <w:szCs w:val="28"/>
+          <w:sz w:val="24"/>
+          <w:szCs w:val="24"/>
           <w:u w:val="single"/>
           <w:lang w:val="ru-RU"/>
         </w:rPr>
@@ -2098,8 +2222,8 @@
       <w:r>
         <w:rPr>
           <w:rFonts w:ascii="Times New Roman" w:eastAsia="Times New Roman" w:hAnsi="Times New Roman" w:cs="Times New Roman"/>
-          <w:sz w:val="28"/>
-          <w:szCs w:val="28"/>
+          <w:sz w:val="24"/>
+          <w:szCs w:val="24"/>
           <w:lang w:val="ru-RU"/>
         </w:rPr>
         <w:t>_</w:t>
@@ -2108,8 +2232,8 @@
       <w:r>
         <w:rPr>
           <w:rFonts w:ascii="Times New Roman" w:eastAsia="Times New Roman" w:hAnsi="Times New Roman" w:cs="Times New Roman"/>
-          <w:sz w:val="28"/>
-          <w:szCs w:val="28"/>
+          <w:sz w:val="24"/>
+          <w:szCs w:val="24"/>
           <w:lang w:val="ru-RU"/>
         </w:rPr>
         <w:t>__</w:t>
@@ -2121,19 +2245,73 @@
         <w:jc w:val="both"/>
         <w:rPr>
           <w:rFonts w:ascii="Times New Roman" w:eastAsia="Times New Roman" w:hAnsi="Times New Roman" w:cs="Times New Roman"/>
-          <w:sz w:val="28"/>
-          <w:szCs w:val="28"/>
+          <w:sz w:val="24"/>
+          <w:szCs w:val="24"/>
           <w:lang w:val="ru-RU"/>
         </w:rPr>
       </w:pPr>
       <w:r>
         <w:rPr>
           <w:rFonts w:ascii="Times New Roman" w:eastAsia="Times New Roman" w:hAnsi="Times New Roman" w:cs="Times New Roman"/>
-          <w:sz w:val="28"/>
-          <w:szCs w:val="28"/>
-          <w:lang w:val="ru-RU"/>
-        </w:rPr>
-        <w:t>Дата выдачи задания «15» февраля 2026 г.</w:t>
+          <w:sz w:val="24"/>
+          <w:szCs w:val="24"/>
+          <w:lang w:val="ru-RU"/>
+        </w:rPr>
+        <w:t>Дата выдачи задания «</w:t>
+      </w:r>
+      <w:r>
+        <w:rPr>
+          <w:rFonts w:ascii="Times New Roman" w:eastAsia="Times New Roman" w:hAnsi="Times New Roman" w:cs="Times New Roman"/>
+          <w:sz w:val="24"/>
+          <w:szCs w:val="24"/>
+          <w:lang w:val="ru-RU"/>
+        </w:rPr>
+        <w:t>15</w:t>
+      </w:r>
+      <w:r>
+        <w:rPr>
+          <w:rFonts w:ascii="Times New Roman" w:eastAsia="Times New Roman" w:hAnsi="Times New Roman" w:cs="Times New Roman"/>
+          <w:sz w:val="24"/>
+          <w:szCs w:val="24"/>
+          <w:lang w:val="ru-RU"/>
+        </w:rPr>
+        <w:t xml:space="preserve">» </w:t>
+      </w:r>
+      <w:r>
+        <w:rPr>
+          <w:rFonts w:ascii="Times New Roman" w:eastAsia="Times New Roman" w:hAnsi="Times New Roman" w:cs="Times New Roman"/>
+          <w:sz w:val="24"/>
+          <w:szCs w:val="24"/>
+          <w:lang w:val="ru-RU"/>
+        </w:rPr>
+        <w:t>февраля</w:t>
+      </w:r>
+      <w:r>
+        <w:rPr>
+          <w:rFonts w:ascii="Times New Roman" w:eastAsia="Times New Roman" w:hAnsi="Times New Roman" w:cs="Times New Roman"/>
+          <w:sz w:val="24"/>
+          <w:szCs w:val="24"/>
+          <w:lang w:val="ru-RU"/>
+        </w:rPr>
+        <w:t xml:space="preserve"> 202</w:t>
+      </w:r>
+      <w:r>
+        <w:rPr>
+          <w:rFonts w:ascii="Times New Roman" w:eastAsia="Times New Roman" w:hAnsi="Times New Roman" w:cs="Times New Roman"/>
+          <w:sz w:val="24"/>
+          <w:szCs w:val="24"/>
+          <w:lang w:val="ru-RU"/>
+        </w:rPr>
+        <w:t>6</w:t>
+      </w:r>
+      <w:r>
+        <w:rPr>
+          <w:rFonts w:ascii="Times New Roman" w:eastAsia="Times New Roman" w:hAnsi="Times New Roman" w:cs="Times New Roman"/>
+          <w:sz w:val="24"/>
+          <w:szCs w:val="24"/>
+          <w:lang w:val="ru-RU"/>
+        </w:rPr>
+        <w:t xml:space="preserve"> г.</w:t>
       </w:r>
     </w:p>
     <w:p>
@@ -2142,8 +2320,8 @@
         <w:jc w:val="both"/>
         <w:rPr>
           <w:rFonts w:ascii="Times New Roman" w:eastAsia="Times New Roman" w:hAnsi="Times New Roman" w:cs="Times New Roman"/>
-          <w:sz w:val="28"/>
-          <w:szCs w:val="28"/>
+          <w:sz w:val="24"/>
+          <w:szCs w:val="24"/>
           <w:lang w:val="ru-RU"/>
         </w:rPr>
       </w:pPr>
@@ -2158,25 +2336,66 @@
         <w:spacing w:after="0" w:line="240" w:lineRule="auto"/>
         <w:rPr>
           <w:rFonts w:ascii="Times New Roman" w:eastAsia="Times New Roman" w:hAnsi="Times New Roman" w:cs="Times New Roman"/>
-          <w:sz w:val="28"/>
-          <w:szCs w:val="28"/>
-          <w:lang w:val="ru-RU"/>
-        </w:rPr>
-      </w:pPr>
+          <w:sz w:val="24"/>
+          <w:szCs w:val="24"/>
+          <w:lang w:val="ru-RU"/>
+        </w:rPr>
+      </w:pPr>
+      <w:r>
+        <w:rPr>
+          <w:rFonts w:ascii="Times New Roman" w:eastAsia="Times New Roman" w:hAnsi="Times New Roman" w:cs="Times New Roman"/>
+          <w:sz w:val="24"/>
+          <w:szCs w:val="24"/>
+          <w:lang w:val="ru-RU"/>
+        </w:rPr>
+        <w:t>Научный руководитель</w:t>
+      </w:r>
+      <w:r>
+        <w:rPr>
+          <w:rFonts w:ascii="Times New Roman" w:eastAsia="Times New Roman" w:hAnsi="Times New Roman" w:cs="Times New Roman"/>
+          <w:sz w:val="24"/>
+          <w:szCs w:val="24"/>
+          <w:lang w:val="ru-RU"/>
+        </w:rPr>
+        <w:tab/>
+      </w:r>
+      <w:r>
+        <w:rPr>
+          <w:rFonts w:ascii="Times New Roman" w:eastAsia="Times New Roman" w:hAnsi="Times New Roman" w:cs="Times New Roman"/>
+          <w:b/>
+          <w:sz w:val="24"/>
+          <w:szCs w:val="24"/>
+          <w:lang w:val="ru-RU"/>
+        </w:rPr>
+        <w:t xml:space="preserve">________________   </w:t>
+      </w:r>
+      <w:r>
+        <w:rPr>
+          <w:rFonts w:ascii="Times New Roman" w:eastAsia="Times New Roman" w:hAnsi="Times New Roman" w:cs="Times New Roman"/>
+          <w:b/>
+          <w:sz w:val="24"/>
+          <w:szCs w:val="24"/>
+          <w:u w:val="single"/>
+          <w:lang w:val="ru-RU"/>
+        </w:rPr>
+        <w:tab/>
+      </w:r>
       <w:r>
         <w:rPr>
           <w:rFonts w:ascii="Times New Roman" w:eastAsia="Times New Roman" w:hAnsi="Times New Roman" w:cs="Times New Roman"/>
           <w:sz w:val="28"/>
           <w:szCs w:val="28"/>
-          <w:lang w:val="ru-RU"/>
-        </w:rPr>
-        <w:t>Научный руководитель</w:t>
+          <w:u w:val="single"/>
+          <w:lang w:val="ru-RU"/>
+        </w:rPr>
+        <w:t>А.М. Балашов</w:t>
       </w:r>
       <w:r>
         <w:rPr>
           <w:rFonts w:ascii="Times New Roman" w:eastAsia="Times New Roman" w:hAnsi="Times New Roman" w:cs="Times New Roman"/>
-          <w:sz w:val="28"/>
-          <w:szCs w:val="28"/>
+          <w:sz w:val="24"/>
+          <w:szCs w:val="24"/>
+          <w:u w:val="single"/>
           <w:lang w:val="ru-RU"/>
         </w:rPr>
         <w:tab/>
@@ -2184,49 +2403,8 @@
       <w:r>
         <w:rPr>
           <w:rFonts w:ascii="Times New Roman" w:eastAsia="Times New Roman" w:hAnsi="Times New Roman" w:cs="Times New Roman"/>
-          <w:b/>
-          <w:sz w:val="28"/>
-          <w:szCs w:val="28"/>
-          <w:lang w:val="ru-RU"/>
-        </w:rPr>
-        <w:t xml:space="preserve">________________   </w:t>
-      </w:r>
-      <w:r>
-        <w:rPr>
-          <w:rFonts w:ascii="Times New Roman" w:eastAsia="Times New Roman" w:hAnsi="Times New Roman" w:cs="Times New Roman"/>
-          <w:b/>
-          <w:sz w:val="28"/>
-          <w:szCs w:val="28"/>
-          <w:u w:val="single"/>
-          <w:lang w:val="ru-RU"/>
-        </w:rPr>
-        <w:tab/>
-      </w:r>
-      <w:r>
-        <w:rPr>
-          <w:rFonts w:ascii="Times New Roman" w:eastAsia="Times New Roman" w:hAnsi="Times New Roman" w:cs="Times New Roman"/>
-          <w:sz w:val="28"/>
-          <w:szCs w:val="28"/>
-          <w:u w:val="single"/>
-          <w:lang w:val="ru-RU"/>
-        </w:rPr>
-        <w:t>А.М. Балашов</w:t>
-      </w:r>
-      <w:r>
-        <w:rPr>
-          <w:rFonts w:ascii="Times New Roman" w:eastAsia="Times New Roman" w:hAnsi="Times New Roman" w:cs="Times New Roman"/>
-          <w:sz w:val="28"/>
-          <w:szCs w:val="28"/>
-          <w:u w:val="single"/>
-          <w:lang w:val="ru-RU"/>
-        </w:rPr>
-        <w:tab/>
-      </w:r>
-      <w:r>
-        <w:rPr>
-          <w:rFonts w:ascii="Times New Roman" w:eastAsia="Times New Roman" w:hAnsi="Times New Roman" w:cs="Times New Roman"/>
-          <w:sz w:val="28"/>
-          <w:szCs w:val="28"/>
+          <w:sz w:val="24"/>
+          <w:szCs w:val="24"/>
           <w:lang w:val="ru-RU"/>
         </w:rPr>
         <w:t xml:space="preserve"> </w:t>
@@ -2238,16 +2416,16 @@
         <w:ind w:left="720" w:firstLine="1265"/>
         <w:rPr>
           <w:rFonts w:ascii="Times New Roman" w:eastAsia="Times New Roman" w:hAnsi="Times New Roman" w:cs="Times New Roman"/>
-          <w:sz w:val="28"/>
-          <w:szCs w:val="28"/>
+          <w:sz w:val="18"/>
+          <w:szCs w:val="18"/>
           <w:lang w:val="ru-RU"/>
         </w:rPr>
       </w:pPr>
       <w:r>
         <w:rPr>
           <w:rFonts w:ascii="Times New Roman" w:eastAsia="Times New Roman" w:hAnsi="Times New Roman" w:cs="Times New Roman"/>
-          <w:sz w:val="28"/>
-          <w:szCs w:val="28"/>
+          <w:sz w:val="18"/>
+          <w:szCs w:val="18"/>
           <w:lang w:val="ru-RU"/>
         </w:rPr>
         <w:tab/>
@@ -2256,8 +2434,8 @@
       <w:r>
         <w:rPr>
           <w:rFonts w:ascii="Times New Roman" w:eastAsia="Times New Roman" w:hAnsi="Times New Roman" w:cs="Times New Roman"/>
-          <w:sz w:val="28"/>
-          <w:szCs w:val="28"/>
+          <w:sz w:val="18"/>
+          <w:szCs w:val="18"/>
           <w:lang w:val="ru-RU"/>
         </w:rPr>
         <w:tab/>
@@ -2282,8 +2460,8 @@
       <w:r>
         <w:rPr>
           <w:rFonts w:ascii="Times New Roman" w:eastAsia="Times New Roman" w:hAnsi="Times New Roman" w:cs="Times New Roman"/>
-          <w:sz w:val="28"/>
-          <w:szCs w:val="28"/>
+          <w:sz w:val="24"/>
+          <w:szCs w:val="24"/>
           <w:lang w:val="ru-RU"/>
         </w:rPr>
         <w:t xml:space="preserve">Студент группы </w:t>
@@ -2291,12 +2469,42 @@
       <w:r>
         <w:rPr>
           <w:rFonts w:ascii="Times New Roman" w:eastAsia="Times New Roman" w:hAnsi="Times New Roman" w:cs="Times New Roman"/>
-          <w:sz w:val="28"/>
-          <w:szCs w:val="28"/>
+          <w:sz w:val="24"/>
+          <w:szCs w:val="24"/>
           <w:u w:val="single"/>
           <w:lang w:val="ru-RU"/>
         </w:rPr>
-        <w:t>ИУ5Ц-101Б</w:t>
+        <w:t>ИУ5Ц-</w:t>
+      </w:r>
+      <w:r>
+        <w:rPr>
+          <w:rFonts w:ascii="Times New Roman" w:eastAsia="Times New Roman" w:hAnsi="Times New Roman" w:cs="Times New Roman"/>
+          <w:sz w:val="24"/>
+          <w:szCs w:val="24"/>
+          <w:u w:val="single"/>
+          <w:lang w:val="ru-RU"/>
+        </w:rPr>
+        <w:t>10</w:t>
+      </w:r>
+      <w:r>
+        <w:rPr>
+          <w:rFonts w:ascii="Times New Roman" w:eastAsia="Times New Roman" w:hAnsi="Times New Roman" w:cs="Times New Roman"/>
+          <w:sz w:val="24"/>
+          <w:szCs w:val="24"/>
+          <w:u w:val="single"/>
+          <w:lang w:val="ru-RU"/>
+        </w:rPr>
+        <w:t>1</w:t>
+      </w:r>
+      <w:r>
+        <w:rPr>
+          <w:rFonts w:ascii="Times New Roman" w:eastAsia="Times New Roman" w:hAnsi="Times New Roman" w:cs="Times New Roman"/>
+          <w:sz w:val="24"/>
+          <w:szCs w:val="24"/>
+          <w:u w:val="single"/>
+          <w:lang w:val="ru-RU"/>
+        </w:rPr>
+        <w:t>Б</w:t>
       </w:r>
       <w:r>
         <w:rPr>
@@ -2364,16 +2572,16 @@
         <w:ind w:left="720" w:firstLine="981"/>
         <w:rPr>
           <w:rFonts w:ascii="Times New Roman" w:eastAsia="Times New Roman" w:hAnsi="Times New Roman" w:cs="Times New Roman"/>
-          <w:sz w:val="28"/>
-          <w:szCs w:val="28"/>
+          <w:sz w:val="18"/>
+          <w:szCs w:val="18"/>
           <w:lang w:val="ru-RU"/>
         </w:rPr>
       </w:pPr>
       <w:r>
         <w:rPr>
           <w:rFonts w:ascii="Times New Roman" w:eastAsia="Times New Roman" w:hAnsi="Times New Roman" w:cs="Times New Roman"/>
-          <w:sz w:val="28"/>
-          <w:szCs w:val="28"/>
+          <w:sz w:val="18"/>
+          <w:szCs w:val="18"/>
           <w:lang w:val="ru-RU"/>
         </w:rPr>
         <w:t>(код группы)</w:t>
@@ -2381,8 +2589,8 @@
       <w:r>
         <w:rPr>
           <w:rFonts w:ascii="Times New Roman" w:eastAsia="Times New Roman" w:hAnsi="Times New Roman" w:cs="Times New Roman"/>
-          <w:sz w:val="28"/>
-          <w:szCs w:val="28"/>
+          <w:sz w:val="18"/>
+          <w:szCs w:val="18"/>
           <w:lang w:val="ru-RU"/>
         </w:rPr>
         <w:tab/>
@@ -2391,8 +2599,8 @@
       <w:r>
         <w:rPr>
           <w:rFonts w:ascii="Times New Roman" w:eastAsia="Times New Roman" w:hAnsi="Times New Roman" w:cs="Times New Roman"/>
-          <w:sz w:val="28"/>
-          <w:szCs w:val="28"/>
+          <w:sz w:val="18"/>
+          <w:szCs w:val="18"/>
           <w:lang w:val="ru-RU"/>
         </w:rPr>
         <w:tab/>
@@ -2405,8 +2613,8 @@
         <w:jc w:val="both"/>
         <w:rPr>
           <w:rFonts w:ascii="Times New Roman" w:eastAsia="Times New Roman" w:hAnsi="Times New Roman" w:cs="Times New Roman"/>
-          <w:sz w:val="28"/>
-          <w:szCs w:val="28"/>
+          <w:sz w:val="20"/>
+          <w:szCs w:val="20"/>
           <w:u w:val="single"/>
           <w:lang w:val="ru-RU"/>
         </w:rPr>
@@ -2418,8 +2626,8 @@
         <w:jc w:val="both"/>
         <w:rPr>
           <w:rFonts w:ascii="Times New Roman" w:eastAsia="Times New Roman" w:hAnsi="Times New Roman" w:cs="Times New Roman"/>
-          <w:sz w:val="28"/>
-          <w:szCs w:val="28"/>
+          <w:sz w:val="20"/>
+          <w:szCs w:val="20"/>
           <w:u w:val="single"/>
           <w:lang w:val="ru-RU"/>
         </w:rPr>
@@ -2431,30 +2639,56 @@
         <w:jc w:val="both"/>
         <w:rPr>
           <w:rFonts w:ascii="Times New Roman" w:eastAsia="Times New Roman" w:hAnsi="Times New Roman" w:cs="Times New Roman"/>
+          <w:sz w:val="20"/>
+          <w:szCs w:val="20"/>
+          <w:lang w:val="ru-RU"/>
+        </w:rPr>
+      </w:pPr>
+      <w:r>
+        <w:rPr>
+          <w:rFonts w:ascii="Times New Roman" w:eastAsia="Times New Roman" w:hAnsi="Times New Roman" w:cs="Times New Roman"/>
+          <w:sz w:val="20"/>
+          <w:szCs w:val="20"/>
+          <w:u w:val="single"/>
+          <w:lang w:val="ru-RU"/>
+        </w:rPr>
+        <w:t>Примечание</w:t>
+      </w:r>
+      <w:r>
+        <w:rPr>
+          <w:rFonts w:ascii="Times New Roman" w:eastAsia="Times New Roman" w:hAnsi="Times New Roman" w:cs="Times New Roman"/>
+          <w:sz w:val="20"/>
+          <w:szCs w:val="20"/>
+          <w:lang w:val="ru-RU"/>
+        </w:rPr>
+        <w:t>: Задание оформляется в двух экземплярах: один выдается студенту, второй хранится на кафедре.</w:t>
+      </w:r>
+    </w:p>
+    <w:p>
+      <w:pPr>
+        <w:spacing w:after="0" w:line="240" w:lineRule="auto"/>
+        <w:jc w:val="center"/>
+        <w:rPr>
+          <w:rFonts w:ascii="Times New Roman" w:eastAsia="Times New Roman" w:hAnsi="Times New Roman" w:cs="Times New Roman"/>
+          <w:b/>
           <w:sz w:val="28"/>
           <w:szCs w:val="28"/>
           <w:lang w:val="ru-RU"/>
         </w:rPr>
       </w:pPr>
-      <w:r>
+    </w:p>
+    <w:p>
+      <w:pPr>
+        <w:spacing w:after="0" w:line="240" w:lineRule="auto"/>
+        <w:jc w:val="center"/>
         <w:rPr>
           <w:rFonts w:ascii="Times New Roman" w:eastAsia="Times New Roman" w:hAnsi="Times New Roman" w:cs="Times New Roman"/>
+          <w:b/>
           <w:sz w:val="28"/>
           <w:szCs w:val="28"/>
-          <w:u w:val="single"/>
-          <w:lang w:val="ru-RU"/>
-        </w:rPr>
-        <w:t>Примечание</w:t>
-      </w:r>
-      <w:r>
-        <w:rPr>
-          <w:rFonts w:ascii="Times New Roman" w:eastAsia="Times New Roman" w:hAnsi="Times New Roman" w:cs="Times New Roman"/>
-          <w:sz w:val="28"/>
-          <w:szCs w:val="28"/>
-          <w:lang w:val="ru-RU"/>
-        </w:rPr>
-        <w:t>: Задание оформляется в двух экземплярах: один выдается студенту, второй хранится на кафедре.</w:t>
-      </w:r>
+          <w:lang w:val="ru-RU"/>
+        </w:rPr>
+      </w:pPr>
     </w:p>
     <w:p>
       <w:pPr>
@@ -2488,7 +2722,7 @@
           <w:lang w:val="ru-RU" w:eastAsia="zh-CN"/>
         </w:rPr>
       </w:pPr>
-      <w:bookmarkStart w:id="4" w:name="_Toc227794885"/>
+      <w:bookmarkStart w:id="0" w:name="_Toc227794885"/>
       <w:r>
         <w:rPr>
           <w:rFonts w:ascii="Times New Roman" w:eastAsia="Times New Roman" w:hAnsi="Times New Roman" w:cs="Times New Roman"/>
@@ -2499,7 +2733,7 @@
         <w:lastRenderedPageBreak/>
         <w:t>АННОТАЦИЯ</w:t>
       </w:r>
-      <w:bookmarkEnd w:id="4"/>
+      <w:bookmarkEnd w:id="0"/>
     </w:p>
     <w:p>
       <w:pPr>
@@ -3827,7 +4061,7 @@
           <w:lang w:val="ru-RU" w:eastAsia="zh-CN"/>
         </w:rPr>
       </w:pPr>
-      <w:bookmarkStart w:id="5" w:name="_Toc227794886"/>
+      <w:bookmarkStart w:id="1" w:name="_Toc227794886"/>
       <w:r>
         <w:rPr>
           <w:rFonts w:ascii="Times New Roman" w:eastAsia="Times New Roman" w:hAnsi="Times New Roman" w:cs="Times New Roman"/>
@@ -3838,7 +4072,7 @@
         <w:lastRenderedPageBreak/>
         <w:t>ВВЕДЕНИЕ</w:t>
       </w:r>
-      <w:bookmarkEnd w:id="5"/>
+      <w:bookmarkEnd w:id="1"/>
     </w:p>
     <w:p>
       <w:pPr>
@@ -4740,7 +4974,7 @@
           <w:lang w:val="ru-RU" w:eastAsia="zh-CN"/>
         </w:rPr>
       </w:pPr>
-      <w:bookmarkStart w:id="6" w:name="_Toc227794887"/>
+      <w:bookmarkStart w:id="2" w:name="_Toc227794887"/>
       <w:r>
         <w:rPr>
           <w:rFonts w:ascii="Times New Roman" w:eastAsia="Times New Roman" w:hAnsi="Times New Roman" w:cs="Times New Roman"/>
@@ -4751,7 +4985,7 @@
         <w:lastRenderedPageBreak/>
         <w:t>Средства и технологии разработки и их описание</w:t>
       </w:r>
-      <w:bookmarkEnd w:id="6"/>
+      <w:bookmarkEnd w:id="2"/>
     </w:p>
     <w:p>
       <w:pPr>
@@ -10137,7 +10371,7 @@
           <w:lang w:val="ru-RU" w:eastAsia="zh-CN"/>
         </w:rPr>
       </w:pPr>
-      <w:bookmarkStart w:id="7" w:name="_Toc227794888"/>
+      <w:bookmarkStart w:id="3" w:name="_Toc227794888"/>
       <w:r>
         <w:rPr>
           <w:rFonts w:ascii="Times New Roman" w:eastAsia="Times New Roman" w:hAnsi="Times New Roman" w:cs="Times New Roman"/>
@@ -10148,7 +10382,7 @@
         <w:lastRenderedPageBreak/>
         <w:t>Архитектура системы</w:t>
       </w:r>
-      <w:bookmarkEnd w:id="7"/>
+      <w:bookmarkEnd w:id="3"/>
     </w:p>
     <w:p>
       <w:pPr>
@@ -10519,14 +10753,14 @@
           <w:color w:val="000000" w:themeColor="text1"/>
         </w:rPr>
       </w:pPr>
-      <w:bookmarkStart w:id="8" w:name="_Ref185001022"/>
+      <w:bookmarkStart w:id="4" w:name="_Ref185001022"/>
       <w:r>
         <w:rPr>
           <w:color w:val="000000" w:themeColor="text1"/>
         </w:rPr>
         <w:t xml:space="preserve">Рисунок </w:t>
       </w:r>
-      <w:bookmarkEnd w:id="8"/>
+      <w:bookmarkEnd w:id="4"/>
       <w:r>
         <w:rPr>
           <w:color w:val="000000" w:themeColor="text1"/>
@@ -12578,7 +12812,7 @@
           <w:lang w:val="ru-RU" w:eastAsia="zh-CN"/>
         </w:rPr>
       </w:pPr>
-      <w:bookmarkStart w:id="9" w:name="_Toc227794889"/>
+      <w:bookmarkStart w:id="5" w:name="_Toc227794889"/>
       <w:r>
         <w:rPr>
           <w:rFonts w:ascii="Times New Roman" w:eastAsia="Times New Roman" w:hAnsi="Times New Roman" w:cs="Times New Roman"/>
@@ -12589,7 +12823,7 @@
         <w:lastRenderedPageBreak/>
         <w:t>Описание интерфейса системы</w:t>
       </w:r>
-      <w:bookmarkEnd w:id="9"/>
+      <w:bookmarkEnd w:id="5"/>
     </w:p>
     <w:p>
       <w:pPr>
@@ -14828,7 +15062,7 @@
           <w:lang w:val="ru-RU" w:eastAsia="zh-CN"/>
         </w:rPr>
       </w:pPr>
-      <w:bookmarkStart w:id="10" w:name="_Toc227794890"/>
+      <w:bookmarkStart w:id="6" w:name="_Toc227794890"/>
       <w:r>
         <w:rPr>
           <w:rFonts w:ascii="Times New Roman" w:eastAsia="Times New Roman" w:hAnsi="Times New Roman" w:cs="Times New Roman"/>
@@ -14839,7 +15073,7 @@
         <w:lastRenderedPageBreak/>
         <w:t>ЗАКЛЮЧЕНИЕ</w:t>
       </w:r>
-      <w:bookmarkEnd w:id="10"/>
+      <w:bookmarkEnd w:id="6"/>
     </w:p>
     <w:p>
       <w:pPr>
@@ -15596,7 +15830,7 @@
           <w:lang w:val="ru-RU" w:eastAsia="zh-CN"/>
         </w:rPr>
       </w:pPr>
-      <w:bookmarkStart w:id="11" w:name="_Toc227794891"/>
+      <w:bookmarkStart w:id="7" w:name="_Toc227794891"/>
       <w:r>
         <w:rPr>
           <w:rFonts w:ascii="Times New Roman" w:eastAsia="Times New Roman" w:hAnsi="Times New Roman" w:cs="Times New Roman"/>
@@ -15607,7 +15841,7 @@
         <w:lastRenderedPageBreak/>
         <w:t>СПИСОК ИСПОЛЬЗОВАННЫХ ИСТОЧНИКОВ</w:t>
       </w:r>
-      <w:bookmarkEnd w:id="11"/>
+      <w:bookmarkEnd w:id="7"/>
     </w:p>
     <w:p>
       <w:pPr>
@@ -17037,7 +17271,7 @@
   <w:style w:type="paragraph" w:default="1" w:styleId="a1">
     <w:name w:val="Normal"/>
     <w:qFormat/>
-    <w:rsid w:val="008F094C"/>
+    <w:rsid w:val="00F2285A"/>
   </w:style>
   <w:style w:type="paragraph" w:styleId="1">
     <w:name w:val="heading 1"/>
